--- a/rapports/16_02_2026/MAMADOU_DIOP/coh_EQ28_sup_054101000013.docx
+++ b/rapports/16_02_2026/MAMADOU_DIOP/coh_EQ28_sup_054101000013.docx
@@ -25,7 +25,7 @@
         <w:br/>
         <w:t>Grappe: 054101000013</w:t>
         <w:br/>
-        <w:t>Date: 16/02/2026 a 12:40</w:t>
+        <w:t>Date: 16/02/2026 a 12:58</w:t>
       </w:r>
     </w:p>
     <w:p/>

--- a/rapports/16_02_2026/MAMADOU_DIOP/coh_EQ28_sup_054101000013.docx
+++ b/rapports/16_02_2026/MAMADOU_DIOP/coh_EQ28_sup_054101000013.docx
@@ -25,7 +25,7 @@
         <w:br/>
         <w:t>Grappe: 054101000013</w:t>
         <w:br/>
-        <w:t>Date: 16/02/2026 a 12:58</w:t>
+        <w:t>Date: 16/02/2026 a 13:05</w:t>
       </w:r>
     </w:p>
     <w:p/>
@@ -97,7 +97,7 @@
           </w:tcPr>
           <w:p>
             <w:r>
-              <w:t>1</w:t>
+              <w:t>11</w:t>
             </w:r>
           </w:p>
         </w:tc>
@@ -119,7 +119,7 @@
           </w:tcPr>
           <w:p>
             <w:r>
-              <w:t>12</w:t>
+              <w:t>23</w:t>
             </w:r>
           </w:p>
         </w:tc>
@@ -199,6 +199,134 @@
           </w:tcPr>
           <w:p>
             <w:r>
+              <w:t>Section7b</w:t>
+            </w:r>
+          </w:p>
+        </w:tc>
+        <w:tc>
+          <w:tcPr>
+            <w:tcW w:type="dxa" w:w="3324"/>
+          </w:tcPr>
+          <w:p>
+            <w:r>
+              <w:t>Consommation alimentaire - 7 jours</w:t>
+            </w:r>
+          </w:p>
+        </w:tc>
+        <w:tc>
+          <w:tcPr>
+            <w:tcW w:type="dxa" w:w="3324"/>
+          </w:tcPr>
+          <w:p>
+            <w:r>
+              <w:t>11</w:t>
+            </w:r>
+          </w:p>
+        </w:tc>
+      </w:tr>
+      <w:tr>
+        <w:tc>
+          <w:tcPr>
+            <w:tcW w:type="dxa" w:w="3324"/>
+          </w:tcPr>
+          <w:p>
+            <w:r>
+              <w:t>Section16a</w:t>
+            </w:r>
+          </w:p>
+        </w:tc>
+        <w:tc>
+          <w:tcPr>
+            <w:tcW w:type="dxa" w:w="3324"/>
+          </w:tcPr>
+          <w:p>
+            <w:r>
+              <w:t>Champs et parcelles</w:t>
+            </w:r>
+          </w:p>
+        </w:tc>
+        <w:tc>
+          <w:tcPr>
+            <w:tcW w:type="dxa" w:w="3324"/>
+          </w:tcPr>
+          <w:p>
+            <w:r>
+              <w:t>11</w:t>
+            </w:r>
+          </w:p>
+        </w:tc>
+      </w:tr>
+      <w:tr>
+        <w:tc>
+          <w:tcPr>
+            <w:tcW w:type="dxa" w:w="3324"/>
+          </w:tcPr>
+          <w:p>
+            <w:r>
+              <w:t>Section2</w:t>
+            </w:r>
+          </w:p>
+        </w:tc>
+        <w:tc>
+          <w:tcPr>
+            <w:tcW w:type="dxa" w:w="3324"/>
+          </w:tcPr>
+          <w:p>
+            <w:r>
+              <w:t>Education</w:t>
+            </w:r>
+          </w:p>
+        </w:tc>
+        <w:tc>
+          <w:tcPr>
+            <w:tcW w:type="dxa" w:w="3324"/>
+          </w:tcPr>
+          <w:p>
+            <w:r>
+              <w:t>10</w:t>
+            </w:r>
+          </w:p>
+        </w:tc>
+      </w:tr>
+      <w:tr>
+        <w:tc>
+          <w:tcPr>
+            <w:tcW w:type="dxa" w:w="3324"/>
+          </w:tcPr>
+          <w:p>
+            <w:r>
+              <w:t>Section11</w:t>
+            </w:r>
+          </w:p>
+        </w:tc>
+        <w:tc>
+          <w:tcPr>
+            <w:tcW w:type="dxa" w:w="3324"/>
+          </w:tcPr>
+          <w:p>
+            <w:r>
+              <w:t>Caracteristiques logement</w:t>
+            </w:r>
+          </w:p>
+        </w:tc>
+        <w:tc>
+          <w:tcPr>
+            <w:tcW w:type="dxa" w:w="3324"/>
+          </w:tcPr>
+          <w:p>
+            <w:r>
+              <w:t>10</w:t>
+            </w:r>
+          </w:p>
+        </w:tc>
+      </w:tr>
+      <w:tr>
+        <w:tc>
+          <w:tcPr>
+            <w:tcW w:type="dxa" w:w="3324"/>
+          </w:tcPr>
+          <w:p>
+            <w:r>
               <w:t>Section0</w:t>
             </w:r>
           </w:p>
@@ -219,7 +347,39 @@
           </w:tcPr>
           <w:p>
             <w:r>
-              <w:t>1</w:t>
+              <w:t>8</w:t>
+            </w:r>
+          </w:p>
+        </w:tc>
+      </w:tr>
+      <w:tr>
+        <w:tc>
+          <w:tcPr>
+            <w:tcW w:type="dxa" w:w="3324"/>
+          </w:tcPr>
+          <w:p>
+            <w:r>
+              <w:t>Section4a</w:t>
+            </w:r>
+          </w:p>
+        </w:tc>
+        <w:tc>
+          <w:tcPr>
+            <w:tcW w:type="dxa" w:w="3324"/>
+          </w:tcPr>
+          <w:p>
+            <w:r>
+              <w:t>Emploi</w:t>
+            </w:r>
+          </w:p>
+        </w:tc>
+        <w:tc>
+          <w:tcPr>
+            <w:tcW w:type="dxa" w:w="3324"/>
+          </w:tcPr>
+          <w:p>
+            <w:r>
+              <w:t>6</w:t>
             </w:r>
           </w:p>
         </w:tc>
@@ -251,39 +411,7 @@
           </w:tcPr>
           <w:p>
             <w:r>
-              <w:t>1</w:t>
-            </w:r>
-          </w:p>
-        </w:tc>
-      </w:tr>
-      <w:tr>
-        <w:tc>
-          <w:tcPr>
-            <w:tcW w:type="dxa" w:w="3324"/>
-          </w:tcPr>
-          <w:p>
-            <w:r>
-              <w:t>Section2</w:t>
-            </w:r>
-          </w:p>
-        </w:tc>
-        <w:tc>
-          <w:tcPr>
-            <w:tcW w:type="dxa" w:w="3324"/>
-          </w:tcPr>
-          <w:p>
-            <w:r>
-              <w:t>Education</w:t>
-            </w:r>
-          </w:p>
-        </w:tc>
-        <w:tc>
-          <w:tcPr>
-            <w:tcW w:type="dxa" w:w="3324"/>
-          </w:tcPr>
-          <w:p>
-            <w:r>
-              <w:t>1</w:t>
+              <w:t>5</w:t>
             </w:r>
           </w:p>
         </w:tc>
@@ -315,7 +443,7 @@
           </w:tcPr>
           <w:p>
             <w:r>
-              <w:t>1</w:t>
+              <w:t>5</w:t>
             </w:r>
           </w:p>
         </w:tc>
@@ -327,7 +455,7 @@
           </w:tcPr>
           <w:p>
             <w:r>
-              <w:t>Section4c</w:t>
+              <w:t>Section9c</w:t>
             </w:r>
           </w:p>
         </w:tc>
@@ -337,7 +465,7 @@
           </w:tcPr>
           <w:p>
             <w:r>
-              <w:t>Emploi - Activite secondaire</w:t>
+              <w:t>Depenses non-alimentaires - 30 jours</w:t>
             </w:r>
           </w:p>
         </w:tc>
@@ -347,7 +475,7 @@
           </w:tcPr>
           <w:p>
             <w:r>
-              <w:t>1</w:t>
+              <w:t>4</w:t>
             </w:r>
           </w:p>
         </w:tc>
@@ -359,7 +487,7 @@
           </w:tcPr>
           <w:p>
             <w:r>
-              <w:t>Section6</w:t>
+              <w:t>Section9d</w:t>
             </w:r>
           </w:p>
         </w:tc>
@@ -369,7 +497,7 @@
           </w:tcPr>
           <w:p>
             <w:r>
-              <w:t>Epargne et credit</w:t>
+              <w:t>Depenses non-alimentaires - 3 mois</w:t>
             </w:r>
           </w:p>
         </w:tc>
@@ -379,135 +507,7 @@
           </w:tcPr>
           <w:p>
             <w:r>
-              <w:t>1</w:t>
-            </w:r>
-          </w:p>
-        </w:tc>
-      </w:tr>
-      <w:tr>
-        <w:tc>
-          <w:tcPr>
-            <w:tcW w:type="dxa" w:w="3324"/>
-          </w:tcPr>
-          <w:p>
-            <w:r>
-              <w:t>Section7b</w:t>
-            </w:r>
-          </w:p>
-        </w:tc>
-        <w:tc>
-          <w:tcPr>
-            <w:tcW w:type="dxa" w:w="3324"/>
-          </w:tcPr>
-          <w:p>
-            <w:r>
-              <w:t>Consommation alimentaire - 7 jours</w:t>
-            </w:r>
-          </w:p>
-        </w:tc>
-        <w:tc>
-          <w:tcPr>
-            <w:tcW w:type="dxa" w:w="3324"/>
-          </w:tcPr>
-          <w:p>
-            <w:r>
-              <w:t>1</w:t>
-            </w:r>
-          </w:p>
-        </w:tc>
-      </w:tr>
-      <w:tr>
-        <w:tc>
-          <w:tcPr>
-            <w:tcW w:type="dxa" w:w="3324"/>
-          </w:tcPr>
-          <w:p>
-            <w:r>
-              <w:t>Section11</w:t>
-            </w:r>
-          </w:p>
-        </w:tc>
-        <w:tc>
-          <w:tcPr>
-            <w:tcW w:type="dxa" w:w="3324"/>
-          </w:tcPr>
-          <w:p>
-            <w:r>
-              <w:t>Caracteristiques logement</w:t>
-            </w:r>
-          </w:p>
-        </w:tc>
-        <w:tc>
-          <w:tcPr>
-            <w:tcW w:type="dxa" w:w="3324"/>
-          </w:tcPr>
-          <w:p>
-            <w:r>
-              <w:t>1</w:t>
-            </w:r>
-          </w:p>
-        </w:tc>
-      </w:tr>
-      <w:tr>
-        <w:tc>
-          <w:tcPr>
-            <w:tcW w:type="dxa" w:w="3324"/>
-          </w:tcPr>
-          <w:p>
-            <w:r>
-              <w:t>Section12</w:t>
-            </w:r>
-          </w:p>
-        </w:tc>
-        <w:tc>
-          <w:tcPr>
-            <w:tcW w:type="dxa" w:w="3324"/>
-          </w:tcPr>
-          <w:p>
-            <w:r>
-              <w:t>Actifs du menage</w:t>
-            </w:r>
-          </w:p>
-        </w:tc>
-        <w:tc>
-          <w:tcPr>
-            <w:tcW w:type="dxa" w:w="3324"/>
-          </w:tcPr>
-          <w:p>
-            <w:r>
-              <w:t>1</w:t>
-            </w:r>
-          </w:p>
-        </w:tc>
-      </w:tr>
-      <w:tr>
-        <w:tc>
-          <w:tcPr>
-            <w:tcW w:type="dxa" w:w="3324"/>
-          </w:tcPr>
-          <w:p>
-            <w:r>
-              <w:t>Section16a</w:t>
-            </w:r>
-          </w:p>
-        </w:tc>
-        <w:tc>
-          <w:tcPr>
-            <w:tcW w:type="dxa" w:w="3324"/>
-          </w:tcPr>
-          <w:p>
-            <w:r>
-              <w:t>Champs et parcelles</w:t>
-            </w:r>
-          </w:p>
-        </w:tc>
-        <w:tc>
-          <w:tcPr>
-            <w:tcW w:type="dxa" w:w="3324"/>
-          </w:tcPr>
-          <w:p>
-            <w:r>
-              <w:t>1</w:t>
+              <w:t>4</w:t>
             </w:r>
           </w:p>
         </w:tc>
@@ -860,31 +860,6 @@
           <w:color w:val="4672C4"/>
           <w:sz w:val="22"/>
         </w:rPr>
-        <w:t>&gt;&gt; Section1 - Caracteristiques des membres</w:t>
-      </w:r>
-    </w:p>
-    <w:p>
-      <w:pPr>
-        <w:ind w:left="283"/>
-      </w:pPr>
-      <w:r>
-        <w:rPr>
-          <w:sz w:val="20"/>
-        </w:rPr>
-        <w:t xml:space="preserve">- Attention ! Le montant (1000 Fcfa) dépensé ou reçu en cadeau pour les cartes prépayées, les transferts de crédit et les abonnements de  awa  diallo est relativement faible par rapport aux autres montants depansés observés dans cette zone. Prière de corriger ou de confirmer avec le QG. </w:t>
-        <w:br/>
-        <w:t xml:space="preserve">- Attention ! Le montant (1400 Fcfa) dépensé ou reçu en cadeau pour les cartes prépayées, les transferts de crédit et les abonnements de  DIENABA LAYE est relativement faible par rapport aux autres montants depansés observés dans cette zone. Prière de corriger ou de confirmer avec le QG. </w:t>
-        <w:br/>
-        <w:t>- Attention ! Le montant (1500 Fcfa) dépensé ou reçu en cadeau pour les cartes prépayées, les transferts de crédit et les abonnements de  amy camara est relativement faible par rapport aux autres montants depansés observés dans cette zone. Prière de corriger ou de confirmer avec le QG.</w:t>
-      </w:r>
-    </w:p>
-    <w:p>
-      <w:r>
-        <w:rPr>
-          <w:b/>
-          <w:color w:val="4672C4"/>
-          <w:sz w:val="22"/>
-        </w:rPr>
         <w:t>&gt;&gt; Section2 - Education</w:t>
       </w:r>
     </w:p>
@@ -896,8 +871,6 @@
         <w:rPr>
           <w:sz w:val="20"/>
         </w:rPr>
-        <w:t xml:space="preserve">- Attention ! Le frais de scolarité (1000 Fcfa) de moussa diagana en 4ème année de Secondaire 1 (Moyen) Général est relativement élevé par rapport aux autres frais de scolarités observés dans cette zone. Prière de corriger ou de confirmer avec le QG. </w:t>
-        <w:br/>
         <w:t xml:space="preserve">- Dans les milieux urbains c'est peu probable de voir une école dont les élèves ou étudiants ne dépensent pas en frais d'uniformes, prière de verifier pour assane diagana et corriger ou confirmer avec le QG. </w:t>
         <w:br/>
         <w:t xml:space="preserve">- Peu probable! DIENABA LAYE  n'arrive pas  à comprendre un petit texte lu dans une langue locale (s02q03). Veuillez corriger ou donner des explications au QG. Peu probable! DIENABA LAYE  ne sait ni lire, ni écrire, ni comprendre dans aucune des langues  (s02q01,s02q02,s02q03). Veuillez corriger ou donner des explications au QG. </w:t>
@@ -986,7 +959,7 @@
         <w:rPr>
           <w:sz w:val="20"/>
         </w:rPr>
-        <w:t>- Attention ! Le prix unitaire d'achat (150 Fcfa) de Choux en Morceau (Portion) (Moyen) est relativement élevé par rapport aux autres prix observés dans cette zone. Prière de corriger ou de confirmer avec le QG. Attention ! Le prix unitaire d'achat (50 Fcfa) de Lait en poudre en Sachets (Petit) est relativement faible par rapport aux autres prix observés dans cette zone. Prière de corriger ou de confirmer avec le QG. Avertissement!! La quantité (4 litre) du produit Huile de soja  consommée  par le ménage semble très élevé, prière de corriger ou confirmer avec le QG. Avertissement!!! Le ménage a consommé 14 Paquet Petit de Thé en sachet, cette quantité semble anormale pour une consommation des 7 derniers jours.Prière de corriger ou de confirmer avec le QG. Avertissement!! le prix unitaire (150 Fcfa) de Thé en sachet (unité: Paquet) de taille Petit est très faible ou élevé. Prière de corriger ou de confirmer avec le QG. Attention ! Le prix unitaire d'achat (150 Fcfa) de Thé en sachet en Paquet (Petit) est relativement élevé par rapport aux autres prix observés dans cette zone. Prière de corriger ou de confirmer avec le QG. Avertissement!!! Le ménage a consommé 14 Pièce Petit de Capitaine frais, cette quantité semble anormale pour une consommation des 7 derniers jours.Prière de corriger ou de confirmer avec le QG. Incohérence!! Dans ce ménage, chaque individus consomme par jour 17.22607 Kg  de cereale; Prière de revoir les quantités prises de ces produits. Incohérence!! Dans ce ménage, chaque individus consomme par jour 17.22607 Kg  de cereale; Prière de revoir les quantités prises de ces produits. Incohérence!! Dans ce ménage, chaque individus consomme par jour 17.22607 Kg  de cereale; Prière de revoir les quantités prises de ces produits.</w:t>
+        <w:t>- Attention ! Le prix unitaire d'achat (50 Fcfa) de Lait en poudre en Sachets (Petit) est relativement faible par rapport aux autres prix observés dans cette zone. Prière de corriger ou de confirmer avec le QG. Avertissement!! La quantité (4 litre) du produit Huile de soja  consommée  par le ménage semble très élevé, prière de corriger ou confirmer avec le QG. Avertissement!!! Le ménage a consommé 14 Paquet Petit de Thé en sachet, cette quantité semble anormale pour une consommation des 7 derniers jours.Prière de corriger ou de confirmer avec le QG. Avertissement!! le prix unitaire (150 Fcfa) de Thé en sachet (unité: Paquet) de taille Petit est très faible ou élevé. Prière de corriger ou de confirmer avec le QG. Attention ! Le prix unitaire d'achat (150 Fcfa) de Thé en sachet en Paquet (Petit) est relativement élevé par rapport aux autres prix observés dans cette zone. Prière de corriger ou de confirmer avec le QG. Avertissement!!! Le ménage a consommé 14 Pièce Petit de Capitaine frais, cette quantité semble anormale pour une consommation des 7 derniers jours.Prière de corriger ou de confirmer avec le QG. Incohérence!! Dans ce ménage, chaque individus consomme par jour 32.34953 Kg  de cereale; Prière de revoir les quantités prises de ces produits. Incohérence!! Dans ce ménage, chaque individus consomme par jour 32.34953 Kg  de cereale; Prière de revoir les quantités prises de ces produits. Incohérence!! Dans ce ménage, chaque individus consomme par jour 32.34953 Kg  de cereale; Prière de revoir les quantités prises de ces produits.</w:t>
       </w:r>
     </w:p>
     <w:p>
@@ -1008,29 +981,6 @@
           <w:sz w:val="20"/>
         </w:rPr>
         <w:t>- Le montant de la dernière facture d'eau avec la périodicité ne peut pas être égale à 0 ou est trop élevé, veuillez revoir la question s11q23a s'il vous plait. Avertissement!! Le ménage (vit en milieu urbain) se débarrasse de ses ordures ménagères soit par le Dépotoir sauvage, brûle et enterre, prière de corriger ou confirmer avec le QG.</w:t>
-      </w:r>
-    </w:p>
-    <w:p>
-      <w:r>
-        <w:rPr>
-          <w:b/>
-          <w:color w:val="4672C4"/>
-          <w:sz w:val="22"/>
-        </w:rPr>
-        <w:t>&gt;&gt; Section12 - Actifs du menage</w:t>
-      </w:r>
-    </w:p>
-    <w:p>
-      <w:pPr>
-        <w:ind w:left="283"/>
-      </w:pPr>
-      <w:r>
-        <w:rPr>
-          <w:sz w:val="20"/>
-        </w:rPr>
-        <w:t xml:space="preserve">- Attention ! Radio simple/Radiocassette a été revendu à 2000 Fcfa qui est relativement faible par rapport aux autres prix de revente observés dans cette zone. Prière de corriger ou de confirmer avec le QG. </w:t>
-        <w:br/>
-        <w:t>- Attention ! Réfrigérateur a été revendu à 175000 Fcfa qui est relativement élevé par rapport aux autres prix de revente observés dans cette zone. Prière de corriger ou de confirmer avec le QG.</w:t>
       </w:r>
     </w:p>
     <w:p>
@@ -1079,6 +1029,495 @@
     </w:p>
     <w:p>
       <w:r>
+        <w:t>________________________________________________________________________________</w:t>
+      </w:r>
+    </w:p>
+    <w:p>
+      <w:pPr>
+        <w:pStyle w:val="Heading2"/>
+      </w:pPr>
+      <w:r>
+        <w:t>Menage 4</w:t>
+      </w:r>
+    </w:p>
+    <w:tbl>
+      <w:tblPr>
+        <w:tblStyle w:val="TableGrid"/>
+        <w:tblW w:type="auto" w:w="0"/>
+        <w:tblLook w:firstColumn="1" w:firstRow="1" w:lastColumn="0" w:lastRow="0" w:noHBand="0" w:noVBand="1" w:val="04A0"/>
+      </w:tblPr>
+      <w:tblGrid>
+        <w:gridCol w:w="1662"/>
+        <w:gridCol w:w="1662"/>
+        <w:gridCol w:w="1662"/>
+        <w:gridCol w:w="1662"/>
+        <w:gridCol w:w="1662"/>
+        <w:gridCol w:w="1662"/>
+      </w:tblGrid>
+      <w:tr>
+        <w:tc>
+          <w:tcPr>
+            <w:tcW w:type="dxa" w:w="1662"/>
+            <w:shd w:fill="5B9BD5"/>
+          </w:tcPr>
+          <w:p>
+            <w:r>
+              <w:rPr>
+                <w:b/>
+                <w:color w:val="FFFFFF"/>
+                <w:sz w:val="16"/>
+              </w:rPr>
+              <w:t>Interview Key</w:t>
+            </w:r>
+          </w:p>
+        </w:tc>
+        <w:tc>
+          <w:tcPr>
+            <w:tcW w:type="dxa" w:w="1662"/>
+            <w:shd w:fill="5B9BD5"/>
+          </w:tcPr>
+          <w:p>
+            <w:r>
+              <w:rPr>
+                <w:b/>
+                <w:color w:val="FFFFFF"/>
+                <w:sz w:val="16"/>
+              </w:rPr>
+              <w:t>Interview ID</w:t>
+            </w:r>
+          </w:p>
+        </w:tc>
+        <w:tc>
+          <w:tcPr>
+            <w:tcW w:type="dxa" w:w="1662"/>
+            <w:shd w:fill="5B9BD5"/>
+          </w:tcPr>
+          <w:p>
+            <w:r>
+              <w:rPr>
+                <w:b/>
+                <w:color w:val="FFFFFF"/>
+                <w:sz w:val="16"/>
+              </w:rPr>
+              <w:t>ID Agent</w:t>
+            </w:r>
+          </w:p>
+        </w:tc>
+        <w:tc>
+          <w:tcPr>
+            <w:tcW w:type="dxa" w:w="1662"/>
+            <w:shd w:fill="5B9BD5"/>
+          </w:tcPr>
+          <w:p>
+            <w:r>
+              <w:rPr>
+                <w:b/>
+                <w:color w:val="FFFFFF"/>
+                <w:sz w:val="16"/>
+              </w:rPr>
+              <w:t>ID Equipe</w:t>
+            </w:r>
+          </w:p>
+        </w:tc>
+        <w:tc>
+          <w:tcPr>
+            <w:tcW w:type="dxa" w:w="1662"/>
+            <w:shd w:fill="5B9BD5"/>
+          </w:tcPr>
+          <w:p>
+            <w:r>
+              <w:rPr>
+                <w:b/>
+                <w:color w:val="FFFFFF"/>
+                <w:sz w:val="16"/>
+              </w:rPr>
+              <w:t>Agent</w:t>
+            </w:r>
+          </w:p>
+        </w:tc>
+        <w:tc>
+          <w:tcPr>
+            <w:tcW w:type="dxa" w:w="1662"/>
+            <w:shd w:fill="5B9BD5"/>
+          </w:tcPr>
+          <w:p>
+            <w:r>
+              <w:rPr>
+                <w:b/>
+                <w:color w:val="FFFFFF"/>
+                <w:sz w:val="16"/>
+              </w:rPr>
+              <w:t>Chef d'equipe</w:t>
+            </w:r>
+          </w:p>
+        </w:tc>
+      </w:tr>
+      <w:tr>
+        <w:tc>
+          <w:tcPr>
+            <w:tcW w:type="dxa" w:w="1662"/>
+          </w:tcPr>
+          <w:p>
+            <w:r>
+              <w:rPr>
+                <w:sz w:val="14"/>
+              </w:rPr>
+              <w:t>54-74-59-04</w:t>
+            </w:r>
+          </w:p>
+        </w:tc>
+        <w:tc>
+          <w:tcPr>
+            <w:tcW w:type="dxa" w:w="1662"/>
+          </w:tcPr>
+          <w:p>
+            <w:r>
+              <w:rPr>
+                <w:sz w:val="14"/>
+              </w:rPr>
+              <w:t>92e5a3b0421143499326f13f32a9f15b</w:t>
+            </w:r>
+          </w:p>
+        </w:tc>
+        <w:tc>
+          <w:tcPr>
+            <w:tcW w:type="dxa" w:w="1662"/>
+          </w:tcPr>
+          <w:p>
+            <w:r>
+              <w:rPr>
+                <w:sz w:val="14"/>
+              </w:rPr>
+              <w:t>EQ28_enq1</w:t>
+            </w:r>
+          </w:p>
+        </w:tc>
+        <w:tc>
+          <w:tcPr>
+            <w:tcW w:type="dxa" w:w="1662"/>
+          </w:tcPr>
+          <w:p>
+            <w:r>
+              <w:rPr>
+                <w:sz w:val="14"/>
+              </w:rPr>
+              <w:t>Equipe28</w:t>
+            </w:r>
+          </w:p>
+        </w:tc>
+        <w:tc>
+          <w:tcPr>
+            <w:tcW w:type="dxa" w:w="1662"/>
+          </w:tcPr>
+          <w:p>
+            <w:r>
+              <w:rPr>
+                <w:sz w:val="14"/>
+              </w:rPr>
+              <w:t>Fatou DIOUF</w:t>
+            </w:r>
+          </w:p>
+        </w:tc>
+        <w:tc>
+          <w:tcPr>
+            <w:tcW w:type="dxa" w:w="1662"/>
+          </w:tcPr>
+          <w:p>
+            <w:r>
+              <w:rPr>
+                <w:sz w:val="14"/>
+              </w:rPr>
+              <w:t>Abdou Khadre DIOUF</w:t>
+            </w:r>
+          </w:p>
+        </w:tc>
+      </w:tr>
+    </w:tbl>
+    <w:p/>
+    <w:tbl>
+      <w:tblPr>
+        <w:tblStyle w:val="TableGrid"/>
+        <w:tblW w:type="auto" w:w="0"/>
+        <w:tblLook w:firstColumn="1" w:firstRow="1" w:lastColumn="0" w:lastRow="0" w:noHBand="0" w:noVBand="1" w:val="04A0"/>
+      </w:tblPr>
+      <w:tblGrid>
+        <w:gridCol w:w="3324"/>
+        <w:gridCol w:w="3324"/>
+        <w:gridCol w:w="3324"/>
+      </w:tblGrid>
+      <w:tr>
+        <w:tc>
+          <w:tcPr>
+            <w:tcW w:type="dxa" w:w="3324"/>
+            <w:shd w:fill="70AD47"/>
+          </w:tcPr>
+          <w:p>
+            <w:r>
+              <w:rPr>
+                <w:b/>
+                <w:color w:val="FFFFFF"/>
+                <w:sz w:val="18"/>
+              </w:rPr>
+              <w:t>Chef de Menage</w:t>
+            </w:r>
+          </w:p>
+        </w:tc>
+        <w:tc>
+          <w:tcPr>
+            <w:tcW w:type="dxa" w:w="3324"/>
+            <w:shd w:fill="70AD47"/>
+          </w:tcPr>
+          <w:p>
+            <w:r>
+              <w:rPr>
+                <w:b/>
+                <w:color w:val="FFFFFF"/>
+                <w:sz w:val="18"/>
+              </w:rPr>
+              <w:t>Quartier/Village (s00q05)</w:t>
+            </w:r>
+          </w:p>
+        </w:tc>
+        <w:tc>
+          <w:tcPr>
+            <w:tcW w:type="dxa" w:w="3324"/>
+            <w:shd w:fill="70AD47"/>
+          </w:tcPr>
+          <w:p>
+            <w:r>
+              <w:rPr>
+                <w:b/>
+                <w:color w:val="FFFFFF"/>
+                <w:sz w:val="18"/>
+              </w:rPr>
+              <w:t>Localisation GPS</w:t>
+            </w:r>
+          </w:p>
+        </w:tc>
+      </w:tr>
+      <w:tr>
+        <w:tc>
+          <w:tcPr>
+            <w:tcW w:type="dxa" w:w="3324"/>
+          </w:tcPr>
+          <w:p>
+            <w:r>
+              <w:rPr>
+                <w:sz w:val="18"/>
+              </w:rPr>
+              <w:t>TALLA MANE</w:t>
+            </w:r>
+          </w:p>
+        </w:tc>
+        <w:tc>
+          <w:tcPr>
+            <w:tcW w:type="dxa" w:w="3324"/>
+          </w:tcPr>
+          <w:p>
+            <w:r>
+              <w:rPr>
+                <w:sz w:val="18"/>
+              </w:rPr>
+              <w:t>N/A</w:t>
+            </w:r>
+          </w:p>
+        </w:tc>
+        <w:tc>
+          <w:tcPr>
+            <w:tcW w:type="dxa" w:w="3324"/>
+          </w:tcPr>
+          <w:p>
+            <w:r/>
+            <w:hyperlink r:id="rId10">
+              <w:r>
+                <w:rPr>
+                  <w:color w:val="0563C1"/>
+                  <w:u w:val="single"/>
+                </w:rPr>
+                <w:t>a l'entr�e</w:t>
+              </w:r>
+            </w:hyperlink>
+          </w:p>
+        </w:tc>
+      </w:tr>
+    </w:tbl>
+    <w:p/>
+    <w:p>
+      <w:r>
+        <w:rPr>
+          <w:b/>
+          <w:color w:val="4672C4"/>
+          <w:sz w:val="22"/>
+        </w:rPr>
+        <w:t>&gt;&gt; Section0 - Identification et renseignements de controle</w:t>
+      </w:r>
+    </w:p>
+    <w:p>
+      <w:pPr>
+        <w:ind w:left="283"/>
+      </w:pPr>
+      <w:r>
+        <w:rPr>
+          <w:sz w:val="20"/>
+        </w:rPr>
+        <w:t>- Le questionnaire semble ne pas être complètement fini mais le questionnaire est en statut complet, prière de compléter le questionnaire. Il est obligatoire de prendre les coordonnées Gps avant d'administrer le questionnaire. Prière de prendre les coordonnées GPS.</w:t>
+      </w:r>
+    </w:p>
+    <w:p>
+      <w:r>
+        <w:rPr>
+          <w:b/>
+          <w:color w:val="4672C4"/>
+          <w:sz w:val="22"/>
+        </w:rPr>
+        <w:t>&gt;&gt; Section2 - Education</w:t>
+      </w:r>
+    </w:p>
+    <w:p>
+      <w:pPr>
+        <w:ind w:left="283"/>
+      </w:pPr>
+      <w:r>
+        <w:rPr>
+          <w:sz w:val="20"/>
+        </w:rPr>
+        <w:t>- Peu probable! TALLA MANÉ  n'arrive pas  à comprendre un petit texte lu dans une langue locale (s02q03). Veuillez corriger ou donner des explications au QG. Peu probable! TALLA MANÉ  ne sait ni lire, ni écrire, ni comprendre dans aucune des langues  (s02q01,s02q02,s02q03). Veuillez corriger ou donner des explications au QG.</w:t>
+      </w:r>
+    </w:p>
+    <w:p>
+      <w:r>
+        <w:rPr>
+          <w:b/>
+          <w:color w:val="4672C4"/>
+          <w:sz w:val="22"/>
+        </w:rPr>
+        <w:t>&gt;&gt; Section3 - Sante</w:t>
+      </w:r>
+    </w:p>
+    <w:p>
+      <w:pPr>
+        <w:ind w:left="283"/>
+      </w:pPr>
+      <w:r>
+        <w:rPr>
+          <w:sz w:val="20"/>
+        </w:rPr>
+        <w:t>- Le dernier problème de santé pour lequel delphine mané a été hospitalisé au cours des 12 derniers mois est maux de ventre et semble exister dans les modalités, prière de prendre attache avec le QG pour plus d'explication afin de la classer bien.</w:t>
+      </w:r>
+    </w:p>
+    <w:p>
+      <w:r>
+        <w:rPr>
+          <w:b/>
+          <w:color w:val="4672C4"/>
+          <w:sz w:val="22"/>
+        </w:rPr>
+        <w:t>&gt;&gt; Section4c - Emploi - Activite secondaire</w:t>
+      </w:r>
+    </w:p>
+    <w:p>
+      <w:pPr>
+        <w:ind w:left="283"/>
+      </w:pPr>
+      <w:r>
+        <w:rPr>
+          <w:sz w:val="20"/>
+        </w:rPr>
+        <w:t xml:space="preserve">- Avertissement!!! les informations de moîse mané sur le nombre de mois, jours ou heures de son emploi secondaire sont superieur a celles de son emploi principal , veuillez corriger ou confirmer aupres du QG. </w:t>
+        <w:br/>
+        <w:t>- Avertissement!!! les informations de phidel mané sur le nombre de mois, jours ou heures de son emploi secondaire sont superieur a celles de son emploi principal , veuillez corriger ou confirmer aupres du QG.</w:t>
+      </w:r>
+    </w:p>
+    <w:p>
+      <w:r>
+        <w:rPr>
+          <w:b/>
+          <w:color w:val="4672C4"/>
+          <w:sz w:val="22"/>
+        </w:rPr>
+        <w:t>&gt;&gt; Section7b - Consommation alimentaire - 7 jours</w:t>
+      </w:r>
+    </w:p>
+    <w:p>
+      <w:pPr>
+        <w:ind w:left="283"/>
+      </w:pPr>
+      <w:r>
+        <w:rPr>
+          <w:sz w:val="20"/>
+        </w:rPr>
+        <w:t>- Attention ! Le prix unitaire d'achat (25 Fcfa) de Piment frais en Pièce (Tres petit) est relativement faible par rapport aux autres prix observés dans cette zone. Prière de corriger ou de confirmer avec le QG. Attention ! Le prix unitaire d'achat (50 Fcfa) de Ail en Gousse (Moyen) est relativement faible par rapport aux autres prix observés dans cette zone. Prière de corriger ou de confirmer avec le QG. Attention ! Le prix unitaire d'achat (50 Fcfa) de Aubergine sauvage  en Pièce (Moyen) est relativement faible par rapport aux autres prix observés dans cette zone. Prière de corriger ou de confirmer avec le QG. Attention ! Le prix unitaire d'achat (50 Fcfa) de Carotte en Pièce (Moyen) est relativement faible par rapport aux autres prix observés dans cette zone. Prière de corriger ou de confirmer avec le QG. Attention ! Soupçons de quantité anormale! Le ménage de TALLA MANE avec une taille de 5 personnes a consommé 14 Sachets en Petit de Piment séché qui est relativement élevé comme consommation par rapport à la condition de vie des autres ménages de même taille dans cette zone. Prière de corriger ou de confirmer avec le QG. Avertissement!!! Le ménage a consommé 7 Paquet Tres petit de Thé en sachet, cette quantité semble anormale pour une consommation des 7 derniers jours.Prière de corriger ou de confirmer avec le QG. Avertissement!! le prix unitaire (150 Fcfa) de Thé en sachet (unité: Paquet) de taille Tres petit est très faible ou élevé. Prière de corriger ou de confirmer avec le QG. Incohérence!! Dans ce ménage, chaque individus consomme par jour 76.57857 Kg  de cereale; Prière de revoir les quantités prises de ces produits. Incohérence!! Dans ce ménage, chaque individus consomme par jour 76.57857 Kg  de cereale; Prière de revoir les quantités prises de ces produits. Incohérence!! Dans ce ménage, chaque individus consomme par jour 76.57857 Kg  de cereale; Prière de revoir les quantités prises de ces produits.</w:t>
+      </w:r>
+    </w:p>
+    <w:p>
+      <w:r>
+        <w:rPr>
+          <w:b/>
+          <w:color w:val="4672C4"/>
+          <w:sz w:val="22"/>
+        </w:rPr>
+        <w:t>&gt;&gt; Section9c - Depenses non-alimentaires - 30 jours</w:t>
+      </w:r>
+    </w:p>
+    <w:p>
+      <w:pPr>
+        <w:ind w:left="283"/>
+      </w:pPr>
+      <w:r>
+        <w:rPr>
+          <w:sz w:val="20"/>
+        </w:rPr>
+        <w:t>- La dernière fois que vous avez acheté Bois de chauffe ramassé/coupé (estimer la valeur) est forêt et semble exister dans les modalités, prière de prendre attache avec le QG pour plus d'explication afin de la classer bien.</w:t>
+      </w:r>
+    </w:p>
+    <w:p>
+      <w:r>
+        <w:rPr>
+          <w:b/>
+          <w:color w:val="4672C4"/>
+          <w:sz w:val="22"/>
+        </w:rPr>
+        <w:t>&gt;&gt; Section11 - Caracteristiques logement</w:t>
+      </w:r>
+    </w:p>
+    <w:p>
+      <w:pPr>
+        <w:ind w:left="283"/>
+      </w:pPr>
+      <w:r>
+        <w:rPr>
+          <w:sz w:val="20"/>
+        </w:rPr>
+        <w:t>- Le montant de la dernière facture d'eau avec la périodicité ne peut pas être égale à 0 ou est trop élevé, veuillez revoir la question s11q23a s'il vous plait. Le temps mis (en heure et en minute) pour s'approvisionner en eau de boisson une fois à la source est  5 fois plus élevé que le temps mis (en minutes) pour se rendre à la principale source d'approvisionnement en eau de boisson, prière de corriger. Avertissement!! Le ménage (vit en milieu urbain) se débarrasse de ses ordures ménagères soit par le Dépotoir sauvage, brûle et enterre, prière de corriger ou confirmer avec le QG.</w:t>
+      </w:r>
+    </w:p>
+    <w:p>
+      <w:r>
+        <w:rPr>
+          <w:b/>
+          <w:color w:val="4672C4"/>
+          <w:sz w:val="22"/>
+        </w:rPr>
+        <w:t>&gt;&gt; Section16a - Champs et parcelles</w:t>
+      </w:r>
+    </w:p>
+    <w:p>
+      <w:pPr>
+        <w:ind w:left="283"/>
+      </w:pPr>
+      <w:r>
+        <w:rPr>
+          <w:sz w:val="20"/>
+        </w:rPr>
+        <w:t xml:space="preserve">- La quantité de fumure appliquée dans la parcelle parcelle arachides est de 98  qui semble élevé ou ne sait pas, prière de fournir d'effort pour estimer la quantité afin de corriger. La parcelle parcelle arachides n'a pas été mésurée pour des raisons comme qu'elle est trop petite, GPS en panne et que le Ménage indisponible. Nous vous rappelons que ces raisons ne passent pas pour la non mesure des parcelles prière de les mésurer. </w:t>
+        <w:br/>
+        <w:t xml:space="preserve">- La quantité de fumure appliquée dans la parcelle parcelle mais est de 98  qui semble élevé ou ne sait pas, prière de fournir d'effort pour estimer la quantité afin de corriger. La parcelle parcelle mais n'a pas été mésurée pour des raisons comme qu'elle est trop petite, GPS en panne et que le Ménage indisponible. Nous vous rappelons que ces raisons ne passent pas pour la non mesure des parcelles prière de les mésurer. </w:t>
+        <w:br/>
+        <w:t>- La quantité de fumure appliquée dans la parcelle parcelle mais est de 98  qui semble élevé ou ne sait pas, prière de fournir d'effort pour estimer la quantité afin de corriger. La parcelle parcelle mais n'a pas été mésurée pour des raisons comme qu'elle est trop petite, GPS en panne et que le Ménage indisponible. Nous vous rappelons que ces raisons ne passent pas pour la non mesure des parcelles prière de les mésurer.</w:t>
+      </w:r>
+    </w:p>
+    <w:p>
+      <w:r>
         <w:rPr>
           <w:b/>
           <w:color w:val="4672C4"/>
@@ -1095,9 +1534,4638 @@
         <w:rPr>
           <w:sz w:val="20"/>
         </w:rPr>
-        <w:t xml:space="preserve">- Attention ! Houe/daba/hilaire a été revendu à 2000 Fcfa qui est relativement élevé par rapport aux autres prix de revente observés dans cette zone. Prière de corriger ou de confirmer avec le QG. </w:t>
+        <w:t xml:space="preserve">- Attention ! Fourchette a été revendu à 2000 Fcfa qui est relativement élevé par rapport aux autres prix de revente observés dans cette zone. Prière de corriger ou de confirmer avec le QG. </w:t>
         <w:br/>
-        <w:t>- Attention ! Machette a été revendu à 2000 Fcfa qui est relativement élevé par rapport aux autres prix de revente observés dans cette zone. Prière de corriger ou de confirmer avec le QG.</w:t>
+        <w:t>- Attention ! Râteau a été revendu à 1500 Fcfa qui est relativement élevé par rapport aux autres prix de revente observés dans cette zone. Prière de corriger ou de confirmer avec le QG.</w:t>
+      </w:r>
+    </w:p>
+    <w:p>
+      <w:r>
+        <w:t>________________________________________________________________________________</w:t>
+      </w:r>
+    </w:p>
+    <w:p>
+      <w:pPr>
+        <w:pStyle w:val="Heading2"/>
+      </w:pPr>
+      <w:r>
+        <w:t>Menage 5</w:t>
+      </w:r>
+    </w:p>
+    <w:tbl>
+      <w:tblPr>
+        <w:tblStyle w:val="TableGrid"/>
+        <w:tblW w:type="auto" w:w="0"/>
+        <w:tblLook w:firstColumn="1" w:firstRow="1" w:lastColumn="0" w:lastRow="0" w:noHBand="0" w:noVBand="1" w:val="04A0"/>
+      </w:tblPr>
+      <w:tblGrid>
+        <w:gridCol w:w="1662"/>
+        <w:gridCol w:w="1662"/>
+        <w:gridCol w:w="1662"/>
+        <w:gridCol w:w="1662"/>
+        <w:gridCol w:w="1662"/>
+        <w:gridCol w:w="1662"/>
+      </w:tblGrid>
+      <w:tr>
+        <w:tc>
+          <w:tcPr>
+            <w:tcW w:type="dxa" w:w="1662"/>
+            <w:shd w:fill="5B9BD5"/>
+          </w:tcPr>
+          <w:p>
+            <w:r>
+              <w:rPr>
+                <w:b/>
+                <w:color w:val="FFFFFF"/>
+                <w:sz w:val="16"/>
+              </w:rPr>
+              <w:t>Interview Key</w:t>
+            </w:r>
+          </w:p>
+        </w:tc>
+        <w:tc>
+          <w:tcPr>
+            <w:tcW w:type="dxa" w:w="1662"/>
+            <w:shd w:fill="5B9BD5"/>
+          </w:tcPr>
+          <w:p>
+            <w:r>
+              <w:rPr>
+                <w:b/>
+                <w:color w:val="FFFFFF"/>
+                <w:sz w:val="16"/>
+              </w:rPr>
+              <w:t>Interview ID</w:t>
+            </w:r>
+          </w:p>
+        </w:tc>
+        <w:tc>
+          <w:tcPr>
+            <w:tcW w:type="dxa" w:w="1662"/>
+            <w:shd w:fill="5B9BD5"/>
+          </w:tcPr>
+          <w:p>
+            <w:r>
+              <w:rPr>
+                <w:b/>
+                <w:color w:val="FFFFFF"/>
+                <w:sz w:val="16"/>
+              </w:rPr>
+              <w:t>ID Agent</w:t>
+            </w:r>
+          </w:p>
+        </w:tc>
+        <w:tc>
+          <w:tcPr>
+            <w:tcW w:type="dxa" w:w="1662"/>
+            <w:shd w:fill="5B9BD5"/>
+          </w:tcPr>
+          <w:p>
+            <w:r>
+              <w:rPr>
+                <w:b/>
+                <w:color w:val="FFFFFF"/>
+                <w:sz w:val="16"/>
+              </w:rPr>
+              <w:t>ID Equipe</w:t>
+            </w:r>
+          </w:p>
+        </w:tc>
+        <w:tc>
+          <w:tcPr>
+            <w:tcW w:type="dxa" w:w="1662"/>
+            <w:shd w:fill="5B9BD5"/>
+          </w:tcPr>
+          <w:p>
+            <w:r>
+              <w:rPr>
+                <w:b/>
+                <w:color w:val="FFFFFF"/>
+                <w:sz w:val="16"/>
+              </w:rPr>
+              <w:t>Agent</w:t>
+            </w:r>
+          </w:p>
+        </w:tc>
+        <w:tc>
+          <w:tcPr>
+            <w:tcW w:type="dxa" w:w="1662"/>
+            <w:shd w:fill="5B9BD5"/>
+          </w:tcPr>
+          <w:p>
+            <w:r>
+              <w:rPr>
+                <w:b/>
+                <w:color w:val="FFFFFF"/>
+                <w:sz w:val="16"/>
+              </w:rPr>
+              <w:t>Chef d'equipe</w:t>
+            </w:r>
+          </w:p>
+        </w:tc>
+      </w:tr>
+      <w:tr>
+        <w:tc>
+          <w:tcPr>
+            <w:tcW w:type="dxa" w:w="1662"/>
+          </w:tcPr>
+          <w:p>
+            <w:r>
+              <w:rPr>
+                <w:sz w:val="14"/>
+              </w:rPr>
+              <w:t>19-42-39-12</w:t>
+            </w:r>
+          </w:p>
+        </w:tc>
+        <w:tc>
+          <w:tcPr>
+            <w:tcW w:type="dxa" w:w="1662"/>
+          </w:tcPr>
+          <w:p>
+            <w:r>
+              <w:rPr>
+                <w:sz w:val="14"/>
+              </w:rPr>
+              <w:t>f49a300c0d92455ca41a3aa45232f61f</w:t>
+            </w:r>
+          </w:p>
+        </w:tc>
+        <w:tc>
+          <w:tcPr>
+            <w:tcW w:type="dxa" w:w="1662"/>
+          </w:tcPr>
+          <w:p>
+            <w:r>
+              <w:rPr>
+                <w:sz w:val="14"/>
+              </w:rPr>
+              <w:t>EQ28_enq1</w:t>
+            </w:r>
+          </w:p>
+        </w:tc>
+        <w:tc>
+          <w:tcPr>
+            <w:tcW w:type="dxa" w:w="1662"/>
+          </w:tcPr>
+          <w:p>
+            <w:r>
+              <w:rPr>
+                <w:sz w:val="14"/>
+              </w:rPr>
+              <w:t>Equipe28</w:t>
+            </w:r>
+          </w:p>
+        </w:tc>
+        <w:tc>
+          <w:tcPr>
+            <w:tcW w:type="dxa" w:w="1662"/>
+          </w:tcPr>
+          <w:p>
+            <w:r>
+              <w:rPr>
+                <w:sz w:val="14"/>
+              </w:rPr>
+              <w:t>Fatou DIOUF</w:t>
+            </w:r>
+          </w:p>
+        </w:tc>
+        <w:tc>
+          <w:tcPr>
+            <w:tcW w:type="dxa" w:w="1662"/>
+          </w:tcPr>
+          <w:p>
+            <w:r>
+              <w:rPr>
+                <w:sz w:val="14"/>
+              </w:rPr>
+              <w:t>Abdou Khadre DIOUF</w:t>
+            </w:r>
+          </w:p>
+        </w:tc>
+      </w:tr>
+    </w:tbl>
+    <w:p/>
+    <w:tbl>
+      <w:tblPr>
+        <w:tblStyle w:val="TableGrid"/>
+        <w:tblW w:type="auto" w:w="0"/>
+        <w:tblLook w:firstColumn="1" w:firstRow="1" w:lastColumn="0" w:lastRow="0" w:noHBand="0" w:noVBand="1" w:val="04A0"/>
+      </w:tblPr>
+      <w:tblGrid>
+        <w:gridCol w:w="3324"/>
+        <w:gridCol w:w="3324"/>
+        <w:gridCol w:w="3324"/>
+      </w:tblGrid>
+      <w:tr>
+        <w:tc>
+          <w:tcPr>
+            <w:tcW w:type="dxa" w:w="3324"/>
+            <w:shd w:fill="70AD47"/>
+          </w:tcPr>
+          <w:p>
+            <w:r>
+              <w:rPr>
+                <w:b/>
+                <w:color w:val="FFFFFF"/>
+                <w:sz w:val="18"/>
+              </w:rPr>
+              <w:t>Chef de Menage</w:t>
+            </w:r>
+          </w:p>
+        </w:tc>
+        <w:tc>
+          <w:tcPr>
+            <w:tcW w:type="dxa" w:w="3324"/>
+            <w:shd w:fill="70AD47"/>
+          </w:tcPr>
+          <w:p>
+            <w:r>
+              <w:rPr>
+                <w:b/>
+                <w:color w:val="FFFFFF"/>
+                <w:sz w:val="18"/>
+              </w:rPr>
+              <w:t>Quartier/Village (s00q05)</w:t>
+            </w:r>
+          </w:p>
+        </w:tc>
+        <w:tc>
+          <w:tcPr>
+            <w:tcW w:type="dxa" w:w="3324"/>
+            <w:shd w:fill="70AD47"/>
+          </w:tcPr>
+          <w:p>
+            <w:r>
+              <w:rPr>
+                <w:b/>
+                <w:color w:val="FFFFFF"/>
+                <w:sz w:val="18"/>
+              </w:rPr>
+              <w:t>Localisation GPS</w:t>
+            </w:r>
+          </w:p>
+        </w:tc>
+      </w:tr>
+      <w:tr>
+        <w:tc>
+          <w:tcPr>
+            <w:tcW w:type="dxa" w:w="3324"/>
+          </w:tcPr>
+          <w:p>
+            <w:r>
+              <w:rPr>
+                <w:sz w:val="18"/>
+              </w:rPr>
+              <w:t>ABDOU AZIZ DIALLO</w:t>
+            </w:r>
+          </w:p>
+        </w:tc>
+        <w:tc>
+          <w:tcPr>
+            <w:tcW w:type="dxa" w:w="3324"/>
+          </w:tcPr>
+          <w:p>
+            <w:r>
+              <w:rPr>
+                <w:sz w:val="18"/>
+              </w:rPr>
+              <w:t>N/A</w:t>
+            </w:r>
+          </w:p>
+        </w:tc>
+        <w:tc>
+          <w:tcPr>
+            <w:tcW w:type="dxa" w:w="3324"/>
+          </w:tcPr>
+          <w:p>
+            <w:r/>
+            <w:hyperlink r:id="rId9">
+              <w:r>
+                <w:rPr>
+                  <w:color w:val="0563C1"/>
+                  <w:u w:val="single"/>
+                </w:rPr>
+                <w:t>escale r</w:t>
+              </w:r>
+            </w:hyperlink>
+          </w:p>
+        </w:tc>
+      </w:tr>
+    </w:tbl>
+    <w:p/>
+    <w:p>
+      <w:r>
+        <w:rPr>
+          <w:b/>
+          <w:color w:val="4672C4"/>
+          <w:sz w:val="22"/>
+        </w:rPr>
+        <w:t>&gt;&gt; Section0 - Identification et renseignements de controle</w:t>
+      </w:r>
+    </w:p>
+    <w:p>
+      <w:pPr>
+        <w:ind w:left="283"/>
+      </w:pPr>
+      <w:r>
+        <w:rPr>
+          <w:sz w:val="20"/>
+        </w:rPr>
+        <w:t>- Le questionnaire semble ne pas être complètement fini mais le questionnaire est en statut complet, prière de compléter le questionnaire. Il est obligatoire de prendre les coordonnées Gps avant d'administrer le questionnaire. Prière de prendre les coordonnées GPS.</w:t>
+      </w:r>
+    </w:p>
+    <w:p>
+      <w:r>
+        <w:rPr>
+          <w:b/>
+          <w:color w:val="4672C4"/>
+          <w:sz w:val="22"/>
+        </w:rPr>
+        <w:t>&gt;&gt; Section2 - Education</w:t>
+      </w:r>
+    </w:p>
+    <w:p>
+      <w:pPr>
+        <w:ind w:left="283"/>
+      </w:pPr>
+      <w:r>
+        <w:rPr>
+          <w:sz w:val="20"/>
+        </w:rPr>
+        <w:t xml:space="preserve">- Peu probable! omar diallo  n'arrive pas  à comprendre un petit texte lu dans une langue locale (s02q03). Veuillez corriger ou donner des explications au QG. Peu probable! omar diallo  ne sait ni lire, ni écrire, ni comprendre dans aucune des langues  (s02q01,s02q02,s02q03). Veuillez corriger ou donner des explications au QG. </w:t>
+        <w:br/>
+        <w:t>- Peu probable! ramatoulay diallo  n'arrive pas  à comprendre un petit texte lu dans une langue locale (s02q03). Veuillez corriger ou donner des explications au QG. Dans les milieux urbains c'est peu probable de voir une école dont les élèves ou étudiants ne dépensent pas en frais d'uniformes, prière de verifier pour ramatoulay diallo et corriger ou confirmer avec le QG.</w:t>
+      </w:r>
+    </w:p>
+    <w:p>
+      <w:r>
+        <w:rPr>
+          <w:b/>
+          <w:color w:val="4672C4"/>
+          <w:sz w:val="22"/>
+        </w:rPr>
+        <w:t>&gt;&gt; Section4b - Emploi - Activite principale</w:t>
+      </w:r>
+    </w:p>
+    <w:p>
+      <w:pPr>
+        <w:ind w:left="283"/>
+      </w:pPr>
+      <w:r>
+        <w:rPr>
+          <w:sz w:val="20"/>
+        </w:rPr>
+        <w:t>- Avertissement!!! khadidiatou diallo enquêté dans l'emploi principale n'a pas declaré son salaire prière de fournir plus d'effort pour lui demander son salire, vous pouvez utiliser des stratégies pour faire une estimation ou demander des conseils au QG. Avertissement!!! khadidiatou diallo enquêté dans l'emploi principale n'a pas declaré son revenu prière de fournir plus d'effort pour lui demander son revenu, vous pouvez utiliser des stratégies pour faire une estimation ou demander des conseils au QG.</w:t>
+      </w:r>
+    </w:p>
+    <w:p>
+      <w:r>
+        <w:rPr>
+          <w:b/>
+          <w:color w:val="4672C4"/>
+          <w:sz w:val="22"/>
+        </w:rPr>
+        <w:t>&gt;&gt; Section7b - Consommation alimentaire - 7 jours</w:t>
+      </w:r>
+    </w:p>
+    <w:p>
+      <w:pPr>
+        <w:ind w:left="283"/>
+      </w:pPr>
+      <w:r>
+        <w:rPr>
+          <w:sz w:val="20"/>
+        </w:rPr>
+        <w:t>- Attention ! Le prix unitaire d'achat (175 Fcfa) de Pain moderne (Baguette) en miche (Moyen) est relativement faible par rapport aux autres prix observés dans cette zone. Prière de corriger ou de confirmer avec le QG. Attention ! Le prix unitaire d'achat (50 Fcfa) de Aubergine sauvage  en Pièce (Moyen) est relativement faible par rapport aux autres prix observés dans cette zone. Prière de corriger ou de confirmer avec le QG. Attention ! Le prix unitaire d'achat (50 Fcfa) de Patate douce en Pièce (Moyen) est relativement faible par rapport aux autres prix observés dans cette zone. Prière de corriger ou de confirmer avec le QG. Avertissement!!! Le ménage a consommé 10 Pièce Petit de Capitaine frais, cette quantité semble anormale pour une consommation des 7 derniers jours.Prière de corriger ou de confirmer avec le QG. Avertissement!!! Le ménage a consommé 7 Paquet Tres petit de Thé en sachet, cette quantité semble anormale pour une consommation des 7 derniers jours.Prière de corriger ou de confirmer avec le QG. Avertissement!! le prix unitaire (150 Fcfa) de Thé en sachet (unité: Paquet) de taille Tres petit est très faible ou élevé. Prière de corriger ou de confirmer avec le QG. Incohérence!! Dans ce ménage, chaque individus consomme par jour 44.12571 Kg  de cereale; Prière de revoir les quantités prises de ces produits.</w:t>
+      </w:r>
+    </w:p>
+    <w:p>
+      <w:r>
+        <w:rPr>
+          <w:b/>
+          <w:color w:val="4672C4"/>
+          <w:sz w:val="22"/>
+        </w:rPr>
+        <w:t>&gt;&gt; Section11 - Caracteristiques logement</w:t>
+      </w:r>
+    </w:p>
+    <w:p>
+      <w:pPr>
+        <w:ind w:left="283"/>
+      </w:pPr>
+      <w:r>
+        <w:rPr>
+          <w:sz w:val="20"/>
+        </w:rPr>
+        <w:t>- Le temps mis (en heure et en minute) pour s'approvisionner en eau de boisson une fois à la source est  5 fois plus élevé que le temps mis (en minutes) pour se rendre à la principale source d'approvisionnement en eau de boisson, prière de corriger. Avertissement!! Le ménage (vit en milieu urbain) se débarrasse de ses ordures ménagères soit par le Dépotoir sauvage, brûle et enterre, prière de corriger ou confirmer avec le QG.</w:t>
+      </w:r>
+    </w:p>
+    <w:p>
+      <w:r>
+        <w:rPr>
+          <w:b/>
+          <w:color w:val="4672C4"/>
+          <w:sz w:val="22"/>
+        </w:rPr>
+        <w:t>&gt;&gt; Section12 - Actifs du menage</w:t>
+      </w:r>
+    </w:p>
+    <w:p>
+      <w:pPr>
+        <w:ind w:left="283"/>
+      </w:pPr>
+      <w:r>
+        <w:rPr>
+          <w:sz w:val="20"/>
+        </w:rPr>
+        <w:t>- Avertissement!!! Le prix d'achat (15000) de l'article  Réfrigérateur est inférieur aux prix de revente (100000)  avec l'âge du bien atteignant 3 ans. Prière de vérifier ou confirmer avec l'enquêté et mettre les bonnes valeurs après verification, s'il le faut.</w:t>
+      </w:r>
+    </w:p>
+    <w:p>
+      <w:r>
+        <w:rPr>
+          <w:b/>
+          <w:color w:val="4672C4"/>
+          <w:sz w:val="22"/>
+        </w:rPr>
+        <w:t>&gt;&gt; Section15 - Filets sociaux</w:t>
+      </w:r>
+    </w:p>
+    <w:p>
+      <w:pPr>
+        <w:ind w:left="283"/>
+      </w:pPr>
+      <w:r>
+        <w:rPr>
+          <w:sz w:val="20"/>
+        </w:rPr>
+        <w:t>- Le temps que le ménage a réçu pour Don de nourriture pour les élèves à l'école par jour semble incoherent. Prière de corriger.</w:t>
+      </w:r>
+    </w:p>
+    <w:p>
+      <w:r>
+        <w:rPr>
+          <w:b/>
+          <w:color w:val="4672C4"/>
+          <w:sz w:val="22"/>
+        </w:rPr>
+        <w:t>&gt;&gt; Section16a - Champs et parcelles</w:t>
+      </w:r>
+    </w:p>
+    <w:p>
+      <w:pPr>
+        <w:ind w:left="283"/>
+      </w:pPr>
+      <w:r>
+        <w:rPr>
+          <w:sz w:val="20"/>
+        </w:rPr>
+        <w:t>- La section 16 du ménage de ABDOU AZIZ DIALLO n'est pas renseigné, prière de renseigner.</w:t>
+      </w:r>
+    </w:p>
+    <w:p>
+      <w:r>
+        <w:rPr>
+          <w:b/>
+          <w:color w:val="4672C4"/>
+          <w:sz w:val="22"/>
+        </w:rPr>
+        <w:t>&gt;&gt; Section19 - Equipements agricoles</w:t>
+      </w:r>
+    </w:p>
+    <w:p>
+      <w:pPr>
+        <w:ind w:left="283"/>
+      </w:pPr>
+      <w:r>
+        <w:rPr>
+          <w:sz w:val="20"/>
+        </w:rPr>
+        <w:t>- Attention ! Râteau a été revendu à 1500 Fcfa qui est relativement élevé par rapport aux autres prix de revente observés dans cette zone. Prière de corriger ou de confirmer avec le QG.</w:t>
+      </w:r>
+    </w:p>
+    <w:p>
+      <w:r>
+        <w:t>________________________________________________________________________________</w:t>
+      </w:r>
+    </w:p>
+    <w:p>
+      <w:pPr>
+        <w:pStyle w:val="Heading2"/>
+      </w:pPr>
+      <w:r>
+        <w:t>Menage 6</w:t>
+      </w:r>
+    </w:p>
+    <w:tbl>
+      <w:tblPr>
+        <w:tblStyle w:val="TableGrid"/>
+        <w:tblW w:type="auto" w:w="0"/>
+        <w:tblLook w:firstColumn="1" w:firstRow="1" w:lastColumn="0" w:lastRow="0" w:noHBand="0" w:noVBand="1" w:val="04A0"/>
+      </w:tblPr>
+      <w:tblGrid>
+        <w:gridCol w:w="1662"/>
+        <w:gridCol w:w="1662"/>
+        <w:gridCol w:w="1662"/>
+        <w:gridCol w:w="1662"/>
+        <w:gridCol w:w="1662"/>
+        <w:gridCol w:w="1662"/>
+      </w:tblGrid>
+      <w:tr>
+        <w:tc>
+          <w:tcPr>
+            <w:tcW w:type="dxa" w:w="1662"/>
+            <w:shd w:fill="5B9BD5"/>
+          </w:tcPr>
+          <w:p>
+            <w:r>
+              <w:rPr>
+                <w:b/>
+                <w:color w:val="FFFFFF"/>
+                <w:sz w:val="16"/>
+              </w:rPr>
+              <w:t>Interview Key</w:t>
+            </w:r>
+          </w:p>
+        </w:tc>
+        <w:tc>
+          <w:tcPr>
+            <w:tcW w:type="dxa" w:w="1662"/>
+            <w:shd w:fill="5B9BD5"/>
+          </w:tcPr>
+          <w:p>
+            <w:r>
+              <w:rPr>
+                <w:b/>
+                <w:color w:val="FFFFFF"/>
+                <w:sz w:val="16"/>
+              </w:rPr>
+              <w:t>Interview ID</w:t>
+            </w:r>
+          </w:p>
+        </w:tc>
+        <w:tc>
+          <w:tcPr>
+            <w:tcW w:type="dxa" w:w="1662"/>
+            <w:shd w:fill="5B9BD5"/>
+          </w:tcPr>
+          <w:p>
+            <w:r>
+              <w:rPr>
+                <w:b/>
+                <w:color w:val="FFFFFF"/>
+                <w:sz w:val="16"/>
+              </w:rPr>
+              <w:t>ID Agent</w:t>
+            </w:r>
+          </w:p>
+        </w:tc>
+        <w:tc>
+          <w:tcPr>
+            <w:tcW w:type="dxa" w:w="1662"/>
+            <w:shd w:fill="5B9BD5"/>
+          </w:tcPr>
+          <w:p>
+            <w:r>
+              <w:rPr>
+                <w:b/>
+                <w:color w:val="FFFFFF"/>
+                <w:sz w:val="16"/>
+              </w:rPr>
+              <w:t>ID Equipe</w:t>
+            </w:r>
+          </w:p>
+        </w:tc>
+        <w:tc>
+          <w:tcPr>
+            <w:tcW w:type="dxa" w:w="1662"/>
+            <w:shd w:fill="5B9BD5"/>
+          </w:tcPr>
+          <w:p>
+            <w:r>
+              <w:rPr>
+                <w:b/>
+                <w:color w:val="FFFFFF"/>
+                <w:sz w:val="16"/>
+              </w:rPr>
+              <w:t>Agent</w:t>
+            </w:r>
+          </w:p>
+        </w:tc>
+        <w:tc>
+          <w:tcPr>
+            <w:tcW w:type="dxa" w:w="1662"/>
+            <w:shd w:fill="5B9BD5"/>
+          </w:tcPr>
+          <w:p>
+            <w:r>
+              <w:rPr>
+                <w:b/>
+                <w:color w:val="FFFFFF"/>
+                <w:sz w:val="16"/>
+              </w:rPr>
+              <w:t>Chef d'equipe</w:t>
+            </w:r>
+          </w:p>
+        </w:tc>
+      </w:tr>
+      <w:tr>
+        <w:tc>
+          <w:tcPr>
+            <w:tcW w:type="dxa" w:w="1662"/>
+          </w:tcPr>
+          <w:p>
+            <w:r>
+              <w:rPr>
+                <w:sz w:val="14"/>
+              </w:rPr>
+              <w:t>01-29-07-60</w:t>
+            </w:r>
+          </w:p>
+        </w:tc>
+        <w:tc>
+          <w:tcPr>
+            <w:tcW w:type="dxa" w:w="1662"/>
+          </w:tcPr>
+          <w:p>
+            <w:r>
+              <w:rPr>
+                <w:sz w:val="14"/>
+              </w:rPr>
+              <w:t>2281b2b2125d4e368908d691f2c17079</w:t>
+            </w:r>
+          </w:p>
+        </w:tc>
+        <w:tc>
+          <w:tcPr>
+            <w:tcW w:type="dxa" w:w="1662"/>
+          </w:tcPr>
+          <w:p>
+            <w:r>
+              <w:rPr>
+                <w:sz w:val="14"/>
+              </w:rPr>
+              <w:t>EQ28_enq2</w:t>
+            </w:r>
+          </w:p>
+        </w:tc>
+        <w:tc>
+          <w:tcPr>
+            <w:tcW w:type="dxa" w:w="1662"/>
+          </w:tcPr>
+          <w:p>
+            <w:r>
+              <w:rPr>
+                <w:sz w:val="14"/>
+              </w:rPr>
+              <w:t>Equipe28</w:t>
+            </w:r>
+          </w:p>
+        </w:tc>
+        <w:tc>
+          <w:tcPr>
+            <w:tcW w:type="dxa" w:w="1662"/>
+          </w:tcPr>
+          <w:p>
+            <w:r>
+              <w:rPr>
+                <w:sz w:val="14"/>
+              </w:rPr>
+              <w:t>Khadidiatou GUEYE</w:t>
+            </w:r>
+          </w:p>
+        </w:tc>
+        <w:tc>
+          <w:tcPr>
+            <w:tcW w:type="dxa" w:w="1662"/>
+          </w:tcPr>
+          <w:p>
+            <w:r>
+              <w:rPr>
+                <w:sz w:val="14"/>
+              </w:rPr>
+              <w:t>Abdou Khadre DIOUF</w:t>
+            </w:r>
+          </w:p>
+        </w:tc>
+      </w:tr>
+    </w:tbl>
+    <w:p/>
+    <w:tbl>
+      <w:tblPr>
+        <w:tblStyle w:val="TableGrid"/>
+        <w:tblW w:type="auto" w:w="0"/>
+        <w:tblLook w:firstColumn="1" w:firstRow="1" w:lastColumn="0" w:lastRow="0" w:noHBand="0" w:noVBand="1" w:val="04A0"/>
+      </w:tblPr>
+      <w:tblGrid>
+        <w:gridCol w:w="3324"/>
+        <w:gridCol w:w="3324"/>
+        <w:gridCol w:w="3324"/>
+      </w:tblGrid>
+      <w:tr>
+        <w:tc>
+          <w:tcPr>
+            <w:tcW w:type="dxa" w:w="3324"/>
+            <w:shd w:fill="70AD47"/>
+          </w:tcPr>
+          <w:p>
+            <w:r>
+              <w:rPr>
+                <w:b/>
+                <w:color w:val="FFFFFF"/>
+                <w:sz w:val="18"/>
+              </w:rPr>
+              <w:t>Chef de Menage</w:t>
+            </w:r>
+          </w:p>
+        </w:tc>
+        <w:tc>
+          <w:tcPr>
+            <w:tcW w:type="dxa" w:w="3324"/>
+            <w:shd w:fill="70AD47"/>
+          </w:tcPr>
+          <w:p>
+            <w:r>
+              <w:rPr>
+                <w:b/>
+                <w:color w:val="FFFFFF"/>
+                <w:sz w:val="18"/>
+              </w:rPr>
+              <w:t>Quartier/Village (s00q05)</w:t>
+            </w:r>
+          </w:p>
+        </w:tc>
+        <w:tc>
+          <w:tcPr>
+            <w:tcW w:type="dxa" w:w="3324"/>
+            <w:shd w:fill="70AD47"/>
+          </w:tcPr>
+          <w:p>
+            <w:r>
+              <w:rPr>
+                <w:b/>
+                <w:color w:val="FFFFFF"/>
+                <w:sz w:val="18"/>
+              </w:rPr>
+              <w:t>Localisation GPS</w:t>
+            </w:r>
+          </w:p>
+        </w:tc>
+      </w:tr>
+      <w:tr>
+        <w:tc>
+          <w:tcPr>
+            <w:tcW w:type="dxa" w:w="3324"/>
+          </w:tcPr>
+          <w:p>
+            <w:r>
+              <w:rPr>
+                <w:sz w:val="18"/>
+              </w:rPr>
+              <w:t>IDIATOU DIALLO</w:t>
+            </w:r>
+          </w:p>
+        </w:tc>
+        <w:tc>
+          <w:tcPr>
+            <w:tcW w:type="dxa" w:w="3324"/>
+          </w:tcPr>
+          <w:p>
+            <w:r>
+              <w:rPr>
+                <w:sz w:val="18"/>
+              </w:rPr>
+              <w:t>N/A</w:t>
+            </w:r>
+          </w:p>
+        </w:tc>
+        <w:tc>
+          <w:tcPr>
+            <w:tcW w:type="dxa" w:w="3324"/>
+          </w:tcPr>
+          <w:p>
+            <w:r/>
+            <w:hyperlink r:id="rId11">
+              <w:r>
+                <w:rPr>
+                  <w:color w:val="0563C1"/>
+                  <w:u w:val="single"/>
+                </w:rPr>
+                <w:t>escale 1</w:t>
+              </w:r>
+            </w:hyperlink>
+          </w:p>
+        </w:tc>
+      </w:tr>
+    </w:tbl>
+    <w:p/>
+    <w:p>
+      <w:r>
+        <w:rPr>
+          <w:b/>
+          <w:color w:val="4672C4"/>
+          <w:sz w:val="22"/>
+        </w:rPr>
+        <w:t>&gt;&gt; Section0 - Identification et renseignements de controle</w:t>
+      </w:r>
+    </w:p>
+    <w:p>
+      <w:pPr>
+        <w:ind w:left="283"/>
+      </w:pPr>
+      <w:r>
+        <w:rPr>
+          <w:sz w:val="20"/>
+        </w:rPr>
+        <w:t>- Il est obligatoire de prendre les coordonnées Gps avant d'administrer le questionnaire. Prière de prendre les coordonnées GPS.</w:t>
+      </w:r>
+    </w:p>
+    <w:p>
+      <w:r>
+        <w:rPr>
+          <w:b/>
+          <w:color w:val="4672C4"/>
+          <w:sz w:val="22"/>
+        </w:rPr>
+        <w:t>&gt;&gt; Section1 - Caracteristiques des membres</w:t>
+      </w:r>
+    </w:p>
+    <w:p>
+      <w:pPr>
+        <w:ind w:left="283"/>
+      </w:pPr>
+      <w:r>
+        <w:rPr>
+          <w:sz w:val="20"/>
+        </w:rPr>
+        <w:t>- La catégorie socioprofessionnelle de la mère biologique de  daoda diallo n'est pas coherente avec les réponses des questions s01q35 et s01q36, prière de corriger ou de confirmer cette informations avec le QG.</w:t>
+      </w:r>
+    </w:p>
+    <w:p>
+      <w:r>
+        <w:rPr>
+          <w:b/>
+          <w:color w:val="4672C4"/>
+          <w:sz w:val="22"/>
+        </w:rPr>
+        <w:t>&gt;&gt; Section2 - Education</w:t>
+      </w:r>
+    </w:p>
+    <w:p>
+      <w:pPr>
+        <w:ind w:left="283"/>
+      </w:pPr>
+      <w:r>
+        <w:rPr>
+          <w:sz w:val="20"/>
+        </w:rPr>
+        <w:t xml:space="preserve">- Le montant des autres depenses pour l'année scolaire de selou drame est faible ou élevé. veuillez, s'il vous plait, confirmer ces informations avec le QG ou apporter les corrections nécessaires. </w:t>
+        <w:br/>
+        <w:t xml:space="preserve">- Le montant des autres depenses pour l'année scolaire de thierno sylla est faible ou élevé. veuillez, s'il vous plait, confirmer ces informations avec le QG ou apporter les corrections nécessaires. </w:t>
+        <w:br/>
+        <w:t xml:space="preserve">- Peu probable! binta ba  n'arrive pas  à comprendre un petit texte lu dans une langue locale (s02q03). Veuillez corriger ou donner des explications au QG. Peu probable! binta ba  ne sait ni lire, ni écrire, ni comprendre dans aucune des langues  (s02q01,s02q02,s02q03). Veuillez corriger ou donner des explications au QG. </w:t>
+        <w:br/>
+        <w:t>- Peu probable! idiatou diallo  n'arrive pas  à comprendre un petit texte lu dans une langue locale (s02q03). Veuillez corriger ou donner des explications au QG. Peu probable! idiatou diallo  ne sait ni lire, ni écrire, ni comprendre dans aucune des langues  (s02q01,s02q02,s02q03). Veuillez corriger ou donner des explications au QG.</w:t>
+      </w:r>
+    </w:p>
+    <w:p>
+      <w:r>
+        <w:rPr>
+          <w:b/>
+          <w:color w:val="4672C4"/>
+          <w:sz w:val="22"/>
+        </w:rPr>
+        <w:t>&gt;&gt; Section6 - Epargne et credit</w:t>
+      </w:r>
+    </w:p>
+    <w:p>
+      <w:pPr>
+        <w:ind w:left="283"/>
+      </w:pPr>
+      <w:r>
+        <w:rPr>
+          <w:sz w:val="20"/>
+        </w:rPr>
+        <w:t>- Avertissement!!! idiatou diallo a demandé un crédit auprès d'une institution financière au cours des 12 derniers mois, qui a obtenu un crédit auprès d'une de ces institutions au cours des 12 derniers mois dit n'avoir pas beneficer de crédit immobilier. Veuillez vous rassurez réellement que la personne n'a pas affecté de crédit immobilier.</w:t>
+      </w:r>
+    </w:p>
+    <w:p>
+      <w:r>
+        <w:rPr>
+          <w:b/>
+          <w:color w:val="4672C4"/>
+          <w:sz w:val="22"/>
+        </w:rPr>
+        <w:t>&gt;&gt; Section7b - Consommation alimentaire - 7 jours</w:t>
+      </w:r>
+    </w:p>
+    <w:p>
+      <w:pPr>
+        <w:ind w:left="283"/>
+      </w:pPr>
+      <w:r>
+        <w:rPr>
+          <w:sz w:val="20"/>
+        </w:rPr>
+        <w:t>- Attention ! Le prix unitaire d'achat (200 Fcfa) de Carpe séchée en Pièce (Petit) est relativement élevé par rapport aux autres prix observés dans cette zone. Prière de corriger ou de confirmer avec le QG. Attention ! Le prix unitaire d'achat (200 Fcfa) de Courge en Morceau (Portion) (Moyen) est relativement élevé par rapport aux autres prix observés dans cette zone. Prière de corriger ou de confirmer avec le QG. Avertissement!!! Le ménage a consommé 8 Paquet Petit de Thé en sachet, cette quantité semble anormale pour une consommation des 7 derniers jours.Prière de corriger ou de confirmer avec le QG. Avertissement!! le prix unitaire (125 Fcfa) de Thé en sachet (unité: Paquet) de taille Petit est très faible ou élevé. Prière de corriger ou de confirmer avec le QG. Attention ! Le prix unitaire d'achat (125 Fcfa) de Thé en sachet en Paquet (Petit) est relativement élevé par rapport aux autres prix observés dans cette zone. Prière de corriger ou de confirmer avec le QG. Incohérence!! Dans ce ménage, chaque individus consomme par jour 61.56184 Kg  de cereale; Prière de revoir les quantités prises de ces produits. Incohérence!! Dans ce ménage, chaque individus consomme par jour 61.56184 Kg  de cereale; Prière de revoir les quantités prises de ces produits. Le prix d'achat unitaire (150 Fcfa) de Mil en Kg de taille  taille unique  est très faible, prière de regarder les reponses prises dans les questions s07bq07a s07bq07b s07bq07c s07bq08 pour mieux corriger. Incohérence!! Dans ce ménage, chaque individus consomme par jour 61.56184 Kg  de cereale; Prière de revoir les quantités prises de ces produits. Le prix d'achat unitaire (200 Fcfa) de Maïs en grain en Kg de taille  taille unique  est très faible, prière de regarder les reponses prises dans les questions s07bq07a s07bq07b s07bq07c s07bq08 pour mieux corriger. Le prix d'achat unitaire (6000 Fcfa) de Viande de chèvre en Kg de taille taille unique prière de regarder les reponses prises dans les questions s07bq07a s07bq07b s07bq07c s07bq08 pour mieux corriger.</w:t>
+      </w:r>
+    </w:p>
+    <w:p>
+      <w:r>
+        <w:rPr>
+          <w:b/>
+          <w:color w:val="4672C4"/>
+          <w:sz w:val="22"/>
+        </w:rPr>
+        <w:t>&gt;&gt; Section9d - Depenses non-alimentaires - 3 mois</w:t>
+      </w:r>
+    </w:p>
+    <w:p>
+      <w:pPr>
+        <w:ind w:left="283"/>
+      </w:pPr>
+      <w:r>
+        <w:rPr>
+          <w:sz w:val="20"/>
+        </w:rPr>
+        <w:t>- Peu plausible! le montant de la dépense pour Médicaments achetés en pharmacie sans ordonnance: alcool, pansements, paracétamol, médicaments les affections courantes (paludisme, toux, rhume, diarrhée/disenterie, vers intestinaux, etc. ) semble trop faible. Veuillez, s'il vous plaît, confirmer cette information avec le QG ou la corriger.</w:t>
+      </w:r>
+    </w:p>
+    <w:p>
+      <w:r>
+        <w:rPr>
+          <w:b/>
+          <w:color w:val="4672C4"/>
+          <w:sz w:val="22"/>
+        </w:rPr>
+        <w:t>&gt;&gt; Section10b - caracteristiques entreprise non agricole</w:t>
+      </w:r>
+    </w:p>
+    <w:p>
+      <w:pPr>
+        <w:ind w:left="283"/>
+      </w:pPr>
+      <w:r>
+        <w:rPr>
+          <w:sz w:val="20"/>
+        </w:rPr>
+        <w:t>- Cette entreprise vente de détail alimentaires dit avoir obtenu une valeur sur les marchandises vendu en etat et les marchandises vendu après transformation. L'entreprise vente de détail alimentaires est généralement une entreprise commerciale ou de service dont elle ne depense pas en achat de matières premières.Elle ne transforme pas de produit donc ne peut pas obtenir un montant sur la vente des produits transformés (10.48 ou 10.49). Prière de mettre 0 pour ces questions si elles ne font pas de transformation.</w:t>
+      </w:r>
+    </w:p>
+    <w:p>
+      <w:r>
+        <w:rPr>
+          <w:b/>
+          <w:color w:val="4672C4"/>
+          <w:sz w:val="22"/>
+        </w:rPr>
+        <w:t>&gt;&gt; Section16a - Champs et parcelles</w:t>
+      </w:r>
+    </w:p>
+    <w:p>
+      <w:pPr>
+        <w:ind w:left="283"/>
+      </w:pPr>
+      <w:r>
+        <w:rPr>
+          <w:sz w:val="20"/>
+        </w:rPr>
+        <w:t>- La parcelle parcelle d'arachide n'a pas été mésurée pour des raisons comme qu'elle est trop petite, GPS en panne et que le Ménage indisponible. Nous vous rappelons que ces raisons ne passent pas pour la non mesure des parcelles prière de les mésurer.</w:t>
+      </w:r>
+    </w:p>
+    <w:p>
+      <w:r>
+        <w:t>________________________________________________________________________________</w:t>
+      </w:r>
+    </w:p>
+    <w:p>
+      <w:pPr>
+        <w:pStyle w:val="Heading2"/>
+      </w:pPr>
+      <w:r>
+        <w:t>Menage 7</w:t>
+      </w:r>
+    </w:p>
+    <w:tbl>
+      <w:tblPr>
+        <w:tblStyle w:val="TableGrid"/>
+        <w:tblW w:type="auto" w:w="0"/>
+        <w:tblLook w:firstColumn="1" w:firstRow="1" w:lastColumn="0" w:lastRow="0" w:noHBand="0" w:noVBand="1" w:val="04A0"/>
+      </w:tblPr>
+      <w:tblGrid>
+        <w:gridCol w:w="1662"/>
+        <w:gridCol w:w="1662"/>
+        <w:gridCol w:w="1662"/>
+        <w:gridCol w:w="1662"/>
+        <w:gridCol w:w="1662"/>
+        <w:gridCol w:w="1662"/>
+      </w:tblGrid>
+      <w:tr>
+        <w:tc>
+          <w:tcPr>
+            <w:tcW w:type="dxa" w:w="1662"/>
+            <w:shd w:fill="5B9BD5"/>
+          </w:tcPr>
+          <w:p>
+            <w:r>
+              <w:rPr>
+                <w:b/>
+                <w:color w:val="FFFFFF"/>
+                <w:sz w:val="16"/>
+              </w:rPr>
+              <w:t>Interview Key</w:t>
+            </w:r>
+          </w:p>
+        </w:tc>
+        <w:tc>
+          <w:tcPr>
+            <w:tcW w:type="dxa" w:w="1662"/>
+            <w:shd w:fill="5B9BD5"/>
+          </w:tcPr>
+          <w:p>
+            <w:r>
+              <w:rPr>
+                <w:b/>
+                <w:color w:val="FFFFFF"/>
+                <w:sz w:val="16"/>
+              </w:rPr>
+              <w:t>Interview ID</w:t>
+            </w:r>
+          </w:p>
+        </w:tc>
+        <w:tc>
+          <w:tcPr>
+            <w:tcW w:type="dxa" w:w="1662"/>
+            <w:shd w:fill="5B9BD5"/>
+          </w:tcPr>
+          <w:p>
+            <w:r>
+              <w:rPr>
+                <w:b/>
+                <w:color w:val="FFFFFF"/>
+                <w:sz w:val="16"/>
+              </w:rPr>
+              <w:t>ID Agent</w:t>
+            </w:r>
+          </w:p>
+        </w:tc>
+        <w:tc>
+          <w:tcPr>
+            <w:tcW w:type="dxa" w:w="1662"/>
+            <w:shd w:fill="5B9BD5"/>
+          </w:tcPr>
+          <w:p>
+            <w:r>
+              <w:rPr>
+                <w:b/>
+                <w:color w:val="FFFFFF"/>
+                <w:sz w:val="16"/>
+              </w:rPr>
+              <w:t>ID Equipe</w:t>
+            </w:r>
+          </w:p>
+        </w:tc>
+        <w:tc>
+          <w:tcPr>
+            <w:tcW w:type="dxa" w:w="1662"/>
+            <w:shd w:fill="5B9BD5"/>
+          </w:tcPr>
+          <w:p>
+            <w:r>
+              <w:rPr>
+                <w:b/>
+                <w:color w:val="FFFFFF"/>
+                <w:sz w:val="16"/>
+              </w:rPr>
+              <w:t>Agent</w:t>
+            </w:r>
+          </w:p>
+        </w:tc>
+        <w:tc>
+          <w:tcPr>
+            <w:tcW w:type="dxa" w:w="1662"/>
+            <w:shd w:fill="5B9BD5"/>
+          </w:tcPr>
+          <w:p>
+            <w:r>
+              <w:rPr>
+                <w:b/>
+                <w:color w:val="FFFFFF"/>
+                <w:sz w:val="16"/>
+              </w:rPr>
+              <w:t>Chef d'equipe</w:t>
+            </w:r>
+          </w:p>
+        </w:tc>
+      </w:tr>
+      <w:tr>
+        <w:tc>
+          <w:tcPr>
+            <w:tcW w:type="dxa" w:w="1662"/>
+          </w:tcPr>
+          <w:p>
+            <w:r>
+              <w:rPr>
+                <w:sz w:val="14"/>
+              </w:rPr>
+              <w:t>96-67-04-77</w:t>
+            </w:r>
+          </w:p>
+        </w:tc>
+        <w:tc>
+          <w:tcPr>
+            <w:tcW w:type="dxa" w:w="1662"/>
+          </w:tcPr>
+          <w:p>
+            <w:r>
+              <w:rPr>
+                <w:sz w:val="14"/>
+              </w:rPr>
+              <w:t>0db4f690038b46918d24346e078ded85</w:t>
+            </w:r>
+          </w:p>
+        </w:tc>
+        <w:tc>
+          <w:tcPr>
+            <w:tcW w:type="dxa" w:w="1662"/>
+          </w:tcPr>
+          <w:p>
+            <w:r>
+              <w:rPr>
+                <w:sz w:val="14"/>
+              </w:rPr>
+              <w:t>EQ28_enq2</w:t>
+            </w:r>
+          </w:p>
+        </w:tc>
+        <w:tc>
+          <w:tcPr>
+            <w:tcW w:type="dxa" w:w="1662"/>
+          </w:tcPr>
+          <w:p>
+            <w:r>
+              <w:rPr>
+                <w:sz w:val="14"/>
+              </w:rPr>
+              <w:t>Equipe28</w:t>
+            </w:r>
+          </w:p>
+        </w:tc>
+        <w:tc>
+          <w:tcPr>
+            <w:tcW w:type="dxa" w:w="1662"/>
+          </w:tcPr>
+          <w:p>
+            <w:r>
+              <w:rPr>
+                <w:sz w:val="14"/>
+              </w:rPr>
+              <w:t>Khadidiatou GUEYE</w:t>
+            </w:r>
+          </w:p>
+        </w:tc>
+        <w:tc>
+          <w:tcPr>
+            <w:tcW w:type="dxa" w:w="1662"/>
+          </w:tcPr>
+          <w:p>
+            <w:r>
+              <w:rPr>
+                <w:sz w:val="14"/>
+              </w:rPr>
+              <w:t>Abdou Khadre DIOUF</w:t>
+            </w:r>
+          </w:p>
+        </w:tc>
+      </w:tr>
+    </w:tbl>
+    <w:p/>
+    <w:tbl>
+      <w:tblPr>
+        <w:tblStyle w:val="TableGrid"/>
+        <w:tblW w:type="auto" w:w="0"/>
+        <w:tblLook w:firstColumn="1" w:firstRow="1" w:lastColumn="0" w:lastRow="0" w:noHBand="0" w:noVBand="1" w:val="04A0"/>
+      </w:tblPr>
+      <w:tblGrid>
+        <w:gridCol w:w="3324"/>
+        <w:gridCol w:w="3324"/>
+        <w:gridCol w:w="3324"/>
+      </w:tblGrid>
+      <w:tr>
+        <w:tc>
+          <w:tcPr>
+            <w:tcW w:type="dxa" w:w="3324"/>
+            <w:shd w:fill="70AD47"/>
+          </w:tcPr>
+          <w:p>
+            <w:r>
+              <w:rPr>
+                <w:b/>
+                <w:color w:val="FFFFFF"/>
+                <w:sz w:val="18"/>
+              </w:rPr>
+              <w:t>Chef de Menage</w:t>
+            </w:r>
+          </w:p>
+        </w:tc>
+        <w:tc>
+          <w:tcPr>
+            <w:tcW w:type="dxa" w:w="3324"/>
+            <w:shd w:fill="70AD47"/>
+          </w:tcPr>
+          <w:p>
+            <w:r>
+              <w:rPr>
+                <w:b/>
+                <w:color w:val="FFFFFF"/>
+                <w:sz w:val="18"/>
+              </w:rPr>
+              <w:t>Quartier/Village (s00q05)</w:t>
+            </w:r>
+          </w:p>
+        </w:tc>
+        <w:tc>
+          <w:tcPr>
+            <w:tcW w:type="dxa" w:w="3324"/>
+            <w:shd w:fill="70AD47"/>
+          </w:tcPr>
+          <w:p>
+            <w:r>
+              <w:rPr>
+                <w:b/>
+                <w:color w:val="FFFFFF"/>
+                <w:sz w:val="18"/>
+              </w:rPr>
+              <w:t>Localisation GPS</w:t>
+            </w:r>
+          </w:p>
+        </w:tc>
+      </w:tr>
+      <w:tr>
+        <w:tc>
+          <w:tcPr>
+            <w:tcW w:type="dxa" w:w="3324"/>
+          </w:tcPr>
+          <w:p>
+            <w:r>
+              <w:rPr>
+                <w:sz w:val="18"/>
+              </w:rPr>
+              <w:t>GNOUKAROU KA</w:t>
+            </w:r>
+          </w:p>
+        </w:tc>
+        <w:tc>
+          <w:tcPr>
+            <w:tcW w:type="dxa" w:w="3324"/>
+          </w:tcPr>
+          <w:p>
+            <w:r>
+              <w:rPr>
+                <w:sz w:val="18"/>
+              </w:rPr>
+              <w:t>N/A</w:t>
+            </w:r>
+          </w:p>
+        </w:tc>
+        <w:tc>
+          <w:tcPr>
+            <w:tcW w:type="dxa" w:w="3324"/>
+          </w:tcPr>
+          <w:p>
+            <w:r/>
+            <w:hyperlink r:id="rId12">
+              <w:r>
+                <w:rPr>
+                  <w:color w:val="0563C1"/>
+                  <w:u w:val="single"/>
+                </w:rPr>
+                <w:t>escale1</w:t>
+              </w:r>
+            </w:hyperlink>
+          </w:p>
+        </w:tc>
+      </w:tr>
+    </w:tbl>
+    <w:p/>
+    <w:p>
+      <w:r>
+        <w:rPr>
+          <w:b/>
+          <w:color w:val="4672C4"/>
+          <w:sz w:val="22"/>
+        </w:rPr>
+        <w:t>&gt;&gt; Section0 - Identification et renseignements de controle</w:t>
+      </w:r>
+    </w:p>
+    <w:p>
+      <w:pPr>
+        <w:ind w:left="283"/>
+      </w:pPr>
+      <w:r>
+        <w:rPr>
+          <w:sz w:val="20"/>
+        </w:rPr>
+        <w:t>- Le questionnaire semble ne pas être complètement fini mais le questionnaire est en statut complet, prière de compléter le questionnaire.</w:t>
+      </w:r>
+    </w:p>
+    <w:p>
+      <w:r>
+        <w:rPr>
+          <w:b/>
+          <w:color w:val="4672C4"/>
+          <w:sz w:val="22"/>
+        </w:rPr>
+        <w:t>&gt;&gt; Section1 - Caracteristiques des membres</w:t>
+      </w:r>
+    </w:p>
+    <w:p>
+      <w:pPr>
+        <w:ind w:left="283"/>
+      </w:pPr>
+      <w:r>
+        <w:rPr>
+          <w:sz w:val="20"/>
+        </w:rPr>
+        <w:t xml:space="preserve">- Attention ! Vous avez déclaré en s01q00 que le répondant est la personne elle-même, or mamadou ba est trop jeune (10 ans) pour fournir des informations correctes. Prière de refaire la section 1 pour mamadou ba en demandant à un adulte de répondre aux questions à sa place. </w:t>
+        <w:br/>
+        <w:t>- Les catégories socioprofessionnelles du père biologique de  binta sow  ne sont pas coherentes, prière de corriger.</w:t>
+      </w:r>
+    </w:p>
+    <w:p>
+      <w:r>
+        <w:rPr>
+          <w:b/>
+          <w:color w:val="4672C4"/>
+          <w:sz w:val="22"/>
+        </w:rPr>
+        <w:t>&gt;&gt; Section2 - Education</w:t>
+      </w:r>
+    </w:p>
+    <w:p>
+      <w:pPr>
+        <w:ind w:left="283"/>
+      </w:pPr>
+      <w:r>
+        <w:rPr>
+          <w:sz w:val="20"/>
+        </w:rPr>
+        <w:t xml:space="preserve">- Le montant des autres depenses pour l'année scolaire de awa ba est faible ou élevé. veuillez, s'il vous plait, confirmer ces informations avec le QG ou apporter les corrections nécessaires. </w:t>
+        <w:br/>
+        <w:t xml:space="preserve">- Peu probable! Gnoukarou ka  n'arrive pas  à comprendre un petit texte lu dans une langue locale (s02q03). Veuillez corriger ou donner des explications au QG. Peu probable! Gnoukarou ka  ne sait ni lire, ni écrire, ni comprendre dans aucune des langues  (s02q01,s02q02,s02q03). Veuillez corriger ou donner des explications au QG. </w:t>
+        <w:br/>
+        <w:t xml:space="preserve">- Peu probable! ablaye ba  n'arrive pas  à comprendre un petit texte lu dans une langue locale (s02q03). Veuillez corriger ou donner des explications au QG. Peu probable! ablaye ba  ne sait ni lire, ni écrire, ni comprendre dans aucune des langues  (s02q01,s02q02,s02q03). Veuillez corriger ou donner des explications au QG. </w:t>
+        <w:br/>
+        <w:t xml:space="preserve">- Peu probable! aminata ba  n'arrive pas  à comprendre un petit texte lu dans une langue locale (s02q03). Veuillez corriger ou donner des explications au QG. Peu probable! aminata ba  ne sait ni lire, ni écrire, ni comprendre dans aucune des langues  (s02q01,s02q02,s02q03). Veuillez corriger ou donner des explications au QG. </w:t>
+        <w:br/>
+        <w:t xml:space="preserve">- Peu probable! binta sow  n'arrive pas  à comprendre un petit texte lu dans une langue locale (s02q03). Veuillez corriger ou donner des explications au QG. Peu probable! binta sow  ne sait ni lire, ni écrire, ni comprendre dans aucune des langues  (s02q01,s02q02,s02q03). Veuillez corriger ou donner des explications au QG. </w:t>
+        <w:br/>
+        <w:t xml:space="preserve">- Peu probable! mamadou ba  n'arrive pas  à comprendre un petit texte lu dans une langue locale (s02q03). Veuillez corriger ou donner des explications au QG. Peu probable! mamadou ba  ne sait ni lire, ni écrire, ni comprendre dans aucune des langues  (s02q01,s02q02,s02q03). Veuillez corriger ou donner des explications au QG. </w:t>
+        <w:br/>
+        <w:t>- Peu probable! metha diallo  n'arrive pas  à comprendre un petit texte lu dans une langue locale (s02q03). Veuillez corriger ou donner des explications au QG. Peu probable! metha diallo  ne sait ni lire, ni écrire, ni comprendre dans aucune des langues  (s02q01,s02q02,s02q03). Veuillez corriger ou donner des explications au QG.</w:t>
+      </w:r>
+    </w:p>
+    <w:p>
+      <w:r>
+        <w:rPr>
+          <w:b/>
+          <w:color w:val="4672C4"/>
+          <w:sz w:val="22"/>
+        </w:rPr>
+        <w:t>&gt;&gt; Section3 - Sante</w:t>
+      </w:r>
+    </w:p>
+    <w:p>
+      <w:pPr>
+        <w:ind w:left="283"/>
+      </w:pPr>
+      <w:r>
+        <w:rPr>
+          <w:sz w:val="20"/>
+        </w:rPr>
+        <w:t xml:space="preserve">- Le moyen principal que [NOM] utilise pour se protéger des piqûres de moustiques en dehors de la moustiquaire est aquacia brûlé et semble exister dans les modalités, prière de prendre attache avec le QG pour plus d'explication afin de la classer bien. </w:t>
+        <w:br/>
+        <w:t xml:space="preserve">- Le moyen principal que [NOM] utilise pour se protéger des piqûres de moustiques en dehors de la moustiquaire est aquacia brûlé et semble exister dans les modalités, prière de prendre attache avec le QG pour plus d'explication afin de la classer bien. </w:t>
+        <w:br/>
+        <w:t xml:space="preserve">- Le moyen principal que [NOM] utilise pour se protéger des piqûres de moustiques en dehors de la moustiquaire est aquacia brûlé et semble exister dans les modalités, prière de prendre attache avec le QG pour plus d'explication afin de la classer bien. </w:t>
+        <w:br/>
+        <w:t xml:space="preserve">- Le moyen principal que [NOM] utilise pour se protéger des piqûres de moustiques en dehors de la moustiquaire est aquacia brûlé et semble exister dans les modalités, prière de prendre attache avec le QG pour plus d'explication afin de la classer bien. </w:t>
+        <w:br/>
+        <w:t xml:space="preserve">- Le moyen principal que [NOM] utilise pour se protéger des piqûres de moustiques en dehors de la moustiquaire est aquacia brûlé et semble exister dans les modalités, prière de prendre attache avec le QG pour plus d'explication afin de la classer bien. </w:t>
+        <w:br/>
+        <w:t xml:space="preserve">- Le moyen principal que [NOM] utilise pour se protéger des piqûres de moustiques en dehors de la moustiquaire est aquacia brûlé et semble exister dans les modalités, prière de prendre attache avec le QG pour plus d'explication afin de la classer bien. </w:t>
+        <w:br/>
+        <w:t xml:space="preserve">- Le moyen principal que [NOM] utilise pour se protéger des piqûres de moustiques en dehors de la moustiquaire est aquacia brûlé et semble exister dans les modalités, prière de prendre attache avec le QG pour plus d'explication afin de la classer bien. </w:t>
+        <w:br/>
+        <w:t>- Le moyen principal que [NOM] utilise pour se protéger des piqûres de moustiques en dehors de la moustiquaire est aquacia et semble exister dans les modalités, prière de prendre attache avec le QG pour plus d'explication afin de la classer bien.</w:t>
+      </w:r>
+    </w:p>
+    <w:p>
+      <w:r>
+        <w:rPr>
+          <w:b/>
+          <w:color w:val="4672C4"/>
+          <w:sz w:val="22"/>
+        </w:rPr>
+        <w:t>&gt;&gt; Section4a - Emploi</w:t>
+      </w:r>
+    </w:p>
+    <w:p>
+      <w:pPr>
+        <w:ind w:left="283"/>
+      </w:pPr>
+      <w:r>
+        <w:rPr>
+          <w:sz w:val="20"/>
+        </w:rPr>
+        <w:t xml:space="preserve">- Avertissement! Généralement les jeunes hommes (10 à 25ans) font des travaux ménager soit apprendre les enfants à reviser leurs léçons ou d'autres cours, ablaye ba n'a consacré aucune heure pour les travaux cités en s04q01, s04q02, s04q03, s04q04, s04q05, s04q06, s04q07 et s04q08.Prière de regarder pour corriger ou confirmer avec le QG. </w:t>
+        <w:br/>
+        <w:t>- Avertissement! Généralement les jeunes hommes (10 à 25ans) font des travaux ménager soit apprendre les enfants à reviser leurs léçons ou d'autres cours, mamadou ba n'a consacré aucune heure pour les travaux cités en s04q01, s04q02, s04q03, s04q04, s04q05, s04q06, s04q07 et s04q08.Prière de regarder pour corriger ou confirmer avec le QG.</w:t>
+      </w:r>
+    </w:p>
+    <w:p>
+      <w:r>
+        <w:rPr>
+          <w:b/>
+          <w:color w:val="4672C4"/>
+          <w:sz w:val="22"/>
+        </w:rPr>
+        <w:t>&gt;&gt; Section4b - Emploi - Activite principale</w:t>
+      </w:r>
+    </w:p>
+    <w:p>
+      <w:pPr>
+        <w:ind w:left="283"/>
+      </w:pPr>
+      <w:r>
+        <w:rPr>
+          <w:sz w:val="20"/>
+        </w:rPr>
+        <w:t>- Nombre de mois exercé par mamadou ba dans l'emploi au cours des 12 derniers mois semble faible, veuillez corriger s'il vous plait ou comfirmer avec le QG.  Incohérence! mamadou ba  evolue dans l'agriculture mais est  considéré comme salarié ou stagiaire/apprenti non renuméré, prière de revoir la question s04q46 et corriger.</w:t>
+      </w:r>
+    </w:p>
+    <w:p>
+      <w:r>
+        <w:rPr>
+          <w:b/>
+          <w:color w:val="4672C4"/>
+          <w:sz w:val="22"/>
+        </w:rPr>
+        <w:t>&gt;&gt; Section7b - Consommation alimentaire - 7 jours</w:t>
+      </w:r>
+    </w:p>
+    <w:p>
+      <w:pPr>
+        <w:ind w:left="283"/>
+      </w:pPr>
+      <w:r>
+        <w:rPr>
+          <w:sz w:val="20"/>
+        </w:rPr>
+        <w:t>- Attention ! Le prix unitaire d'achat (100 Fcfa) de Vinaigre de vin en Sachets (Petit) est relativement élevé par rapport aux autres prix observés dans cette zone. Prière de corriger ou de confirmer avec le QG. Attention ! Le prix unitaire d'achat (50 Fcfa) de Lait en poudre en Sachets (Petit) est relativement faible par rapport aux autres prix observés dans cette zone. Prière de corriger ou de confirmer avec le QG. Avertissement!!! Le ménage a consommé 5 Paquet Petit de Thé en sachet, cette quantité semble anormale pour une consommation des 7 derniers jours.Prière de corriger ou de confirmer avec le QG. Avertissement!! le prix unitaire (100 Fcfa) de Thé en sachet (unité: Paquet) de taille Petit est très faible ou élevé. Prière de corriger ou de confirmer avec le QG. Incohérence!! Dans ce ménage, chaque individus consomme par jour 49.1975 Kg  de cereale; Prière de revoir les quantités prises de ces produits. Incohérence!! Dans ce ménage, chaque individus consomme par jour 49.1975 Kg  de cereale; Prière de revoir les quantités prises de ces produits. Incohérence!! Dans ce ménage, chaque individus consomme par jour 49.1975 Kg  de cereale; Prière de revoir les quantités prises de ces produits.</w:t>
+      </w:r>
+    </w:p>
+    <w:p>
+      <w:r>
+        <w:rPr>
+          <w:b/>
+          <w:color w:val="4672C4"/>
+          <w:sz w:val="22"/>
+        </w:rPr>
+        <w:t>&gt;&gt; Section9b - Depenses non-alimentaires - 7 jours</w:t>
+      </w:r>
+    </w:p>
+    <w:p>
+      <w:pPr>
+        <w:ind w:left="283"/>
+      </w:pPr>
+      <w:r>
+        <w:rPr>
+          <w:sz w:val="20"/>
+        </w:rPr>
+        <w:t>- Peu plausible! le montant de la dépense pour Transport urbain/rural en moto-taxi semble faible. Veuillez, s'il vous plaît, confirmer cette information avec le QG ou la corriger.</w:t>
+      </w:r>
+    </w:p>
+    <w:p>
+      <w:r>
+        <w:rPr>
+          <w:b/>
+          <w:color w:val="4672C4"/>
+          <w:sz w:val="22"/>
+        </w:rPr>
+        <w:t>&gt;&gt; Section9c - Depenses non-alimentaires - 30 jours</w:t>
+      </w:r>
+    </w:p>
+    <w:p>
+      <w:pPr>
+        <w:ind w:left="283"/>
+      </w:pPr>
+      <w:r>
+        <w:rPr>
+          <w:sz w:val="20"/>
+        </w:rPr>
+        <w:t>- Peu plausible! le montant de la dépense pour Charbon de bois/Charbon minéral semble faible. Veuillez, s'il vous plaît, confirmer cette information avec le QG ou la corriger.</w:t>
+      </w:r>
+    </w:p>
+    <w:p>
+      <w:r>
+        <w:rPr>
+          <w:b/>
+          <w:color w:val="4672C4"/>
+          <w:sz w:val="22"/>
+        </w:rPr>
+        <w:t>&gt;&gt; Section10a - Existence entreprise non agricole</w:t>
+      </w:r>
+    </w:p>
+    <w:p>
+      <w:pPr>
+        <w:ind w:left="283"/>
+      </w:pPr>
+      <w:r>
+        <w:rPr>
+          <w:sz w:val="20"/>
+        </w:rPr>
+        <w:t>- Avertissement!!! Le ménage de GNOUKAROU KA a comme taille 8 personnes dont ils vivent à TAMBACOUNDA Urbain et aucune d'entre ne possède une entreprise non agricole, prière de revoir cette partie de la section 10 de ce menage.</w:t>
+      </w:r>
+    </w:p>
+    <w:p>
+      <w:r>
+        <w:rPr>
+          <w:b/>
+          <w:color w:val="4672C4"/>
+          <w:sz w:val="22"/>
+        </w:rPr>
+        <w:t>&gt;&gt; Section11 - Caracteristiques logement</w:t>
+      </w:r>
+    </w:p>
+    <w:p>
+      <w:pPr>
+        <w:ind w:left="283"/>
+      </w:pPr>
+      <w:r>
+        <w:rPr>
+          <w:sz w:val="20"/>
+        </w:rPr>
+        <w:t>- Avertissement!! La distance (en mètres) qui sépare le ménage de la principale source d'approvisionnement en eau de boisson semble très élevé, prière de corriger ou confirmer avec le QG. Avertissement!! Le ménage (vit en milieu urbain) se débarrasse de ses ordures ménagères soit par le Dépotoir sauvage, brûle et enterre, prière de corriger ou confirmer avec le QG.</w:t>
+      </w:r>
+    </w:p>
+    <w:p>
+      <w:r>
+        <w:rPr>
+          <w:b/>
+          <w:color w:val="4672C4"/>
+          <w:sz w:val="22"/>
+        </w:rPr>
+        <w:t>&gt;&gt; Section16a - Champs et parcelles</w:t>
+      </w:r>
+    </w:p>
+    <w:p>
+      <w:pPr>
+        <w:ind w:left="283"/>
+      </w:pPr>
+      <w:r>
+        <w:rPr>
+          <w:sz w:val="20"/>
+        </w:rPr>
+        <w:t>- La section 16 du ménage de GNOUKAROU KA n'est pas renseigné, prière de renseigner.</w:t>
+      </w:r>
+    </w:p>
+    <w:p>
+      <w:r>
+        <w:t>________________________________________________________________________________</w:t>
+      </w:r>
+    </w:p>
+    <w:p>
+      <w:pPr>
+        <w:pStyle w:val="Heading2"/>
+      </w:pPr>
+      <w:r>
+        <w:t>Menage 8</w:t>
+      </w:r>
+    </w:p>
+    <w:tbl>
+      <w:tblPr>
+        <w:tblStyle w:val="TableGrid"/>
+        <w:tblW w:type="auto" w:w="0"/>
+        <w:tblLook w:firstColumn="1" w:firstRow="1" w:lastColumn="0" w:lastRow="0" w:noHBand="0" w:noVBand="1" w:val="04A0"/>
+      </w:tblPr>
+      <w:tblGrid>
+        <w:gridCol w:w="1662"/>
+        <w:gridCol w:w="1662"/>
+        <w:gridCol w:w="1662"/>
+        <w:gridCol w:w="1662"/>
+        <w:gridCol w:w="1662"/>
+        <w:gridCol w:w="1662"/>
+      </w:tblGrid>
+      <w:tr>
+        <w:tc>
+          <w:tcPr>
+            <w:tcW w:type="dxa" w:w="1662"/>
+            <w:shd w:fill="5B9BD5"/>
+          </w:tcPr>
+          <w:p>
+            <w:r>
+              <w:rPr>
+                <w:b/>
+                <w:color w:val="FFFFFF"/>
+                <w:sz w:val="16"/>
+              </w:rPr>
+              <w:t>Interview Key</w:t>
+            </w:r>
+          </w:p>
+        </w:tc>
+        <w:tc>
+          <w:tcPr>
+            <w:tcW w:type="dxa" w:w="1662"/>
+            <w:shd w:fill="5B9BD5"/>
+          </w:tcPr>
+          <w:p>
+            <w:r>
+              <w:rPr>
+                <w:b/>
+                <w:color w:val="FFFFFF"/>
+                <w:sz w:val="16"/>
+              </w:rPr>
+              <w:t>Interview ID</w:t>
+            </w:r>
+          </w:p>
+        </w:tc>
+        <w:tc>
+          <w:tcPr>
+            <w:tcW w:type="dxa" w:w="1662"/>
+            <w:shd w:fill="5B9BD5"/>
+          </w:tcPr>
+          <w:p>
+            <w:r>
+              <w:rPr>
+                <w:b/>
+                <w:color w:val="FFFFFF"/>
+                <w:sz w:val="16"/>
+              </w:rPr>
+              <w:t>ID Agent</w:t>
+            </w:r>
+          </w:p>
+        </w:tc>
+        <w:tc>
+          <w:tcPr>
+            <w:tcW w:type="dxa" w:w="1662"/>
+            <w:shd w:fill="5B9BD5"/>
+          </w:tcPr>
+          <w:p>
+            <w:r>
+              <w:rPr>
+                <w:b/>
+                <w:color w:val="FFFFFF"/>
+                <w:sz w:val="16"/>
+              </w:rPr>
+              <w:t>ID Equipe</w:t>
+            </w:r>
+          </w:p>
+        </w:tc>
+        <w:tc>
+          <w:tcPr>
+            <w:tcW w:type="dxa" w:w="1662"/>
+            <w:shd w:fill="5B9BD5"/>
+          </w:tcPr>
+          <w:p>
+            <w:r>
+              <w:rPr>
+                <w:b/>
+                <w:color w:val="FFFFFF"/>
+                <w:sz w:val="16"/>
+              </w:rPr>
+              <w:t>Agent</w:t>
+            </w:r>
+          </w:p>
+        </w:tc>
+        <w:tc>
+          <w:tcPr>
+            <w:tcW w:type="dxa" w:w="1662"/>
+            <w:shd w:fill="5B9BD5"/>
+          </w:tcPr>
+          <w:p>
+            <w:r>
+              <w:rPr>
+                <w:b/>
+                <w:color w:val="FFFFFF"/>
+                <w:sz w:val="16"/>
+              </w:rPr>
+              <w:t>Chef d'equipe</w:t>
+            </w:r>
+          </w:p>
+        </w:tc>
+      </w:tr>
+      <w:tr>
+        <w:tc>
+          <w:tcPr>
+            <w:tcW w:type="dxa" w:w="1662"/>
+          </w:tcPr>
+          <w:p>
+            <w:r>
+              <w:rPr>
+                <w:sz w:val="14"/>
+              </w:rPr>
+              <w:t>60-54-60-59</w:t>
+            </w:r>
+          </w:p>
+        </w:tc>
+        <w:tc>
+          <w:tcPr>
+            <w:tcW w:type="dxa" w:w="1662"/>
+          </w:tcPr>
+          <w:p>
+            <w:r>
+              <w:rPr>
+                <w:sz w:val="14"/>
+              </w:rPr>
+              <w:t>b13aba2fba5f4859bdac65c5cea8a9e4</w:t>
+            </w:r>
+          </w:p>
+        </w:tc>
+        <w:tc>
+          <w:tcPr>
+            <w:tcW w:type="dxa" w:w="1662"/>
+          </w:tcPr>
+          <w:p>
+            <w:r>
+              <w:rPr>
+                <w:sz w:val="14"/>
+              </w:rPr>
+              <w:t>EQ28_enq1</w:t>
+            </w:r>
+          </w:p>
+        </w:tc>
+        <w:tc>
+          <w:tcPr>
+            <w:tcW w:type="dxa" w:w="1662"/>
+          </w:tcPr>
+          <w:p>
+            <w:r>
+              <w:rPr>
+                <w:sz w:val="14"/>
+              </w:rPr>
+              <w:t>Equipe28</w:t>
+            </w:r>
+          </w:p>
+        </w:tc>
+        <w:tc>
+          <w:tcPr>
+            <w:tcW w:type="dxa" w:w="1662"/>
+          </w:tcPr>
+          <w:p>
+            <w:r>
+              <w:rPr>
+                <w:sz w:val="14"/>
+              </w:rPr>
+              <w:t>Fatou DIOUF</w:t>
+            </w:r>
+          </w:p>
+        </w:tc>
+        <w:tc>
+          <w:tcPr>
+            <w:tcW w:type="dxa" w:w="1662"/>
+          </w:tcPr>
+          <w:p>
+            <w:r>
+              <w:rPr>
+                <w:sz w:val="14"/>
+              </w:rPr>
+              <w:t>Abdou Khadre DIOUF</w:t>
+            </w:r>
+          </w:p>
+        </w:tc>
+      </w:tr>
+    </w:tbl>
+    <w:p/>
+    <w:tbl>
+      <w:tblPr>
+        <w:tblStyle w:val="TableGrid"/>
+        <w:tblW w:type="auto" w:w="0"/>
+        <w:tblLook w:firstColumn="1" w:firstRow="1" w:lastColumn="0" w:lastRow="0" w:noHBand="0" w:noVBand="1" w:val="04A0"/>
+      </w:tblPr>
+      <w:tblGrid>
+        <w:gridCol w:w="3324"/>
+        <w:gridCol w:w="3324"/>
+        <w:gridCol w:w="3324"/>
+      </w:tblGrid>
+      <w:tr>
+        <w:tc>
+          <w:tcPr>
+            <w:tcW w:type="dxa" w:w="3324"/>
+            <w:shd w:fill="70AD47"/>
+          </w:tcPr>
+          <w:p>
+            <w:r>
+              <w:rPr>
+                <w:b/>
+                <w:color w:val="FFFFFF"/>
+                <w:sz w:val="18"/>
+              </w:rPr>
+              <w:t>Chef de Menage</w:t>
+            </w:r>
+          </w:p>
+        </w:tc>
+        <w:tc>
+          <w:tcPr>
+            <w:tcW w:type="dxa" w:w="3324"/>
+            <w:shd w:fill="70AD47"/>
+          </w:tcPr>
+          <w:p>
+            <w:r>
+              <w:rPr>
+                <w:b/>
+                <w:color w:val="FFFFFF"/>
+                <w:sz w:val="18"/>
+              </w:rPr>
+              <w:t>Quartier/Village (s00q05)</w:t>
+            </w:r>
+          </w:p>
+        </w:tc>
+        <w:tc>
+          <w:tcPr>
+            <w:tcW w:type="dxa" w:w="3324"/>
+            <w:shd w:fill="70AD47"/>
+          </w:tcPr>
+          <w:p>
+            <w:r>
+              <w:rPr>
+                <w:b/>
+                <w:color w:val="FFFFFF"/>
+                <w:sz w:val="18"/>
+              </w:rPr>
+              <w:t>Localisation GPS</w:t>
+            </w:r>
+          </w:p>
+        </w:tc>
+      </w:tr>
+      <w:tr>
+        <w:tc>
+          <w:tcPr>
+            <w:tcW w:type="dxa" w:w="3324"/>
+          </w:tcPr>
+          <w:p>
+            <w:r>
+              <w:rPr>
+                <w:sz w:val="18"/>
+              </w:rPr>
+              <w:t>ALPHA OMAR DIALLO</w:t>
+            </w:r>
+          </w:p>
+        </w:tc>
+        <w:tc>
+          <w:tcPr>
+            <w:tcW w:type="dxa" w:w="3324"/>
+          </w:tcPr>
+          <w:p>
+            <w:r>
+              <w:rPr>
+                <w:sz w:val="18"/>
+              </w:rPr>
+              <w:t>N/A</w:t>
+            </w:r>
+          </w:p>
+        </w:tc>
+        <w:tc>
+          <w:tcPr>
+            <w:tcW w:type="dxa" w:w="3324"/>
+          </w:tcPr>
+          <w:p>
+            <w:r/>
+            <w:hyperlink r:id="rId13">
+              <w:r>
+                <w:rPr>
+                  <w:color w:val="0563C1"/>
+                  <w:u w:val="single"/>
+                </w:rPr>
+                <w:t>escale 1</w:t>
+              </w:r>
+            </w:hyperlink>
+          </w:p>
+        </w:tc>
+      </w:tr>
+    </w:tbl>
+    <w:p/>
+    <w:p>
+      <w:r>
+        <w:rPr>
+          <w:b/>
+          <w:color w:val="4672C4"/>
+          <w:sz w:val="22"/>
+        </w:rPr>
+        <w:t>&gt;&gt; Section0 - Identification et renseignements de controle</w:t>
+      </w:r>
+    </w:p>
+    <w:p>
+      <w:pPr>
+        <w:ind w:left="283"/>
+      </w:pPr>
+      <w:r>
+        <w:rPr>
+          <w:sz w:val="20"/>
+        </w:rPr>
+        <w:t>- Le questionnaire semble ne pas être complètement fini mais le questionnaire est en statut complet, prière de compléter le questionnaire.</w:t>
+      </w:r>
+    </w:p>
+    <w:p>
+      <w:r>
+        <w:rPr>
+          <w:b/>
+          <w:color w:val="4672C4"/>
+          <w:sz w:val="22"/>
+        </w:rPr>
+        <w:t>&gt;&gt; Section4b - Emploi - Activite principale</w:t>
+      </w:r>
+    </w:p>
+    <w:p>
+      <w:pPr>
+        <w:ind w:left="283"/>
+      </w:pPr>
+      <w:r>
+        <w:rPr>
+          <w:sz w:val="20"/>
+        </w:rPr>
+        <w:t>- Avertissement!!! Alpha omar diallo enquêté dans l'emploi principale n'a pas declaré son salaire prière de fournir plus d'effort pour lui demander son salire, vous pouvez utiliser des stratégies pour faire une estimation ou demander des conseils au QG. Avertissement!!! Alpha omar diallo enquêté dans l'emploi principale n'a pas declaré son revenu prière de fournir plus d'effort pour lui demander son revenu, vous pouvez utiliser des stratégies pour faire une estimation ou demander des conseils au QG.</w:t>
+      </w:r>
+    </w:p>
+    <w:p>
+      <w:r>
+        <w:rPr>
+          <w:b/>
+          <w:color w:val="4672C4"/>
+          <w:sz w:val="22"/>
+        </w:rPr>
+        <w:t>&gt;&gt; Section7b - Consommation alimentaire - 7 jours</w:t>
+      </w:r>
+    </w:p>
+    <w:p>
+      <w:pPr>
+        <w:ind w:left="283"/>
+      </w:pPr>
+      <w:r>
+        <w:rPr>
+          <w:sz w:val="20"/>
+        </w:rPr>
+        <w:t>- Attention ! Le prix unitaire d'achat (50 Fcfa) de Ail en Gousse (Moyen) est relativement faible par rapport aux autres prix observés dans cette zone. Prière de corriger ou de confirmer avec le QG. Avertissement!!! Le ménage a consommé 2 Paquet Tres petit de Thé en sachet, cette quantité semble anormale pour une consommation des 7 derniers jours.Prière de corriger ou de confirmer avec le QG. Avertissement!! le prix unitaire (150 Fcfa) de Thé en sachet (unité: Paquet) de taille Tres petit est très faible ou élevé. Prière de corriger ou de confirmer avec le QG. Le prix d'achat unitaire (1300 Fcfa) de Vermicelles en Kg de taille taille unique semble élevé, prière de regarder les reponses prises dans les questions s07bq07a s07bq07b s07bq07c s07bq08 pour mieux corriger.</w:t>
+      </w:r>
+    </w:p>
+    <w:p>
+      <w:r>
+        <w:rPr>
+          <w:b/>
+          <w:color w:val="4672C4"/>
+          <w:sz w:val="22"/>
+        </w:rPr>
+        <w:t>&gt;&gt; Section9d - Depenses non-alimentaires - 3 mois</w:t>
+      </w:r>
+    </w:p>
+    <w:p>
+      <w:pPr>
+        <w:ind w:left="283"/>
+      </w:pPr>
+      <w:r>
+        <w:rPr>
+          <w:sz w:val="20"/>
+        </w:rPr>
+        <w:t>- Peu plausible! le montant de la dépense pour Services de réparation et d'entretien (vidange, graissage, gonflage de pneu etc. ) de moyens de transport personnel (voitures, motos, bicyclette, etc. ) semble trop faible. Veuillez, s'il vous plaît, confirmer cette information avec le QG ou la corriger.</w:t>
+      </w:r>
+    </w:p>
+    <w:p>
+      <w:r>
+        <w:rPr>
+          <w:b/>
+          <w:color w:val="4672C4"/>
+          <w:sz w:val="22"/>
+        </w:rPr>
+        <w:t>&gt;&gt; Section11 - Caracteristiques logement</w:t>
+      </w:r>
+    </w:p>
+    <w:p>
+      <w:pPr>
+        <w:ind w:left="283"/>
+      </w:pPr>
+      <w:r>
+        <w:rPr>
+          <w:sz w:val="20"/>
+        </w:rPr>
+        <w:t>- Le temps mis (en heure et en minute) pour s'approvisionner en eau de boisson une fois à la source est  5 fois plus élevé que le temps mis (en minutes) pour se rendre à la principale source d'approvisionnement en eau de boisson, prière de corriger. Avertissement!! Le ménage (vit en milieu urbain) se débarrasse de ses ordures ménagères soit par le Dépotoir sauvage, brûle et enterre, prière de corriger ou confirmer avec le QG.</w:t>
+      </w:r>
+    </w:p>
+    <w:p>
+      <w:r>
+        <w:rPr>
+          <w:b/>
+          <w:color w:val="4672C4"/>
+          <w:sz w:val="22"/>
+        </w:rPr>
+        <w:t>&gt;&gt; Section12 - Actifs du menage</w:t>
+      </w:r>
+    </w:p>
+    <w:p>
+      <w:pPr>
+        <w:ind w:left="283"/>
+      </w:pPr>
+      <w:r>
+        <w:rPr>
+          <w:sz w:val="20"/>
+        </w:rPr>
+        <w:t>- Attention ! Téléphone portable a été achété à 180000 Fcfa est relativement élevé par rapport aux autres prix d'achat observés dans cette zone. Prière de corriger ou de confirmer avec le QG.</w:t>
+      </w:r>
+    </w:p>
+    <w:p>
+      <w:r>
+        <w:rPr>
+          <w:b/>
+          <w:color w:val="4672C4"/>
+          <w:sz w:val="22"/>
+        </w:rPr>
+        <w:t>&gt;&gt; Section13a - Transferts recus</w:t>
+      </w:r>
+    </w:p>
+    <w:p>
+      <w:pPr>
+        <w:ind w:left="283"/>
+      </w:pPr>
+      <w:r>
+        <w:rPr>
+          <w:sz w:val="20"/>
+        </w:rPr>
+        <w:t>- Avertissement!! Le montant des transferts reçu par mois semble très élevé ou faible, peut-être que vous vous êtes trompés du choix de l'unité.</w:t>
+      </w:r>
+    </w:p>
+    <w:p>
+      <w:r>
+        <w:rPr>
+          <w:b/>
+          <w:color w:val="4672C4"/>
+          <w:sz w:val="22"/>
+        </w:rPr>
+        <w:t>&gt;&gt; Section16a - Champs et parcelles</w:t>
+      </w:r>
+    </w:p>
+    <w:p>
+      <w:pPr>
+        <w:ind w:left="283"/>
+      </w:pPr>
+      <w:r>
+        <w:rPr>
+          <w:sz w:val="20"/>
+        </w:rPr>
+        <w:t>- La section 16 du ménage de ALPHA OMAR  DIALLO n'est pas renseigné, prière de renseigner.</w:t>
+      </w:r>
+    </w:p>
+    <w:p>
+      <w:r>
+        <w:t>________________________________________________________________________________</w:t>
+      </w:r>
+    </w:p>
+    <w:p>
+      <w:pPr>
+        <w:pStyle w:val="Heading2"/>
+      </w:pPr>
+      <w:r>
+        <w:t>Menage 9</w:t>
+      </w:r>
+    </w:p>
+    <w:tbl>
+      <w:tblPr>
+        <w:tblStyle w:val="TableGrid"/>
+        <w:tblW w:type="auto" w:w="0"/>
+        <w:tblLook w:firstColumn="1" w:firstRow="1" w:lastColumn="0" w:lastRow="0" w:noHBand="0" w:noVBand="1" w:val="04A0"/>
+      </w:tblPr>
+      <w:tblGrid>
+        <w:gridCol w:w="1662"/>
+        <w:gridCol w:w="1662"/>
+        <w:gridCol w:w="1662"/>
+        <w:gridCol w:w="1662"/>
+        <w:gridCol w:w="1662"/>
+        <w:gridCol w:w="1662"/>
+      </w:tblGrid>
+      <w:tr>
+        <w:tc>
+          <w:tcPr>
+            <w:tcW w:type="dxa" w:w="1662"/>
+            <w:shd w:fill="5B9BD5"/>
+          </w:tcPr>
+          <w:p>
+            <w:r>
+              <w:rPr>
+                <w:b/>
+                <w:color w:val="FFFFFF"/>
+                <w:sz w:val="16"/>
+              </w:rPr>
+              <w:t>Interview Key</w:t>
+            </w:r>
+          </w:p>
+        </w:tc>
+        <w:tc>
+          <w:tcPr>
+            <w:tcW w:type="dxa" w:w="1662"/>
+            <w:shd w:fill="5B9BD5"/>
+          </w:tcPr>
+          <w:p>
+            <w:r>
+              <w:rPr>
+                <w:b/>
+                <w:color w:val="FFFFFF"/>
+                <w:sz w:val="16"/>
+              </w:rPr>
+              <w:t>Interview ID</w:t>
+            </w:r>
+          </w:p>
+        </w:tc>
+        <w:tc>
+          <w:tcPr>
+            <w:tcW w:type="dxa" w:w="1662"/>
+            <w:shd w:fill="5B9BD5"/>
+          </w:tcPr>
+          <w:p>
+            <w:r>
+              <w:rPr>
+                <w:b/>
+                <w:color w:val="FFFFFF"/>
+                <w:sz w:val="16"/>
+              </w:rPr>
+              <w:t>ID Agent</w:t>
+            </w:r>
+          </w:p>
+        </w:tc>
+        <w:tc>
+          <w:tcPr>
+            <w:tcW w:type="dxa" w:w="1662"/>
+            <w:shd w:fill="5B9BD5"/>
+          </w:tcPr>
+          <w:p>
+            <w:r>
+              <w:rPr>
+                <w:b/>
+                <w:color w:val="FFFFFF"/>
+                <w:sz w:val="16"/>
+              </w:rPr>
+              <w:t>ID Equipe</w:t>
+            </w:r>
+          </w:p>
+        </w:tc>
+        <w:tc>
+          <w:tcPr>
+            <w:tcW w:type="dxa" w:w="1662"/>
+            <w:shd w:fill="5B9BD5"/>
+          </w:tcPr>
+          <w:p>
+            <w:r>
+              <w:rPr>
+                <w:b/>
+                <w:color w:val="FFFFFF"/>
+                <w:sz w:val="16"/>
+              </w:rPr>
+              <w:t>Agent</w:t>
+            </w:r>
+          </w:p>
+        </w:tc>
+        <w:tc>
+          <w:tcPr>
+            <w:tcW w:type="dxa" w:w="1662"/>
+            <w:shd w:fill="5B9BD5"/>
+          </w:tcPr>
+          <w:p>
+            <w:r>
+              <w:rPr>
+                <w:b/>
+                <w:color w:val="FFFFFF"/>
+                <w:sz w:val="16"/>
+              </w:rPr>
+              <w:t>Chef d'equipe</w:t>
+            </w:r>
+          </w:p>
+        </w:tc>
+      </w:tr>
+      <w:tr>
+        <w:tc>
+          <w:tcPr>
+            <w:tcW w:type="dxa" w:w="1662"/>
+          </w:tcPr>
+          <w:p>
+            <w:r>
+              <w:rPr>
+                <w:sz w:val="14"/>
+              </w:rPr>
+              <w:t>54-32-26-33</w:t>
+            </w:r>
+          </w:p>
+        </w:tc>
+        <w:tc>
+          <w:tcPr>
+            <w:tcW w:type="dxa" w:w="1662"/>
+          </w:tcPr>
+          <w:p>
+            <w:r>
+              <w:rPr>
+                <w:sz w:val="14"/>
+              </w:rPr>
+              <w:t>54118981a8d14184af102483b893f294</w:t>
+            </w:r>
+          </w:p>
+        </w:tc>
+        <w:tc>
+          <w:tcPr>
+            <w:tcW w:type="dxa" w:w="1662"/>
+          </w:tcPr>
+          <w:p>
+            <w:r>
+              <w:rPr>
+                <w:sz w:val="14"/>
+              </w:rPr>
+              <w:t>EQ28_enq2</w:t>
+            </w:r>
+          </w:p>
+        </w:tc>
+        <w:tc>
+          <w:tcPr>
+            <w:tcW w:type="dxa" w:w="1662"/>
+          </w:tcPr>
+          <w:p>
+            <w:r>
+              <w:rPr>
+                <w:sz w:val="14"/>
+              </w:rPr>
+              <w:t>Equipe28</w:t>
+            </w:r>
+          </w:p>
+        </w:tc>
+        <w:tc>
+          <w:tcPr>
+            <w:tcW w:type="dxa" w:w="1662"/>
+          </w:tcPr>
+          <w:p>
+            <w:r>
+              <w:rPr>
+                <w:sz w:val="14"/>
+              </w:rPr>
+              <w:t>Khadidiatou GUEYE</w:t>
+            </w:r>
+          </w:p>
+        </w:tc>
+        <w:tc>
+          <w:tcPr>
+            <w:tcW w:type="dxa" w:w="1662"/>
+          </w:tcPr>
+          <w:p>
+            <w:r>
+              <w:rPr>
+                <w:sz w:val="14"/>
+              </w:rPr>
+              <w:t>Abdou Khadre DIOUF</w:t>
+            </w:r>
+          </w:p>
+        </w:tc>
+      </w:tr>
+    </w:tbl>
+    <w:p/>
+    <w:tbl>
+      <w:tblPr>
+        <w:tblStyle w:val="TableGrid"/>
+        <w:tblW w:type="auto" w:w="0"/>
+        <w:tblLook w:firstColumn="1" w:firstRow="1" w:lastColumn="0" w:lastRow="0" w:noHBand="0" w:noVBand="1" w:val="04A0"/>
+      </w:tblPr>
+      <w:tblGrid>
+        <w:gridCol w:w="3324"/>
+        <w:gridCol w:w="3324"/>
+        <w:gridCol w:w="3324"/>
+      </w:tblGrid>
+      <w:tr>
+        <w:tc>
+          <w:tcPr>
+            <w:tcW w:type="dxa" w:w="3324"/>
+            <w:shd w:fill="70AD47"/>
+          </w:tcPr>
+          <w:p>
+            <w:r>
+              <w:rPr>
+                <w:b/>
+                <w:color w:val="FFFFFF"/>
+                <w:sz w:val="18"/>
+              </w:rPr>
+              <w:t>Chef de Menage</w:t>
+            </w:r>
+          </w:p>
+        </w:tc>
+        <w:tc>
+          <w:tcPr>
+            <w:tcW w:type="dxa" w:w="3324"/>
+            <w:shd w:fill="70AD47"/>
+          </w:tcPr>
+          <w:p>
+            <w:r>
+              <w:rPr>
+                <w:b/>
+                <w:color w:val="FFFFFF"/>
+                <w:sz w:val="18"/>
+              </w:rPr>
+              <w:t>Quartier/Village (s00q05)</w:t>
+            </w:r>
+          </w:p>
+        </w:tc>
+        <w:tc>
+          <w:tcPr>
+            <w:tcW w:type="dxa" w:w="3324"/>
+            <w:shd w:fill="70AD47"/>
+          </w:tcPr>
+          <w:p>
+            <w:r>
+              <w:rPr>
+                <w:b/>
+                <w:color w:val="FFFFFF"/>
+                <w:sz w:val="18"/>
+              </w:rPr>
+              <w:t>Localisation GPS</w:t>
+            </w:r>
+          </w:p>
+        </w:tc>
+      </w:tr>
+      <w:tr>
+        <w:tc>
+          <w:tcPr>
+            <w:tcW w:type="dxa" w:w="3324"/>
+          </w:tcPr>
+          <w:p>
+            <w:r>
+              <w:rPr>
+                <w:sz w:val="18"/>
+              </w:rPr>
+              <w:t>AMADOU WOURY DIALLO</w:t>
+            </w:r>
+          </w:p>
+        </w:tc>
+        <w:tc>
+          <w:tcPr>
+            <w:tcW w:type="dxa" w:w="3324"/>
+          </w:tcPr>
+          <w:p>
+            <w:r>
+              <w:rPr>
+                <w:sz w:val="18"/>
+              </w:rPr>
+              <w:t>N/A</w:t>
+            </w:r>
+          </w:p>
+        </w:tc>
+        <w:tc>
+          <w:tcPr>
+            <w:tcW w:type="dxa" w:w="3324"/>
+          </w:tcPr>
+          <w:p>
+            <w:r/>
+            <w:hyperlink r:id="rId14">
+              <w:r>
+                <w:rPr>
+                  <w:color w:val="0563C1"/>
+                  <w:u w:val="single"/>
+                </w:rPr>
+                <w:t>escale 1</w:t>
+              </w:r>
+            </w:hyperlink>
+          </w:p>
+        </w:tc>
+      </w:tr>
+    </w:tbl>
+    <w:p/>
+    <w:p>
+      <w:r>
+        <w:rPr>
+          <w:b/>
+          <w:color w:val="4672C4"/>
+          <w:sz w:val="22"/>
+        </w:rPr>
+        <w:t>&gt;&gt; Section0 - Identification et renseignements de controle</w:t>
+      </w:r>
+    </w:p>
+    <w:p>
+      <w:pPr>
+        <w:ind w:left="283"/>
+      </w:pPr>
+      <w:r>
+        <w:rPr>
+          <w:sz w:val="20"/>
+        </w:rPr>
+        <w:t>- Le questionnaire semble ne pas être complètement fini mais le questionnaire est en statut complet, prière de compléter le questionnaire.</w:t>
+      </w:r>
+    </w:p>
+    <w:p>
+      <w:r>
+        <w:rPr>
+          <w:b/>
+          <w:color w:val="4672C4"/>
+          <w:sz w:val="22"/>
+        </w:rPr>
+        <w:t>&gt;&gt; Section2 - Education</w:t>
+      </w:r>
+    </w:p>
+    <w:p>
+      <w:pPr>
+        <w:ind w:left="283"/>
+      </w:pPr>
+      <w:r>
+        <w:rPr>
+          <w:sz w:val="20"/>
+        </w:rPr>
+        <w:t xml:space="preserve">- Dans les milieux urbains c'est peu probable de voir une école dont les élèves ou étudiants ne dépensent pas en frais d'uniformes, prière de verifier pour ibrahima diallo et corriger ou confirmer avec le QG. Le montant des autres depenses pour l'année scolaire de ibrahima diallo est faible ou élevé. veuillez, s'il vous plait, confirmer ces informations avec le QG ou apporter les corrections nécessaires. </w:t>
+        <w:br/>
+        <w:t xml:space="preserve">- Peu probable! Amadou woury diallo  n'arrive pas  à comprendre un petit texte lu dans une langue locale (s02q03). Veuillez corriger ou donner des explications au QG. Avertissement!! Amadou woury diallo qui sait écrire en français doit pouvoir lire en français. </w:t>
+        <w:br/>
+        <w:t>- Peu probable! mariama diallo  n'arrive pas  à comprendre un petit texte lu dans une langue locale (s02q03). Veuillez corriger ou donner des explications au QG. Peu probable! mariama diallo  ne sait ni lire, ni écrire, ni comprendre dans aucune des langues  (s02q01,s02q02,s02q03). Veuillez corriger ou donner des explications au QG.</w:t>
+      </w:r>
+    </w:p>
+    <w:p>
+      <w:r>
+        <w:rPr>
+          <w:b/>
+          <w:color w:val="4672C4"/>
+          <w:sz w:val="22"/>
+        </w:rPr>
+        <w:t>&gt;&gt; Section4a - Emploi</w:t>
+      </w:r>
+    </w:p>
+    <w:p>
+      <w:pPr>
+        <w:ind w:left="283"/>
+      </w:pPr>
+      <w:r>
+        <w:rPr>
+          <w:sz w:val="20"/>
+        </w:rPr>
+        <w:t>- Avertissement! mariama diallo n'a consacré aucune heure pour aucun des travaux du ménage, prière de regarder les réponses prises dans les questions (s04q01 s04q02 s04q03 s04q04 s04q05 s04q06 s04q07 s04q08).</w:t>
+      </w:r>
+    </w:p>
+    <w:p>
+      <w:r>
+        <w:rPr>
+          <w:b/>
+          <w:color w:val="4672C4"/>
+          <w:sz w:val="22"/>
+        </w:rPr>
+        <w:t>&gt;&gt; Section4b - Emploi - Activite principale</w:t>
+      </w:r>
+    </w:p>
+    <w:p>
+      <w:pPr>
+        <w:ind w:left="283"/>
+      </w:pPr>
+      <w:r>
+        <w:rPr>
+          <w:sz w:val="20"/>
+        </w:rPr>
+        <w:t>- Attention ! Le nombre de jours que Amadou woury diallo a travaillés par mois semble être inférieur à 15. Veuillez, s'il vous plaît, confirmer cette information.</w:t>
+      </w:r>
+    </w:p>
+    <w:p>
+      <w:r>
+        <w:rPr>
+          <w:b/>
+          <w:color w:val="4672C4"/>
+          <w:sz w:val="22"/>
+        </w:rPr>
+        <w:t>&gt;&gt; Section7b - Consommation alimentaire - 7 jours</w:t>
+      </w:r>
+    </w:p>
+    <w:p>
+      <w:pPr>
+        <w:ind w:left="283"/>
+      </w:pPr>
+      <w:r>
+        <w:rPr>
+          <w:sz w:val="20"/>
+        </w:rPr>
+        <w:t>- Avertissement!!! Le ménage a consommé 0.2 Kg taille unique de Viande de bœuf: filet, faux-filet, cette quantité semble anormale pour une consommation des 7 derniers jours. prière de corriger ou de confirmer avec le QG.</w:t>
+      </w:r>
+    </w:p>
+    <w:p>
+      <w:r>
+        <w:rPr>
+          <w:b/>
+          <w:color w:val="4672C4"/>
+          <w:sz w:val="22"/>
+        </w:rPr>
+        <w:t>&gt;&gt; Section11 - Caracteristiques logement</w:t>
+      </w:r>
+    </w:p>
+    <w:p>
+      <w:pPr>
+        <w:ind w:left="283"/>
+      </w:pPr>
+      <w:r>
+        <w:rPr>
+          <w:sz w:val="20"/>
+        </w:rPr>
+        <w:t>- Avertissement!! Le ménage (vit en milieu urbain) se débarrasse de ses ordures ménagères soit par le Dépotoir sauvage, brûle et enterre, prière de corriger ou confirmer avec le QG.</w:t>
+      </w:r>
+    </w:p>
+    <w:p>
+      <w:r>
+        <w:rPr>
+          <w:b/>
+          <w:color w:val="4672C4"/>
+          <w:sz w:val="22"/>
+        </w:rPr>
+        <w:t>&gt;&gt; Section16a - Champs et parcelles</w:t>
+      </w:r>
+    </w:p>
+    <w:p>
+      <w:pPr>
+        <w:ind w:left="283"/>
+      </w:pPr>
+      <w:r>
+        <w:rPr>
+          <w:sz w:val="20"/>
+        </w:rPr>
+        <w:t>- La section 16 du ménage de AMADOU WOURY DIALLO n'est pas renseigné, prière de renseigner.</w:t>
+      </w:r>
+    </w:p>
+    <w:p>
+      <w:r>
+        <w:t>________________________________________________________________________________</w:t>
+      </w:r>
+    </w:p>
+    <w:p>
+      <w:pPr>
+        <w:pStyle w:val="Heading2"/>
+      </w:pPr>
+      <w:r>
+        <w:t>Menage 10</w:t>
+      </w:r>
+    </w:p>
+    <w:tbl>
+      <w:tblPr>
+        <w:tblStyle w:val="TableGrid"/>
+        <w:tblW w:type="auto" w:w="0"/>
+        <w:tblLook w:firstColumn="1" w:firstRow="1" w:lastColumn="0" w:lastRow="0" w:noHBand="0" w:noVBand="1" w:val="04A0"/>
+      </w:tblPr>
+      <w:tblGrid>
+        <w:gridCol w:w="1662"/>
+        <w:gridCol w:w="1662"/>
+        <w:gridCol w:w="1662"/>
+        <w:gridCol w:w="1662"/>
+        <w:gridCol w:w="1662"/>
+        <w:gridCol w:w="1662"/>
+      </w:tblGrid>
+      <w:tr>
+        <w:tc>
+          <w:tcPr>
+            <w:tcW w:type="dxa" w:w="1662"/>
+            <w:shd w:fill="5B9BD5"/>
+          </w:tcPr>
+          <w:p>
+            <w:r>
+              <w:rPr>
+                <w:b/>
+                <w:color w:val="FFFFFF"/>
+                <w:sz w:val="16"/>
+              </w:rPr>
+              <w:t>Interview Key</w:t>
+            </w:r>
+          </w:p>
+        </w:tc>
+        <w:tc>
+          <w:tcPr>
+            <w:tcW w:type="dxa" w:w="1662"/>
+            <w:shd w:fill="5B9BD5"/>
+          </w:tcPr>
+          <w:p>
+            <w:r>
+              <w:rPr>
+                <w:b/>
+                <w:color w:val="FFFFFF"/>
+                <w:sz w:val="16"/>
+              </w:rPr>
+              <w:t>Interview ID</w:t>
+            </w:r>
+          </w:p>
+        </w:tc>
+        <w:tc>
+          <w:tcPr>
+            <w:tcW w:type="dxa" w:w="1662"/>
+            <w:shd w:fill="5B9BD5"/>
+          </w:tcPr>
+          <w:p>
+            <w:r>
+              <w:rPr>
+                <w:b/>
+                <w:color w:val="FFFFFF"/>
+                <w:sz w:val="16"/>
+              </w:rPr>
+              <w:t>ID Agent</w:t>
+            </w:r>
+          </w:p>
+        </w:tc>
+        <w:tc>
+          <w:tcPr>
+            <w:tcW w:type="dxa" w:w="1662"/>
+            <w:shd w:fill="5B9BD5"/>
+          </w:tcPr>
+          <w:p>
+            <w:r>
+              <w:rPr>
+                <w:b/>
+                <w:color w:val="FFFFFF"/>
+                <w:sz w:val="16"/>
+              </w:rPr>
+              <w:t>ID Equipe</w:t>
+            </w:r>
+          </w:p>
+        </w:tc>
+        <w:tc>
+          <w:tcPr>
+            <w:tcW w:type="dxa" w:w="1662"/>
+            <w:shd w:fill="5B9BD5"/>
+          </w:tcPr>
+          <w:p>
+            <w:r>
+              <w:rPr>
+                <w:b/>
+                <w:color w:val="FFFFFF"/>
+                <w:sz w:val="16"/>
+              </w:rPr>
+              <w:t>Agent</w:t>
+            </w:r>
+          </w:p>
+        </w:tc>
+        <w:tc>
+          <w:tcPr>
+            <w:tcW w:type="dxa" w:w="1662"/>
+            <w:shd w:fill="5B9BD5"/>
+          </w:tcPr>
+          <w:p>
+            <w:r>
+              <w:rPr>
+                <w:b/>
+                <w:color w:val="FFFFFF"/>
+                <w:sz w:val="16"/>
+              </w:rPr>
+              <w:t>Chef d'equipe</w:t>
+            </w:r>
+          </w:p>
+        </w:tc>
+      </w:tr>
+      <w:tr>
+        <w:tc>
+          <w:tcPr>
+            <w:tcW w:type="dxa" w:w="1662"/>
+          </w:tcPr>
+          <w:p>
+            <w:r>
+              <w:rPr>
+                <w:sz w:val="14"/>
+              </w:rPr>
+              <w:t>99-76-60-96</w:t>
+            </w:r>
+          </w:p>
+        </w:tc>
+        <w:tc>
+          <w:tcPr>
+            <w:tcW w:type="dxa" w:w="1662"/>
+          </w:tcPr>
+          <w:p>
+            <w:r>
+              <w:rPr>
+                <w:sz w:val="14"/>
+              </w:rPr>
+              <w:t>015dc4d9fdc84bbcabae4449e595f0a1</w:t>
+            </w:r>
+          </w:p>
+        </w:tc>
+        <w:tc>
+          <w:tcPr>
+            <w:tcW w:type="dxa" w:w="1662"/>
+          </w:tcPr>
+          <w:p>
+            <w:r>
+              <w:rPr>
+                <w:sz w:val="14"/>
+              </w:rPr>
+              <w:t>EQ28_enq2</w:t>
+            </w:r>
+          </w:p>
+        </w:tc>
+        <w:tc>
+          <w:tcPr>
+            <w:tcW w:type="dxa" w:w="1662"/>
+          </w:tcPr>
+          <w:p>
+            <w:r>
+              <w:rPr>
+                <w:sz w:val="14"/>
+              </w:rPr>
+              <w:t>Equipe28</w:t>
+            </w:r>
+          </w:p>
+        </w:tc>
+        <w:tc>
+          <w:tcPr>
+            <w:tcW w:type="dxa" w:w="1662"/>
+          </w:tcPr>
+          <w:p>
+            <w:r>
+              <w:rPr>
+                <w:sz w:val="14"/>
+              </w:rPr>
+              <w:t>Khadidiatou GUEYE</w:t>
+            </w:r>
+          </w:p>
+        </w:tc>
+        <w:tc>
+          <w:tcPr>
+            <w:tcW w:type="dxa" w:w="1662"/>
+          </w:tcPr>
+          <w:p>
+            <w:r>
+              <w:rPr>
+                <w:sz w:val="14"/>
+              </w:rPr>
+              <w:t>Abdou Khadre DIOUF</w:t>
+            </w:r>
+          </w:p>
+        </w:tc>
+      </w:tr>
+    </w:tbl>
+    <w:p/>
+    <w:tbl>
+      <w:tblPr>
+        <w:tblStyle w:val="TableGrid"/>
+        <w:tblW w:type="auto" w:w="0"/>
+        <w:tblLook w:firstColumn="1" w:firstRow="1" w:lastColumn="0" w:lastRow="0" w:noHBand="0" w:noVBand="1" w:val="04A0"/>
+      </w:tblPr>
+      <w:tblGrid>
+        <w:gridCol w:w="3324"/>
+        <w:gridCol w:w="3324"/>
+        <w:gridCol w:w="3324"/>
+      </w:tblGrid>
+      <w:tr>
+        <w:tc>
+          <w:tcPr>
+            <w:tcW w:type="dxa" w:w="3324"/>
+            <w:shd w:fill="70AD47"/>
+          </w:tcPr>
+          <w:p>
+            <w:r>
+              <w:rPr>
+                <w:b/>
+                <w:color w:val="FFFFFF"/>
+                <w:sz w:val="18"/>
+              </w:rPr>
+              <w:t>Chef de Menage</w:t>
+            </w:r>
+          </w:p>
+        </w:tc>
+        <w:tc>
+          <w:tcPr>
+            <w:tcW w:type="dxa" w:w="3324"/>
+            <w:shd w:fill="70AD47"/>
+          </w:tcPr>
+          <w:p>
+            <w:r>
+              <w:rPr>
+                <w:b/>
+                <w:color w:val="FFFFFF"/>
+                <w:sz w:val="18"/>
+              </w:rPr>
+              <w:t>Quartier/Village (s00q05)</w:t>
+            </w:r>
+          </w:p>
+        </w:tc>
+        <w:tc>
+          <w:tcPr>
+            <w:tcW w:type="dxa" w:w="3324"/>
+            <w:shd w:fill="70AD47"/>
+          </w:tcPr>
+          <w:p>
+            <w:r>
+              <w:rPr>
+                <w:b/>
+                <w:color w:val="FFFFFF"/>
+                <w:sz w:val="18"/>
+              </w:rPr>
+              <w:t>Localisation GPS</w:t>
+            </w:r>
+          </w:p>
+        </w:tc>
+      </w:tr>
+      <w:tr>
+        <w:tc>
+          <w:tcPr>
+            <w:tcW w:type="dxa" w:w="3324"/>
+          </w:tcPr>
+          <w:p>
+            <w:r>
+              <w:rPr>
+                <w:sz w:val="18"/>
+              </w:rPr>
+              <w:t>SALIF DIENG</w:t>
+            </w:r>
+          </w:p>
+        </w:tc>
+        <w:tc>
+          <w:tcPr>
+            <w:tcW w:type="dxa" w:w="3324"/>
+          </w:tcPr>
+          <w:p>
+            <w:r>
+              <w:rPr>
+                <w:sz w:val="18"/>
+              </w:rPr>
+              <w:t>N/A</w:t>
+            </w:r>
+          </w:p>
+        </w:tc>
+        <w:tc>
+          <w:tcPr>
+            <w:tcW w:type="dxa" w:w="3324"/>
+          </w:tcPr>
+          <w:p>
+            <w:r/>
+            <w:hyperlink r:id="rId15">
+              <w:r>
+                <w:rPr>
+                  <w:color w:val="0563C1"/>
+                  <w:u w:val="single"/>
+                </w:rPr>
+                <w:t>Escale 1</w:t>
+              </w:r>
+            </w:hyperlink>
+          </w:p>
+        </w:tc>
+      </w:tr>
+    </w:tbl>
+    <w:p/>
+    <w:p>
+      <w:r>
+        <w:rPr>
+          <w:b/>
+          <w:color w:val="4672C4"/>
+          <w:sz w:val="22"/>
+        </w:rPr>
+        <w:t>&gt;&gt; Section1 - Caracteristiques des membres</w:t>
+      </w:r>
+    </w:p>
+    <w:p>
+      <w:pPr>
+        <w:ind w:left="283"/>
+      </w:pPr>
+      <w:r>
+        <w:rPr>
+          <w:sz w:val="20"/>
+        </w:rPr>
+        <w:t>- Incoherence! La mère de seynabou dieng est trop jeune ou vielle pour avoir seynabou dieng selon l'écart (11) d'âge entre lui et sa mère, prière de revoir l'âge de seynabou dieng ou de sa mère. Dans le cas contraire rassurez vous que c'est bien son fils/fille biologique.</w:t>
+      </w:r>
+    </w:p>
+    <w:p>
+      <w:r>
+        <w:rPr>
+          <w:b/>
+          <w:color w:val="4672C4"/>
+          <w:sz w:val="22"/>
+        </w:rPr>
+        <w:t>&gt;&gt; Section2 - Education</w:t>
+      </w:r>
+    </w:p>
+    <w:p>
+      <w:pPr>
+        <w:ind w:left="283"/>
+      </w:pPr>
+      <w:r>
+        <w:rPr>
+          <w:sz w:val="20"/>
+        </w:rPr>
+        <w:t xml:space="preserve">- Le montant des frais pour les cahiers et autres matériels scolaires pour l'année scolaire de adama dieng est de 0 FCFA, adama dieng a fait comment pour payer ces cahiers et autres matériels scolaires (SAC, stylo, craie, ardoise, crayon...) ? prière de corriger. Dans les milieux urbains c'est peu probable de voir une école dont les élèves ou étudiants ne dépensent pas en frais d'uniformes, prière de verifier pour adama dieng et corriger ou confirmer avec le QG. </w:t>
+        <w:br/>
+        <w:t xml:space="preserve">- Le montant des frais pour les cahiers et autres matériels scolaires pour l'année scolaire de awa dieng est de 0 FCFA, awa dieng a fait comment pour payer ces cahiers et autres matériels scolaires (SAC, stylo, craie, ardoise, crayon...) ? prière de corriger. Dans les milieux urbains c'est peu probable de voir une école dont les élèves ou étudiants ne dépensent pas en frais d'uniformes, prière de verifier pour awa dieng et corriger ou confirmer avec le QG. </w:t>
+        <w:br/>
+        <w:t xml:space="preserve">- Le montant des frais pour les cahiers et autres matériels scolaires pour l'année scolaire de mame diarra dieng est de 0 FCFA, mame diarra dieng a fait comment pour payer ces cahiers et autres matériels scolaires (SAC, stylo, craie, ardoise, crayon...) ? prière de corriger. Dans les milieux urbains c'est peu probable de voir une école dont les élèves ou étudiants ne dépensent pas en frais d'uniformes, prière de verifier pour mame diarra dieng et corriger ou confirmer avec le QG. </w:t>
+        <w:br/>
+        <w:t xml:space="preserve">- Le montant des frais pour les cahiers et autres matériels scolaires pour l'année scolaire de seynabou dieng est de 0 FCFA, seynabou dieng a fait comment pour payer ces cahiers et autres matériels scolaires (SAC, stylo, craie, ardoise, crayon...) ? prière de corriger. Le montant des autres depenses pour l'année scolaire de seynabou dieng est faible ou élevé. veuillez, s'il vous plait, confirmer ces informations avec le QG ou apporter les corrections nécessaires. </w:t>
+        <w:br/>
+        <w:t xml:space="preserve">- Peu probable! khadi ndiaye  n'arrive pas  à comprendre un petit texte lu dans une langue locale (s02q03). Veuillez corriger ou donner des explications au QG. Avertissement!! khadi ndiaye qui sait écrire en français doit pouvoir lire en français. </w:t>
+        <w:br/>
+        <w:t xml:space="preserve">- Peu probable! mouhamed dieng  n'arrive pas  à comprendre un petit texte lu dans une langue locale (s02q03). Veuillez corriger ou donner des explications au QG. Peu probable! mouhamed dieng  ne sait ni lire, ni écrire, ni comprendre dans aucune des langues  (s02q01,s02q02,s02q03). Veuillez corriger ou donner des explications au QG. </w:t>
+        <w:br/>
+        <w:t>- Peu probable! salif dieng  n'arrive pas  à comprendre un petit texte lu dans une langue locale (s02q03). Veuillez corriger ou donner des explications au QG. Peu probable! salif dieng  ne sait ni lire, ni écrire, ni comprendre dans aucune des langues  (s02q01,s02q02,s02q03). Veuillez corriger ou donner des explications au QG.</w:t>
+      </w:r>
+    </w:p>
+    <w:p>
+      <w:r>
+        <w:rPr>
+          <w:b/>
+          <w:color w:val="4672C4"/>
+          <w:sz w:val="22"/>
+        </w:rPr>
+        <w:t>&gt;&gt; Section4a - Emploi</w:t>
+      </w:r>
+    </w:p>
+    <w:p>
+      <w:pPr>
+        <w:ind w:left="283"/>
+      </w:pPr>
+      <w:r>
+        <w:rPr>
+          <w:sz w:val="20"/>
+        </w:rPr>
+        <w:t>- Avertissement! seynabou dieng n'a consacré aucune heure pour aucun des travaux du ménage, prière de regarder les réponses prises dans les questions (s04q01 s04q02 s04q03 s04q04 s04q05 s04q06 s04q07 s04q08).</w:t>
+      </w:r>
+    </w:p>
+    <w:p>
+      <w:r>
+        <w:rPr>
+          <w:b/>
+          <w:color w:val="4672C4"/>
+          <w:sz w:val="22"/>
+        </w:rPr>
+        <w:t>&gt;&gt; Section7b - Consommation alimentaire - 7 jours</w:t>
+      </w:r>
+    </w:p>
+    <w:p>
+      <w:pPr>
+        <w:ind w:left="283"/>
+      </w:pPr>
+      <w:r>
+        <w:rPr>
+          <w:sz w:val="20"/>
+        </w:rPr>
+        <w:t>- Attention ! Le prix unitaire d'achat (10 Fcfa) de Tomate fraîche en Sachets (Petit) est relativement faible par rapport aux autres prix observés dans cette zone. Prière de corriger ou de confirmer avec le QG. Attention ! Le prix unitaire d'achat (50 Fcfa) de Lait en poudre en Sachets (Petit) est relativement faible par rapport aux autres prix observés dans cette zone. Prière de corriger ou de confirmer avec le QG. Incohérence!! Dans ce ménage, chaque individus consomme par jour 64.46429 Kg  de cereale; Prière de revoir les quantités prises de ces produits.</w:t>
+      </w:r>
+    </w:p>
+    <w:p>
+      <w:r>
+        <w:rPr>
+          <w:b/>
+          <w:color w:val="4672C4"/>
+          <w:sz w:val="22"/>
+        </w:rPr>
+        <w:t>&gt;&gt; Section9d - Depenses non-alimentaires - 3 mois</w:t>
+      </w:r>
+    </w:p>
+    <w:p>
+      <w:pPr>
+        <w:ind w:left="283"/>
+      </w:pPr>
+      <w:r>
+        <w:rPr>
+          <w:sz w:val="20"/>
+        </w:rPr>
+        <w:t>- Peu plausible! le montant de la dépense pour Médicaments achetés en pharmacie sans ordonnance: alcool, pansements, paracétamol, médicaments les affections courantes (paludisme, toux, rhume, diarrhée/disenterie, vers intestinaux, etc. ) semble trop faible. Veuillez, s'il vous plaît, confirmer cette information avec le QG ou la corriger.</w:t>
+      </w:r>
+    </w:p>
+    <w:p>
+      <w:r>
+        <w:rPr>
+          <w:b/>
+          <w:color w:val="4672C4"/>
+          <w:sz w:val="22"/>
+        </w:rPr>
+        <w:t>&gt;&gt; Section10a - Existence entreprise non agricole</w:t>
+      </w:r>
+    </w:p>
+    <w:p>
+      <w:pPr>
+        <w:ind w:left="283"/>
+      </w:pPr>
+      <w:r>
+        <w:rPr>
+          <w:sz w:val="20"/>
+        </w:rPr>
+        <w:t>- Avertissement!!! Le ménage de SALIF DIENG a comme taille 7 personnes dont ils vivent à TAMBACOUNDA Urbain et aucune d'entre ne possède une entreprise non agricole, prière de revoir cette partie de la section 10 de ce menage.</w:t>
+      </w:r>
+    </w:p>
+    <w:p>
+      <w:r>
+        <w:rPr>
+          <w:b/>
+          <w:color w:val="4672C4"/>
+          <w:sz w:val="22"/>
+        </w:rPr>
+        <w:t>&gt;&gt; Section11 - Caracteristiques logement</w:t>
+      </w:r>
+    </w:p>
+    <w:p>
+      <w:pPr>
+        <w:ind w:left="283"/>
+      </w:pPr>
+      <w:r>
+        <w:rPr>
+          <w:sz w:val="20"/>
+        </w:rPr>
+        <w:t>- Avertissement!! Le ménage (vit en milieu urbain) se débarrasse de ses ordures ménagères soit par le Dépotoir sauvage, brûle et enterre, prière de corriger ou confirmer avec le QG.</w:t>
+      </w:r>
+    </w:p>
+    <w:p>
+      <w:r>
+        <w:rPr>
+          <w:b/>
+          <w:color w:val="4672C4"/>
+          <w:sz w:val="22"/>
+        </w:rPr>
+        <w:t>&gt;&gt; Section12 - Actifs du menage</w:t>
+      </w:r>
+    </w:p>
+    <w:p>
+      <w:pPr>
+        <w:ind w:left="283"/>
+      </w:pPr>
+      <w:r>
+        <w:rPr>
+          <w:sz w:val="20"/>
+        </w:rPr>
+        <w:t>- Avertissement!!! Le prix d'achat (3500) de l'article  Lit est inférieur aux prix de revente (25000)  avec l'âge du bien atteignant 2 ans. Prière de vérifier ou confirmer avec l'enquêté et mettre les bonnes valeurs après verification, s'il le faut.</w:t>
+      </w:r>
+    </w:p>
+    <w:p>
+      <w:r>
+        <w:rPr>
+          <w:b/>
+          <w:color w:val="4672C4"/>
+          <w:sz w:val="22"/>
+        </w:rPr>
+        <w:t>&gt;&gt; Section16a - Champs et parcelles</w:t>
+      </w:r>
+    </w:p>
+    <w:p>
+      <w:pPr>
+        <w:ind w:left="283"/>
+      </w:pPr>
+      <w:r>
+        <w:rPr>
+          <w:sz w:val="20"/>
+        </w:rPr>
+        <w:t xml:space="preserve">- La parcelle parcelle d'arachide n'a pas été mésurée pour des raisons comme qu'elle est trop petite, GPS en panne et que le Ménage indisponible. Nous vous rappelons que ces raisons ne passent pas pour la non mesure des parcelles prière de les mésurer. </w:t>
+        <w:br/>
+        <w:t>- La parcelle parcelle mil n'a pas été mésurée pour des raisons comme qu'elle est trop petite, GPS en panne et que le Ménage indisponible. Nous vous rappelons que ces raisons ne passent pas pour la non mesure des parcelles prière de les mésurer.</w:t>
+      </w:r>
+    </w:p>
+    <w:p>
+      <w:r>
+        <w:rPr>
+          <w:b/>
+          <w:color w:val="4672C4"/>
+          <w:sz w:val="22"/>
+        </w:rPr>
+        <w:t>&gt;&gt; Section16c - Cultures</w:t>
+      </w:r>
+    </w:p>
+    <w:p>
+      <w:pPr>
+        <w:ind w:left="283"/>
+      </w:pPr>
+      <w:r>
+        <w:rPr>
+          <w:sz w:val="20"/>
+        </w:rPr>
+        <w:t>- La quantité estimée en Kg est incorrecte (Exemple : si le ménage a eu 10 sacs de 100kg = 10*100=1000kg), prière de corriger merci.</w:t>
+      </w:r>
+    </w:p>
+    <w:p>
+      <w:r>
+        <w:t>________________________________________________________________________________</w:t>
+      </w:r>
+    </w:p>
+    <w:p>
+      <w:pPr>
+        <w:pStyle w:val="Heading2"/>
+      </w:pPr>
+      <w:r>
+        <w:t>Menage 11</w:t>
+      </w:r>
+    </w:p>
+    <w:tbl>
+      <w:tblPr>
+        <w:tblStyle w:val="TableGrid"/>
+        <w:tblW w:type="auto" w:w="0"/>
+        <w:tblLook w:firstColumn="1" w:firstRow="1" w:lastColumn="0" w:lastRow="0" w:noHBand="0" w:noVBand="1" w:val="04A0"/>
+      </w:tblPr>
+      <w:tblGrid>
+        <w:gridCol w:w="1662"/>
+        <w:gridCol w:w="1662"/>
+        <w:gridCol w:w="1662"/>
+        <w:gridCol w:w="1662"/>
+        <w:gridCol w:w="1662"/>
+        <w:gridCol w:w="1662"/>
+      </w:tblGrid>
+      <w:tr>
+        <w:tc>
+          <w:tcPr>
+            <w:tcW w:type="dxa" w:w="1662"/>
+            <w:shd w:fill="5B9BD5"/>
+          </w:tcPr>
+          <w:p>
+            <w:r>
+              <w:rPr>
+                <w:b/>
+                <w:color w:val="FFFFFF"/>
+                <w:sz w:val="16"/>
+              </w:rPr>
+              <w:t>Interview Key</w:t>
+            </w:r>
+          </w:p>
+        </w:tc>
+        <w:tc>
+          <w:tcPr>
+            <w:tcW w:type="dxa" w:w="1662"/>
+            <w:shd w:fill="5B9BD5"/>
+          </w:tcPr>
+          <w:p>
+            <w:r>
+              <w:rPr>
+                <w:b/>
+                <w:color w:val="FFFFFF"/>
+                <w:sz w:val="16"/>
+              </w:rPr>
+              <w:t>Interview ID</w:t>
+            </w:r>
+          </w:p>
+        </w:tc>
+        <w:tc>
+          <w:tcPr>
+            <w:tcW w:type="dxa" w:w="1662"/>
+            <w:shd w:fill="5B9BD5"/>
+          </w:tcPr>
+          <w:p>
+            <w:r>
+              <w:rPr>
+                <w:b/>
+                <w:color w:val="FFFFFF"/>
+                <w:sz w:val="16"/>
+              </w:rPr>
+              <w:t>ID Agent</w:t>
+            </w:r>
+          </w:p>
+        </w:tc>
+        <w:tc>
+          <w:tcPr>
+            <w:tcW w:type="dxa" w:w="1662"/>
+            <w:shd w:fill="5B9BD5"/>
+          </w:tcPr>
+          <w:p>
+            <w:r>
+              <w:rPr>
+                <w:b/>
+                <w:color w:val="FFFFFF"/>
+                <w:sz w:val="16"/>
+              </w:rPr>
+              <w:t>ID Equipe</w:t>
+            </w:r>
+          </w:p>
+        </w:tc>
+        <w:tc>
+          <w:tcPr>
+            <w:tcW w:type="dxa" w:w="1662"/>
+            <w:shd w:fill="5B9BD5"/>
+          </w:tcPr>
+          <w:p>
+            <w:r>
+              <w:rPr>
+                <w:b/>
+                <w:color w:val="FFFFFF"/>
+                <w:sz w:val="16"/>
+              </w:rPr>
+              <w:t>Agent</w:t>
+            </w:r>
+          </w:p>
+        </w:tc>
+        <w:tc>
+          <w:tcPr>
+            <w:tcW w:type="dxa" w:w="1662"/>
+            <w:shd w:fill="5B9BD5"/>
+          </w:tcPr>
+          <w:p>
+            <w:r>
+              <w:rPr>
+                <w:b/>
+                <w:color w:val="FFFFFF"/>
+                <w:sz w:val="16"/>
+              </w:rPr>
+              <w:t>Chef d'equipe</w:t>
+            </w:r>
+          </w:p>
+        </w:tc>
+      </w:tr>
+      <w:tr>
+        <w:tc>
+          <w:tcPr>
+            <w:tcW w:type="dxa" w:w="1662"/>
+          </w:tcPr>
+          <w:p>
+            <w:r>
+              <w:rPr>
+                <w:sz w:val="14"/>
+              </w:rPr>
+              <w:t>15-45-08-18</w:t>
+            </w:r>
+          </w:p>
+        </w:tc>
+        <w:tc>
+          <w:tcPr>
+            <w:tcW w:type="dxa" w:w="1662"/>
+          </w:tcPr>
+          <w:p>
+            <w:r>
+              <w:rPr>
+                <w:sz w:val="14"/>
+              </w:rPr>
+              <w:t>f2643066c76d43b7b565a55569fe6315</w:t>
+            </w:r>
+          </w:p>
+        </w:tc>
+        <w:tc>
+          <w:tcPr>
+            <w:tcW w:type="dxa" w:w="1662"/>
+          </w:tcPr>
+          <w:p>
+            <w:r>
+              <w:rPr>
+                <w:sz w:val="14"/>
+              </w:rPr>
+              <w:t>EQ28_enq3</w:t>
+            </w:r>
+          </w:p>
+        </w:tc>
+        <w:tc>
+          <w:tcPr>
+            <w:tcW w:type="dxa" w:w="1662"/>
+          </w:tcPr>
+          <w:p>
+            <w:r>
+              <w:rPr>
+                <w:sz w:val="14"/>
+              </w:rPr>
+              <w:t>Equipe28</w:t>
+            </w:r>
+          </w:p>
+        </w:tc>
+        <w:tc>
+          <w:tcPr>
+            <w:tcW w:type="dxa" w:w="1662"/>
+          </w:tcPr>
+          <w:p>
+            <w:r>
+              <w:rPr>
+                <w:sz w:val="14"/>
+              </w:rPr>
+              <w:t>Moussa NDIAYE</w:t>
+            </w:r>
+          </w:p>
+        </w:tc>
+        <w:tc>
+          <w:tcPr>
+            <w:tcW w:type="dxa" w:w="1662"/>
+          </w:tcPr>
+          <w:p>
+            <w:r>
+              <w:rPr>
+                <w:sz w:val="14"/>
+              </w:rPr>
+              <w:t>Abdou Khadre DIOUF</w:t>
+            </w:r>
+          </w:p>
+        </w:tc>
+      </w:tr>
+    </w:tbl>
+    <w:p/>
+    <w:tbl>
+      <w:tblPr>
+        <w:tblStyle w:val="TableGrid"/>
+        <w:tblW w:type="auto" w:w="0"/>
+        <w:tblLook w:firstColumn="1" w:firstRow="1" w:lastColumn="0" w:lastRow="0" w:noHBand="0" w:noVBand="1" w:val="04A0"/>
+      </w:tblPr>
+      <w:tblGrid>
+        <w:gridCol w:w="3324"/>
+        <w:gridCol w:w="3324"/>
+        <w:gridCol w:w="3324"/>
+      </w:tblGrid>
+      <w:tr>
+        <w:tc>
+          <w:tcPr>
+            <w:tcW w:type="dxa" w:w="3324"/>
+            <w:shd w:fill="70AD47"/>
+          </w:tcPr>
+          <w:p>
+            <w:r>
+              <w:rPr>
+                <w:b/>
+                <w:color w:val="FFFFFF"/>
+                <w:sz w:val="18"/>
+              </w:rPr>
+              <w:t>Chef de Menage</w:t>
+            </w:r>
+          </w:p>
+        </w:tc>
+        <w:tc>
+          <w:tcPr>
+            <w:tcW w:type="dxa" w:w="3324"/>
+            <w:shd w:fill="70AD47"/>
+          </w:tcPr>
+          <w:p>
+            <w:r>
+              <w:rPr>
+                <w:b/>
+                <w:color w:val="FFFFFF"/>
+                <w:sz w:val="18"/>
+              </w:rPr>
+              <w:t>Quartier/Village (s00q05)</w:t>
+            </w:r>
+          </w:p>
+        </w:tc>
+        <w:tc>
+          <w:tcPr>
+            <w:tcW w:type="dxa" w:w="3324"/>
+            <w:shd w:fill="70AD47"/>
+          </w:tcPr>
+          <w:p>
+            <w:r>
+              <w:rPr>
+                <w:b/>
+                <w:color w:val="FFFFFF"/>
+                <w:sz w:val="18"/>
+              </w:rPr>
+              <w:t>Localisation GPS</w:t>
+            </w:r>
+          </w:p>
+        </w:tc>
+      </w:tr>
+      <w:tr>
+        <w:tc>
+          <w:tcPr>
+            <w:tcW w:type="dxa" w:w="3324"/>
+          </w:tcPr>
+          <w:p>
+            <w:r>
+              <w:rPr>
+                <w:sz w:val="18"/>
+              </w:rPr>
+              <w:t>CELLOU DIALLO</w:t>
+            </w:r>
+          </w:p>
+        </w:tc>
+        <w:tc>
+          <w:tcPr>
+            <w:tcW w:type="dxa" w:w="3324"/>
+          </w:tcPr>
+          <w:p>
+            <w:r>
+              <w:rPr>
+                <w:sz w:val="18"/>
+              </w:rPr>
+              <w:t>N/A</w:t>
+            </w:r>
+          </w:p>
+        </w:tc>
+        <w:tc>
+          <w:tcPr>
+            <w:tcW w:type="dxa" w:w="3324"/>
+          </w:tcPr>
+          <w:p>
+            <w:r/>
+            <w:hyperlink r:id="rId16">
+              <w:r>
+                <w:rPr>
+                  <w:color w:val="0563C1"/>
+                  <w:u w:val="single"/>
+                </w:rPr>
+                <w:t>escale 1</w:t>
+              </w:r>
+            </w:hyperlink>
+          </w:p>
+        </w:tc>
+      </w:tr>
+    </w:tbl>
+    <w:p/>
+    <w:p>
+      <w:r>
+        <w:rPr>
+          <w:b/>
+          <w:color w:val="4672C4"/>
+          <w:sz w:val="22"/>
+        </w:rPr>
+        <w:t>&gt;&gt; Section1 - Caracteristiques des membres</w:t>
+      </w:r>
+    </w:p>
+    <w:p>
+      <w:pPr>
+        <w:ind w:left="283"/>
+      </w:pPr>
+      <w:r>
+        <w:rPr>
+          <w:sz w:val="20"/>
+        </w:rPr>
+        <w:t xml:space="preserve">- Avertissement!!!  diouldé diallo  possède un téléphone android mais dit n'avoir pas accès à l'internet, prière de confirmer cette information avec le QG ou la corriger. </w:t>
+        <w:br/>
+        <w:t xml:space="preserve">-  Avertissement!!!  mariama diallo  possède un téléphone android mais dit n'avoir pas accès à l'internet, prière de confirmer cette information avec le QG ou la corriger. </w:t>
+        <w:br/>
+        <w:t xml:space="preserve">-  Avertissement!!!  oussey diallo  possède un téléphone android mais dit n'avoir pas accès à l'internet, prière de confirmer cette information avec le QG ou la corriger. </w:t>
+        <w:br/>
+        <w:t>- Incoherence! La mère de thierno amadou diallo est trop jeune ou vielle pour avoir thierno amadou diallo selon l'écart (50) d'âge entre lui et sa mère, prière de revoir l'âge de thierno amadou diallo ou de sa mère. Dans le cas contraire rassurez vous que c'est bien son fils/fille biologique.</w:t>
+      </w:r>
+    </w:p>
+    <w:p>
+      <w:r>
+        <w:rPr>
+          <w:b/>
+          <w:color w:val="4672C4"/>
+          <w:sz w:val="22"/>
+        </w:rPr>
+        <w:t>&gt;&gt; Section2 - Education</w:t>
+      </w:r>
+    </w:p>
+    <w:p>
+      <w:pPr>
+        <w:ind w:left="283"/>
+      </w:pPr>
+      <w:r>
+        <w:rPr>
+          <w:sz w:val="20"/>
+        </w:rPr>
+        <w:t xml:space="preserve">- Peu probable! ady diallo  n'arrive pas  à comprendre un petit texte lu dans une langue locale (s02q03). Veuillez corriger ou donner des explications au QG. Dans les milieux urbains c'est peu probable de voir une école dont les élèves ou étudiants ne dépensent pas en frais d'uniformes, prière de verifier pour ady diallo et corriger ou confirmer avec le QG. Le montant des autres depenses pour l'année scolaire de ady diallo est faible ou élevé. veuillez, s'il vous plait, confirmer ces informations avec le QG ou apporter les corrections nécessaires. Attention ! Le frais de scolarité (3000 Fcfa) de ady diallo en 2ème année de Primaire est relativement élevé par rapport aux autres frais de scolarités observés dans cette zone. Prière de corriger ou de confirmer avec le QG. </w:t>
+        <w:br/>
+        <w:t xml:space="preserve">- Peu probable! aminata diallo  n'arrive pas  à comprendre un petit texte lu dans une langue locale (s02q03). Veuillez corriger ou donner des explications au QG. Dans les milieux urbains c'est peu probable de voir une école dont les élèves ou étudiants ne dépensent pas en frais d'uniformes, prière de verifier pour aminata diallo et corriger ou confirmer avec le QG. Attention ! Le frais de scolarité (3000 Fcfa) de aminata diallo en 6ème année de Primaire est relativement élevé par rapport aux autres frais de scolarités observés dans cette zone. Prière de corriger ou de confirmer avec le QG. </w:t>
+        <w:br/>
+        <w:t xml:space="preserve">- Peu probable! cellou diallo  n'arrive pas  à comprendre un petit texte lu dans une langue locale (s02q03). Veuillez corriger ou donner des explications au QG. Peu probable! cellou diallo  ne sait ni lire, ni écrire, ni comprendre dans aucune des langues  (s02q01,s02q02,s02q03). Veuillez corriger ou donner des explications au QG. </w:t>
+        <w:br/>
+        <w:t xml:space="preserve">- Peu probable! dieynaba diallo  n'arrive pas  à comprendre un petit texte lu dans une langue locale (s02q03). Veuillez corriger ou donner des explications au QG. Peu probable! dieynaba diallo  ne sait ni lire, ni écrire, ni comprendre dans aucune des langues  (s02q01,s02q02,s02q03). Veuillez corriger ou donner des explications au QG. </w:t>
+        <w:br/>
+        <w:t xml:space="preserve">- Peu probable! diouldé diallo  n'arrive pas  à comprendre un petit texte lu dans une langue locale (s02q03). Veuillez corriger ou donner des explications au QG. Peu probable! diouldé diallo  ne sait ni lire, ni écrire, ni comprendre dans aucune des langues  (s02q01,s02q02,s02q03). Veuillez corriger ou donner des explications au QG. </w:t>
+        <w:br/>
+        <w:t xml:space="preserve">- Peu probable! mamadou yoro diallo  n'arrive pas  à comprendre un petit texte lu dans une langue locale (s02q03). Veuillez corriger ou donner des explications au QG. Peu probable! mamadou yoro diallo  ne sait ni lire, ni écrire, ni comprendre dans aucune des langues  (s02q01,s02q02,s02q03). Veuillez corriger ou donner des explications au QG. </w:t>
+        <w:br/>
+        <w:t xml:space="preserve">- Peu probable! nene galé diallo  n'arrive pas  à comprendre un petit texte lu dans une langue locale (s02q03). Veuillez corriger ou donner des explications au QG. Peu probable! nene galé diallo  ne sait ni lire, ni écrire, ni comprendre dans aucune des langues  (s02q01,s02q02,s02q03). Veuillez corriger ou donner des explications au QG. </w:t>
+        <w:br/>
+        <w:t xml:space="preserve">- Peu probable! oumou hawa diallo  n'arrive pas  à comprendre un petit texte lu dans une langue locale (s02q03). Veuillez corriger ou donner des explications au QG. </w:t>
+        <w:br/>
+        <w:t xml:space="preserve">- Peu probable! oussey diallo  n'arrive pas  à comprendre un petit texte lu dans une langue locale (s02q03). Veuillez corriger ou donner des explications au QG. Peu probable! oussey diallo  ne sait ni lire, ni écrire, ni comprendre dans aucune des langues  (s02q01,s02q02,s02q03). Veuillez corriger ou donner des explications au QG. </w:t>
+        <w:br/>
+        <w:t>- Peu probable! thierno amadou diallo  n'arrive pas  à comprendre un petit texte lu dans une langue locale (s02q03). Veuillez corriger ou donner des explications au QG.</w:t>
+      </w:r>
+    </w:p>
+    <w:p>
+      <w:r>
+        <w:rPr>
+          <w:b/>
+          <w:color w:val="4672C4"/>
+          <w:sz w:val="22"/>
+        </w:rPr>
+        <w:t>&gt;&gt; Section3 - Sante</w:t>
+      </w:r>
+    </w:p>
+    <w:p>
+      <w:pPr>
+        <w:ind w:left="283"/>
+      </w:pPr>
+      <w:r>
+        <w:rPr>
+          <w:sz w:val="20"/>
+        </w:rPr>
+        <w:t>- Le principal problème de santé que cellou diallo a eu est athme et semble exister dans les modalités, prière de prendre attache avec le QG pour plus d'explication afin de la classer bien.</w:t>
+      </w:r>
+    </w:p>
+    <w:p>
+      <w:r>
+        <w:rPr>
+          <w:b/>
+          <w:color w:val="4672C4"/>
+          <w:sz w:val="22"/>
+        </w:rPr>
+        <w:t>&gt;&gt; Section4a - Emploi</w:t>
+      </w:r>
+    </w:p>
+    <w:p>
+      <w:pPr>
+        <w:ind w:left="283"/>
+      </w:pPr>
+      <w:r>
+        <w:rPr>
+          <w:sz w:val="20"/>
+        </w:rPr>
+        <w:t xml:space="preserve">- La  raison principale que cellou diallo n'a pas cherché du travail au cours des 30 derniers jours est manque de place et semble exister dans les modalités, prière de prendre attache avec le QG pour plus d'explication afin de la classer bien. </w:t>
+        <w:br/>
+        <w:t xml:space="preserve">- Avertissement! Généralement les jeunes hommes (10 à 25ans) font des travaux ménager soit apprendre les enfants à reviser leurs léçons ou d'autres cours, hamidou diallo n'a consacré aucune heure pour les travaux cités en s04q01, s04q02, s04q03, s04q04, s04q05, s04q06, s04q07 et s04q08.Prière de regarder pour corriger ou confirmer avec le QG. </w:t>
+        <w:br/>
+        <w:t xml:space="preserve">- Avertissement! Généralement les jeunes hommes (10 à 25ans) font des travaux ménager soit apprendre les enfants à reviser leurs léçons ou d'autres cours, thierno amadou diallo n'a consacré aucune heure pour les travaux cités en s04q01, s04q02, s04q03, s04q04, s04q05, s04q06, s04q07 et s04q08.Prière de regarder pour corriger ou confirmer avec le QG. </w:t>
+        <w:br/>
+        <w:t xml:space="preserve">- Avertissement! khaya diallo n'a consacré aucune heure pour aucun des travaux du ménage, prière de regarder les réponses prises dans les questions (s04q01 s04q02 s04q03 s04q04 s04q05 s04q06 s04q07 s04q08). </w:t>
+        <w:br/>
+        <w:t>- Incoherent! khassana diallo est (Ménagère) de la 4.21 et khassana diallo est un homme, prière de corriger.</w:t>
+      </w:r>
+    </w:p>
+    <w:p>
+      <w:r>
+        <w:rPr>
+          <w:b/>
+          <w:color w:val="4672C4"/>
+          <w:sz w:val="22"/>
+        </w:rPr>
+        <w:t>&gt;&gt; Section7b - Consommation alimentaire - 7 jours</w:t>
+      </w:r>
+    </w:p>
+    <w:p>
+      <w:pPr>
+        <w:ind w:left="283"/>
+      </w:pPr>
+      <w:r>
+        <w:rPr>
+          <w:sz w:val="20"/>
+        </w:rPr>
+        <w:t>- Attention ! Le prix unitaire d'achat (200 Fcfa) de Feuilles de  Haricot en Tas (Moyen) est relativement élevé par rapport aux autres prix observés dans cette zone. Prière de corriger ou de confirmer avec le QG. Attention ! Le prix unitaire d'achat (200 Fcfa) de Tamarin noir en Sachets (Moyen) est relativement élevé par rapport aux autres prix observés dans cette zone. Prière de corriger ou de confirmer avec le QG. Attention ! Le prix unitaire d'achat (700 Fcfa) de Sucre en poudre  en Kg (taille unique) est relativement élevé par rapport aux autres prix observés dans cette zone. Prière de corriger ou de confirmer avec le QG. Avertissement!! La quantité (3.5 litre) du produit Huile de soja  consommée  par le ménage semble très élevé, prière de corriger ou confirmer avec le QG. Attention ! Le prix unitaire d'achat (1400 Fcfa) de Huile de soja  en Litre (taille unique) est relativement élevé par rapport aux autres prix observés dans cette zone. Prière de corriger ou de confirmer avec le QG. Avertissement!!! Le ménage a consommé 7 Paquet Moyen de Thé en sachet, cette quantité semble anormale pour une consommation des 7 derniers jours.Prière de corriger ou de confirmer avec le QG. Avertissement!! le prix unitaire (100 Fcfa) de Thé en sachet (unité: Paquet) de taille Moyen est très faible ou élevé. Prière de corriger ou de confirmer avec le QG. Incohérence!! Dans ce ménage, chaque individus consomme par jour 27.07257 Kg  de cereale; Prière de revoir les quantités prises de ces produits. Incohérence!! Dans ce ménage, chaque individus consomme par jour 27.07257 Kg  de cereale; Prière de revoir les quantités prises de ces produits.</w:t>
+      </w:r>
+    </w:p>
+    <w:p>
+      <w:r>
+        <w:rPr>
+          <w:b/>
+          <w:color w:val="4672C4"/>
+          <w:sz w:val="22"/>
+        </w:rPr>
+        <w:t>&gt;&gt; Section9c - Depenses non-alimentaires - 30 jours</w:t>
+      </w:r>
+    </w:p>
+    <w:p>
+      <w:pPr>
+        <w:ind w:left="283"/>
+      </w:pPr>
+      <w:r>
+        <w:rPr>
+          <w:sz w:val="20"/>
+        </w:rPr>
+        <w:t>- La dernière fois que vous avez acheté Bois de chauffe ramassé/coupé (estimer la valeur) est ramassage et semble exister dans les modalités, prière de prendre attache avec le QG pour plus d'explication afin de la classer bien.</w:t>
+      </w:r>
+    </w:p>
+    <w:p>
+      <w:r>
+        <w:rPr>
+          <w:b/>
+          <w:color w:val="4672C4"/>
+          <w:sz w:val="22"/>
+        </w:rPr>
+        <w:t>&gt;&gt; Section9d - Depenses non-alimentaires - 3 mois</w:t>
+      </w:r>
+    </w:p>
+    <w:p>
+      <w:pPr>
+        <w:ind w:left="283"/>
+      </w:pPr>
+      <w:r>
+        <w:rPr>
+          <w:sz w:val="20"/>
+        </w:rPr>
+        <w:t>- Peu plausible! le montant de la dépense pour Médicaments achetés en pharmacie sans ordonnance: alcool, pansements, paracétamol, médicaments les affections courantes (paludisme, toux, rhume, diarrhée/disenterie, vers intestinaux, etc. ) semble trop élevé. Veuillez, s'il vous plaît, confirmer cette information avec le QG ou la corriger.</w:t>
+      </w:r>
+    </w:p>
+    <w:p>
+      <w:r>
+        <w:rPr>
+          <w:b/>
+          <w:color w:val="4672C4"/>
+          <w:sz w:val="22"/>
+        </w:rPr>
+        <w:t>&gt;&gt; Section9e - Depenses non-alimentaires - 6 mois</w:t>
+      </w:r>
+    </w:p>
+    <w:p>
+      <w:pPr>
+        <w:ind w:left="283"/>
+      </w:pPr>
+      <w:r>
+        <w:rPr>
+          <w:sz w:val="20"/>
+        </w:rPr>
+        <w:t xml:space="preserve">- La dernière fois que vous avez acheté Chaussures femmes est tailleur et semble exister dans les modalités, prière de prendre attache avec le QG pour plus d'explication afin de la classer bien. </w:t>
+        <w:br/>
+        <w:t xml:space="preserve">-  La dernière fois que vous avez acheté Frais de confection et de réparation de vêtements enfants est tailleur et semble exister dans les modalités, prière de prendre attache avec le QG pour plus d'explication afin de la classer bien. </w:t>
+        <w:br/>
+        <w:t>-  La dernière fois que vous avez acheté Frais de confection et de réparation de vêtements femme: robe, pantalon, jupe, ensemble, réparation, location, etc. est tailleur et semble exister dans les modalités, prière de prendre attache avec le QG pour plus d'explication afin de la classer bien.</w:t>
+      </w:r>
+    </w:p>
+    <w:p>
+      <w:r>
+        <w:rPr>
+          <w:b/>
+          <w:color w:val="4672C4"/>
+          <w:sz w:val="22"/>
+        </w:rPr>
+        <w:t>&gt;&gt; Section10b - caracteristiques entreprise non agricole</w:t>
+      </w:r>
+    </w:p>
+    <w:p>
+      <w:pPr>
+        <w:ind w:left="283"/>
+      </w:pPr>
+      <w:r>
+        <w:rPr>
+          <w:sz w:val="20"/>
+        </w:rPr>
+        <w:t>- Incohérence!! L'entreprise vente de petit dejeuner dit avoir réçu une somme sur la revente de ces marchandises achetées et revendues en état (s10q46 est differnt de 0) mais n'a depensé aucune somme sur l'achat des marchandises revendues en état (s10q47==0), prière de fournir plus d'effort pour estimer le montant obtenu sur la depense de ces marchandises achetées et revendues en état. L'entreprise vente de petit dejeuner dit avoir réçu une somme sur la vente de ces produits transformés (s10q48 est differnt de 0) mais n'a depensé aucune somme sur l'achat des matières premières (s10q49==0), prière de fournir de l'effort pour estimer le montant obtenu en achat de matières premières. Cette entreprise vente de petit dejeuner dit avoir obtenu une valeur sur les marchandises vendu en etat et les marchandises vendu après transformation. L'entreprise vente de petit dejeuner est généralement une entreprise commerciale ou de service dont elle ne depense pas en achat de matières premières.Elle ne transforme pas de produit donc ne peut pas obtenir un montant sur la vente des produits transformés (10.48 ou 10.49). Prière de mettre 0 pour ces questions si elles ne font pas de transformation.</w:t>
+      </w:r>
+    </w:p>
+    <w:p>
+      <w:r>
+        <w:rPr>
+          <w:b/>
+          <w:color w:val="4672C4"/>
+          <w:sz w:val="22"/>
+        </w:rPr>
+        <w:t>&gt;&gt; Section11 - Caracteristiques logement</w:t>
+      </w:r>
+    </w:p>
+    <w:p>
+      <w:pPr>
+        <w:ind w:left="283"/>
+      </w:pPr>
+      <w:r>
+        <w:rPr>
+          <w:sz w:val="20"/>
+        </w:rPr>
+        <w:t>- le montant supporté par le ménage pour cette source d’énergie au cours des 30 derniers jours semble élevé, prière de confirmer ou corriger. Avertissement!! Le ménage (vit en milieu urbain) se débarrasse de ses ordures ménagères soit par le Dépotoir sauvage, brûle et enterre, prière de corriger ou confirmer avec le QG.</w:t>
+      </w:r>
+    </w:p>
+    <w:p>
+      <w:r>
+        <w:rPr>
+          <w:b/>
+          <w:color w:val="4672C4"/>
+          <w:sz w:val="22"/>
+        </w:rPr>
+        <w:t>&gt;&gt; Section16a - Champs et parcelles</w:t>
+      </w:r>
+    </w:p>
+    <w:p>
+      <w:pPr>
+        <w:ind w:left="283"/>
+      </w:pPr>
+      <w:r>
+        <w:rPr>
+          <w:sz w:val="20"/>
+        </w:rPr>
+        <w:t>- La section 16 du ménage de CELLOU DIALLO n'est pas renseigné, prière de renseigner.</w:t>
+      </w:r>
+    </w:p>
+    <w:p>
+      <w:r>
+        <w:rPr>
+          <w:b/>
+          <w:color w:val="4672C4"/>
+          <w:sz w:val="22"/>
+        </w:rPr>
+        <w:t>&gt;&gt; Section19 - Equipements agricoles</w:t>
+      </w:r>
+    </w:p>
+    <w:p>
+      <w:pPr>
+        <w:ind w:left="283"/>
+      </w:pPr>
+      <w:r>
+        <w:rPr>
+          <w:sz w:val="20"/>
+        </w:rPr>
+        <w:t>- Attention ! Machette a été achété à 3500 Fcfa est relativement élevé par rapport aux autres prix d'achat observés dans cette zone. Prière de corriger ou de confirmer avec le QG. Attention ! Machette a été revendu à 3500 Fcfa qui est relativement élevé par rapport aux autres prix de revente observés dans cette zone. Prière de corriger ou de confirmer avec le QG.</w:t>
+      </w:r>
+    </w:p>
+    <w:p>
+      <w:r>
+        <w:t>________________________________________________________________________________</w:t>
+      </w:r>
+    </w:p>
+    <w:p>
+      <w:pPr>
+        <w:pStyle w:val="Heading2"/>
+      </w:pPr>
+      <w:r>
+        <w:t>Menage 12</w:t>
+      </w:r>
+    </w:p>
+    <w:tbl>
+      <w:tblPr>
+        <w:tblStyle w:val="TableGrid"/>
+        <w:tblW w:type="auto" w:w="0"/>
+        <w:tblLook w:firstColumn="1" w:firstRow="1" w:lastColumn="0" w:lastRow="0" w:noHBand="0" w:noVBand="1" w:val="04A0"/>
+      </w:tblPr>
+      <w:tblGrid>
+        <w:gridCol w:w="1662"/>
+        <w:gridCol w:w="1662"/>
+        <w:gridCol w:w="1662"/>
+        <w:gridCol w:w="1662"/>
+        <w:gridCol w:w="1662"/>
+        <w:gridCol w:w="1662"/>
+      </w:tblGrid>
+      <w:tr>
+        <w:tc>
+          <w:tcPr>
+            <w:tcW w:type="dxa" w:w="1662"/>
+            <w:shd w:fill="5B9BD5"/>
+          </w:tcPr>
+          <w:p>
+            <w:r>
+              <w:rPr>
+                <w:b/>
+                <w:color w:val="FFFFFF"/>
+                <w:sz w:val="16"/>
+              </w:rPr>
+              <w:t>Interview Key</w:t>
+            </w:r>
+          </w:p>
+        </w:tc>
+        <w:tc>
+          <w:tcPr>
+            <w:tcW w:type="dxa" w:w="1662"/>
+            <w:shd w:fill="5B9BD5"/>
+          </w:tcPr>
+          <w:p>
+            <w:r>
+              <w:rPr>
+                <w:b/>
+                <w:color w:val="FFFFFF"/>
+                <w:sz w:val="16"/>
+              </w:rPr>
+              <w:t>Interview ID</w:t>
+            </w:r>
+          </w:p>
+        </w:tc>
+        <w:tc>
+          <w:tcPr>
+            <w:tcW w:type="dxa" w:w="1662"/>
+            <w:shd w:fill="5B9BD5"/>
+          </w:tcPr>
+          <w:p>
+            <w:r>
+              <w:rPr>
+                <w:b/>
+                <w:color w:val="FFFFFF"/>
+                <w:sz w:val="16"/>
+              </w:rPr>
+              <w:t>ID Agent</w:t>
+            </w:r>
+          </w:p>
+        </w:tc>
+        <w:tc>
+          <w:tcPr>
+            <w:tcW w:type="dxa" w:w="1662"/>
+            <w:shd w:fill="5B9BD5"/>
+          </w:tcPr>
+          <w:p>
+            <w:r>
+              <w:rPr>
+                <w:b/>
+                <w:color w:val="FFFFFF"/>
+                <w:sz w:val="16"/>
+              </w:rPr>
+              <w:t>ID Equipe</w:t>
+            </w:r>
+          </w:p>
+        </w:tc>
+        <w:tc>
+          <w:tcPr>
+            <w:tcW w:type="dxa" w:w="1662"/>
+            <w:shd w:fill="5B9BD5"/>
+          </w:tcPr>
+          <w:p>
+            <w:r>
+              <w:rPr>
+                <w:b/>
+                <w:color w:val="FFFFFF"/>
+                <w:sz w:val="16"/>
+              </w:rPr>
+              <w:t>Agent</w:t>
+            </w:r>
+          </w:p>
+        </w:tc>
+        <w:tc>
+          <w:tcPr>
+            <w:tcW w:type="dxa" w:w="1662"/>
+            <w:shd w:fill="5B9BD5"/>
+          </w:tcPr>
+          <w:p>
+            <w:r>
+              <w:rPr>
+                <w:b/>
+                <w:color w:val="FFFFFF"/>
+                <w:sz w:val="16"/>
+              </w:rPr>
+              <w:t>Chef d'equipe</w:t>
+            </w:r>
+          </w:p>
+        </w:tc>
+      </w:tr>
+      <w:tr>
+        <w:tc>
+          <w:tcPr>
+            <w:tcW w:type="dxa" w:w="1662"/>
+          </w:tcPr>
+          <w:p>
+            <w:r>
+              <w:rPr>
+                <w:sz w:val="14"/>
+              </w:rPr>
+              <w:t>41-09-87-33</w:t>
+            </w:r>
+          </w:p>
+        </w:tc>
+        <w:tc>
+          <w:tcPr>
+            <w:tcW w:type="dxa" w:w="1662"/>
+          </w:tcPr>
+          <w:p>
+            <w:r>
+              <w:rPr>
+                <w:sz w:val="14"/>
+              </w:rPr>
+              <w:t>27d16accca004cc8a648ffe95dac96f3</w:t>
+            </w:r>
+          </w:p>
+        </w:tc>
+        <w:tc>
+          <w:tcPr>
+            <w:tcW w:type="dxa" w:w="1662"/>
+          </w:tcPr>
+          <w:p>
+            <w:r>
+              <w:rPr>
+                <w:sz w:val="14"/>
+              </w:rPr>
+              <w:t>EQ28_enq3</w:t>
+            </w:r>
+          </w:p>
+        </w:tc>
+        <w:tc>
+          <w:tcPr>
+            <w:tcW w:type="dxa" w:w="1662"/>
+          </w:tcPr>
+          <w:p>
+            <w:r>
+              <w:rPr>
+                <w:sz w:val="14"/>
+              </w:rPr>
+              <w:t>Equipe28</w:t>
+            </w:r>
+          </w:p>
+        </w:tc>
+        <w:tc>
+          <w:tcPr>
+            <w:tcW w:type="dxa" w:w="1662"/>
+          </w:tcPr>
+          <w:p>
+            <w:r>
+              <w:rPr>
+                <w:sz w:val="14"/>
+              </w:rPr>
+              <w:t>Moussa NDIAYE</w:t>
+            </w:r>
+          </w:p>
+        </w:tc>
+        <w:tc>
+          <w:tcPr>
+            <w:tcW w:type="dxa" w:w="1662"/>
+          </w:tcPr>
+          <w:p>
+            <w:r>
+              <w:rPr>
+                <w:sz w:val="14"/>
+              </w:rPr>
+              <w:t>Abdou Khadre DIOUF</w:t>
+            </w:r>
+          </w:p>
+        </w:tc>
+      </w:tr>
+    </w:tbl>
+    <w:p/>
+    <w:tbl>
+      <w:tblPr>
+        <w:tblStyle w:val="TableGrid"/>
+        <w:tblW w:type="auto" w:w="0"/>
+        <w:tblLook w:firstColumn="1" w:firstRow="1" w:lastColumn="0" w:lastRow="0" w:noHBand="0" w:noVBand="1" w:val="04A0"/>
+      </w:tblPr>
+      <w:tblGrid>
+        <w:gridCol w:w="3324"/>
+        <w:gridCol w:w="3324"/>
+        <w:gridCol w:w="3324"/>
+      </w:tblGrid>
+      <w:tr>
+        <w:tc>
+          <w:tcPr>
+            <w:tcW w:type="dxa" w:w="3324"/>
+            <w:shd w:fill="70AD47"/>
+          </w:tcPr>
+          <w:p>
+            <w:r>
+              <w:rPr>
+                <w:b/>
+                <w:color w:val="FFFFFF"/>
+                <w:sz w:val="18"/>
+              </w:rPr>
+              <w:t>Chef de Menage</w:t>
+            </w:r>
+          </w:p>
+        </w:tc>
+        <w:tc>
+          <w:tcPr>
+            <w:tcW w:type="dxa" w:w="3324"/>
+            <w:shd w:fill="70AD47"/>
+          </w:tcPr>
+          <w:p>
+            <w:r>
+              <w:rPr>
+                <w:b/>
+                <w:color w:val="FFFFFF"/>
+                <w:sz w:val="18"/>
+              </w:rPr>
+              <w:t>Quartier/Village (s00q05)</w:t>
+            </w:r>
+          </w:p>
+        </w:tc>
+        <w:tc>
+          <w:tcPr>
+            <w:tcW w:type="dxa" w:w="3324"/>
+            <w:shd w:fill="70AD47"/>
+          </w:tcPr>
+          <w:p>
+            <w:r>
+              <w:rPr>
+                <w:b/>
+                <w:color w:val="FFFFFF"/>
+                <w:sz w:val="18"/>
+              </w:rPr>
+              <w:t>Localisation GPS</w:t>
+            </w:r>
+          </w:p>
+        </w:tc>
+      </w:tr>
+      <w:tr>
+        <w:tc>
+          <w:tcPr>
+            <w:tcW w:type="dxa" w:w="3324"/>
+          </w:tcPr>
+          <w:p>
+            <w:r>
+              <w:rPr>
+                <w:sz w:val="18"/>
+              </w:rPr>
+              <w:t>ALADJI DIALLO</w:t>
+            </w:r>
+          </w:p>
+        </w:tc>
+        <w:tc>
+          <w:tcPr>
+            <w:tcW w:type="dxa" w:w="3324"/>
+          </w:tcPr>
+          <w:p>
+            <w:r>
+              <w:rPr>
+                <w:sz w:val="18"/>
+              </w:rPr>
+              <w:t>N/A</w:t>
+            </w:r>
+          </w:p>
+        </w:tc>
+        <w:tc>
+          <w:tcPr>
+            <w:tcW w:type="dxa" w:w="3324"/>
+          </w:tcPr>
+          <w:p>
+            <w:r/>
+            <w:hyperlink r:id="rId17">
+              <w:r>
+                <w:rPr>
+                  <w:color w:val="0563C1"/>
+                  <w:u w:val="single"/>
+                </w:rPr>
+                <w:t>a gauche premiere chambre</w:t>
+              </w:r>
+            </w:hyperlink>
+          </w:p>
+        </w:tc>
+      </w:tr>
+    </w:tbl>
+    <w:p/>
+    <w:p>
+      <w:r>
+        <w:rPr>
+          <w:b/>
+          <w:color w:val="4672C4"/>
+          <w:sz w:val="22"/>
+        </w:rPr>
+        <w:t>&gt;&gt; Section0 - Identification et renseignements de controle</w:t>
+      </w:r>
+    </w:p>
+    <w:p>
+      <w:pPr>
+        <w:ind w:left="283"/>
+      </w:pPr>
+      <w:r>
+        <w:rPr>
+          <w:sz w:val="20"/>
+        </w:rPr>
+        <w:t>- Il est obligatoire de prendre les coordonnées Gps avant d'administrer le questionnaire. Prière de prendre les coordonnées GPS.</w:t>
+      </w:r>
+    </w:p>
+    <w:p>
+      <w:r>
+        <w:rPr>
+          <w:b/>
+          <w:color w:val="4672C4"/>
+          <w:sz w:val="22"/>
+        </w:rPr>
+        <w:t>&gt;&gt; Section1 - Caracteristiques des membres</w:t>
+      </w:r>
+    </w:p>
+    <w:p>
+      <w:pPr>
+        <w:ind w:left="283"/>
+      </w:pPr>
+      <w:r>
+        <w:rPr>
+          <w:sz w:val="20"/>
+        </w:rPr>
+        <w:t>- Attention ! Vous avez déclaré en s01q00 que le répondant est la personne elle-même, or idrissa diallo est trop jeune (6 ans) pour fournir des informations correctes. Prière de refaire la section 1 pour idrissa diallo en demandant à un adulte de répondre aux questions à sa place.</w:t>
+      </w:r>
+    </w:p>
+    <w:p>
+      <w:r>
+        <w:rPr>
+          <w:b/>
+          <w:color w:val="4672C4"/>
+          <w:sz w:val="22"/>
+        </w:rPr>
+        <w:t>&gt;&gt; Section2 - Education</w:t>
+      </w:r>
+    </w:p>
+    <w:p>
+      <w:pPr>
+        <w:ind w:left="283"/>
+      </w:pPr>
+      <w:r>
+        <w:rPr>
+          <w:sz w:val="20"/>
+        </w:rPr>
+        <w:t xml:space="preserve">- Peu probable! idrissa diallo  n'arrive pas  à comprendre un petit texte lu dans une langue locale (s02q03). Veuillez corriger ou donner des explications au QG.  Incohérence ! le montant payé de idrissa diallo pour les frais de scolarité est très faible. veuillez, s'il vous plait, confirmer ces informations avec le QG ou apporter les corrections nécessaires. </w:t>
+        <w:br/>
+        <w:t xml:space="preserve">- Peu probable! kadiatou diallo  n'arrive pas  à comprendre un petit texte lu dans une langue locale (s02q03). Veuillez corriger ou donner des explications au QG. Peu probable! kadiatou diallo  ne sait ni lire, ni écrire, ni comprendre dans aucune des langues  (s02q01,s02q02,s02q03). Veuillez corriger ou donner des explications au QG. </w:t>
+        <w:br/>
+        <w:t xml:space="preserve">- Peu probable! mamadou aliou diallo  n'arrive pas  à comprendre un petit texte lu dans une langue locale (s02q03). Veuillez corriger ou donner des explications au QG. Attention ! Le frais de scolarité (25000 Fcfa) de mamadou aliou diallo en 3ème année de Primaire est relativement élevé par rapport aux autres frais de scolarités observés dans cette zone. Prière de corriger ou de confirmer avec le QG. </w:t>
+        <w:br/>
+        <w:t>- Peu probable! mamadou dieng diallo  n'arrive pas  à comprendre un petit texte lu dans une langue locale (s02q03). Veuillez corriger ou donner des explications au QG.  Incohérence ! le montant payé de mamadou dieng diallo pour la cotisation est très faible . veuillez, s'il vous plait, confirmer ces informations avec le QG ou apporter les corrections nécessaires.</w:t>
+      </w:r>
+    </w:p>
+    <w:p>
+      <w:r>
+        <w:rPr>
+          <w:b/>
+          <w:color w:val="4672C4"/>
+          <w:sz w:val="22"/>
+        </w:rPr>
+        <w:t>&gt;&gt; Section4a - Emploi</w:t>
+      </w:r>
+    </w:p>
+    <w:p>
+      <w:pPr>
+        <w:ind w:left="283"/>
+      </w:pPr>
+      <w:r>
+        <w:rPr>
+          <w:sz w:val="20"/>
+        </w:rPr>
+        <w:t>- Avertissement! Généralement les jeunes hommes (10 à 25ans) font des travaux ménager soit apprendre les enfants à reviser leurs léçons ou d'autres cours, mamadou dieng diallo n'a consacré aucune heure pour les travaux cités en s04q01, s04q02, s04q03, s04q04, s04q05, s04q06, s04q07 et s04q08.Prière de regarder pour corriger ou confirmer avec le QG.</w:t>
+      </w:r>
+    </w:p>
+    <w:p>
+      <w:r>
+        <w:rPr>
+          <w:b/>
+          <w:color w:val="4672C4"/>
+          <w:sz w:val="22"/>
+        </w:rPr>
+        <w:t>&gt;&gt; Section7b - Consommation alimentaire - 7 jours</w:t>
+      </w:r>
+    </w:p>
+    <w:p>
+      <w:pPr>
+        <w:ind w:left="283"/>
+      </w:pPr>
+      <w:r>
+        <w:rPr>
+          <w:sz w:val="20"/>
+        </w:rPr>
+        <w:t>- Attention ! Le prix unitaire d'achat (1000 Fcfa) de Huile de soja  en Litre (taille unique) est relativement faible par rapport aux autres prix observés dans cette zone. Prière de corriger ou de confirmer avec le QG. Attention ! Le prix unitaire d'achat (150 Fcfa) de Choux en Morceau (Portion) (Petit) est relativement élevé par rapport aux autres prix observés dans cette zone. Prière de corriger ou de confirmer avec le QG. Attention ! Le prix unitaire d'achat (300 Fcfa) de Mâchoiron séchée (Kon) en Sachets (Moyen) est relativement élevé par rapport aux autres prix observés dans cette zone. Prière de corriger ou de confirmer avec le QG. Attention ! Le prix unitaire d'achat (50 Fcfa) de Cube alimentaire (Maggi, Jumbo, ) en Cube (Moyen) est relativement élevé par rapport aux autres prix observés dans cette zone. Prière de corriger ou de confirmer avec le QG. Avertissement!!! Le ménage a consommé 7 Paquet Moyen de Thé en sachet, cette quantité semble anormale pour une consommation des 7 derniers jours.Prière de corriger ou de confirmer avec le QG. Avertissement!! le prix unitaire (100 Fcfa) de Thé en sachet (unité: Paquet) de taille Moyen est très faible ou élevé. Prière de corriger ou de confirmer avec le QG. Incohérence!! Dans ce ménage, chaque individus consomme par jour 74.58571 Kg  de cereale; Prière de revoir les quantités prises de ces produits. Attention ! Le prix unitaire d'achat (19000 Fcfa) de Riz importé parfumé en Sac (50 Kg) (taille unique) est relativement élevé par rapport aux autres prix observés dans cette zone. Prière de corriger ou de confirmer avec le QG.</w:t>
+      </w:r>
+    </w:p>
+    <w:p>
+      <w:r>
+        <w:rPr>
+          <w:b/>
+          <w:color w:val="4672C4"/>
+          <w:sz w:val="22"/>
+        </w:rPr>
+        <w:t>&gt;&gt; Section11 - Caracteristiques logement</w:t>
+      </w:r>
+    </w:p>
+    <w:p>
+      <w:pPr>
+        <w:ind w:left="283"/>
+      </w:pPr>
+      <w:r>
+        <w:rPr>
+          <w:sz w:val="20"/>
+        </w:rPr>
+        <w:t>- Le montant (FCFA) du loyer mensuel payé pour un logement comme le votre dans ce village/quartier est trop faible, Veuillez s'il vous plaît corriger cette information. Avertissement!! Le temps mis (en heure et en minute) pour s'approvisionner en eau de boisson une fois à la source est très élevé, prière de corriger ou confirmer avec le QG. Le temps mis (en heure et en minute) pour s'approvisionner en eau de boisson une fois à la source est  5 fois plus élevé que le temps mis (en minutes) pour se rendre à la principale source d'approvisionnement en eau de boisson, prière de corriger. Avertissement!! Le ménage (vit en milieu urbain) se débarrasse de ses ordures ménagères soit par le Dépotoir sauvage, brûle et enterre, prière de corriger ou confirmer avec le QG.  La personne non-membre du ménage qui figure sur le titre de propriété est mari et semble exister dans les modalités, prière de prendre attache avec le QG pour plus d'explication afin de la classer bien.  En cas de coupure de courant du réseau, la source d’énergie que le ménage utilise est portable et semble exister dans les modalités, prière de prendre attache avec le QG pour plus d'explication afin de la classer bien.</w:t>
+      </w:r>
+    </w:p>
+    <w:p>
+      <w:r>
+        <w:rPr>
+          <w:b/>
+          <w:color w:val="4672C4"/>
+          <w:sz w:val="22"/>
+        </w:rPr>
+        <w:t>&gt;&gt; Section16a - Champs et parcelles</w:t>
+      </w:r>
+    </w:p>
+    <w:p>
+      <w:pPr>
+        <w:ind w:left="283"/>
+      </w:pPr>
+      <w:r>
+        <w:rPr>
+          <w:sz w:val="20"/>
+        </w:rPr>
+        <w:t>- La section 16 du ménage de KHADIATOU DIALLO n'est pas renseigné, prière de renseigner.</w:t>
+      </w:r>
+    </w:p>
+    <w:p>
+      <w:r>
+        <w:t>________________________________________________________________________________</w:t>
+      </w:r>
+    </w:p>
+    <w:p>
+      <w:pPr>
+        <w:pStyle w:val="Heading2"/>
+      </w:pPr>
+      <w:r>
+        <w:t>Menage 14</w:t>
+      </w:r>
+    </w:p>
+    <w:tbl>
+      <w:tblPr>
+        <w:tblStyle w:val="TableGrid"/>
+        <w:tblW w:type="auto" w:w="0"/>
+        <w:tblLook w:firstColumn="1" w:firstRow="1" w:lastColumn="0" w:lastRow="0" w:noHBand="0" w:noVBand="1" w:val="04A0"/>
+      </w:tblPr>
+      <w:tblGrid>
+        <w:gridCol w:w="1662"/>
+        <w:gridCol w:w="1662"/>
+        <w:gridCol w:w="1662"/>
+        <w:gridCol w:w="1662"/>
+        <w:gridCol w:w="1662"/>
+        <w:gridCol w:w="1662"/>
+      </w:tblGrid>
+      <w:tr>
+        <w:tc>
+          <w:tcPr>
+            <w:tcW w:type="dxa" w:w="1662"/>
+            <w:shd w:fill="5B9BD5"/>
+          </w:tcPr>
+          <w:p>
+            <w:r>
+              <w:rPr>
+                <w:b/>
+                <w:color w:val="FFFFFF"/>
+                <w:sz w:val="16"/>
+              </w:rPr>
+              <w:t>Interview Key</w:t>
+            </w:r>
+          </w:p>
+        </w:tc>
+        <w:tc>
+          <w:tcPr>
+            <w:tcW w:type="dxa" w:w="1662"/>
+            <w:shd w:fill="5B9BD5"/>
+          </w:tcPr>
+          <w:p>
+            <w:r>
+              <w:rPr>
+                <w:b/>
+                <w:color w:val="FFFFFF"/>
+                <w:sz w:val="16"/>
+              </w:rPr>
+              <w:t>Interview ID</w:t>
+            </w:r>
+          </w:p>
+        </w:tc>
+        <w:tc>
+          <w:tcPr>
+            <w:tcW w:type="dxa" w:w="1662"/>
+            <w:shd w:fill="5B9BD5"/>
+          </w:tcPr>
+          <w:p>
+            <w:r>
+              <w:rPr>
+                <w:b/>
+                <w:color w:val="FFFFFF"/>
+                <w:sz w:val="16"/>
+              </w:rPr>
+              <w:t>ID Agent</w:t>
+            </w:r>
+          </w:p>
+        </w:tc>
+        <w:tc>
+          <w:tcPr>
+            <w:tcW w:type="dxa" w:w="1662"/>
+            <w:shd w:fill="5B9BD5"/>
+          </w:tcPr>
+          <w:p>
+            <w:r>
+              <w:rPr>
+                <w:b/>
+                <w:color w:val="FFFFFF"/>
+                <w:sz w:val="16"/>
+              </w:rPr>
+              <w:t>ID Equipe</w:t>
+            </w:r>
+          </w:p>
+        </w:tc>
+        <w:tc>
+          <w:tcPr>
+            <w:tcW w:type="dxa" w:w="1662"/>
+            <w:shd w:fill="5B9BD5"/>
+          </w:tcPr>
+          <w:p>
+            <w:r>
+              <w:rPr>
+                <w:b/>
+                <w:color w:val="FFFFFF"/>
+                <w:sz w:val="16"/>
+              </w:rPr>
+              <w:t>Agent</w:t>
+            </w:r>
+          </w:p>
+        </w:tc>
+        <w:tc>
+          <w:tcPr>
+            <w:tcW w:type="dxa" w:w="1662"/>
+            <w:shd w:fill="5B9BD5"/>
+          </w:tcPr>
+          <w:p>
+            <w:r>
+              <w:rPr>
+                <w:b/>
+                <w:color w:val="FFFFFF"/>
+                <w:sz w:val="16"/>
+              </w:rPr>
+              <w:t>Chef d'equipe</w:t>
+            </w:r>
+          </w:p>
+        </w:tc>
+      </w:tr>
+      <w:tr>
+        <w:tc>
+          <w:tcPr>
+            <w:tcW w:type="dxa" w:w="1662"/>
+          </w:tcPr>
+          <w:p>
+            <w:r>
+              <w:rPr>
+                <w:sz w:val="14"/>
+              </w:rPr>
+              <w:t>77-72-91-78</w:t>
+            </w:r>
+          </w:p>
+        </w:tc>
+        <w:tc>
+          <w:tcPr>
+            <w:tcW w:type="dxa" w:w="1662"/>
+          </w:tcPr>
+          <w:p>
+            <w:r>
+              <w:rPr>
+                <w:sz w:val="14"/>
+              </w:rPr>
+              <w:t>b748b35f8c4841dabc3781742921d6bf</w:t>
+            </w:r>
+          </w:p>
+        </w:tc>
+        <w:tc>
+          <w:tcPr>
+            <w:tcW w:type="dxa" w:w="1662"/>
+          </w:tcPr>
+          <w:p>
+            <w:r>
+              <w:rPr>
+                <w:sz w:val="14"/>
+              </w:rPr>
+              <w:t>EQ28_enq3</w:t>
+            </w:r>
+          </w:p>
+        </w:tc>
+        <w:tc>
+          <w:tcPr>
+            <w:tcW w:type="dxa" w:w="1662"/>
+          </w:tcPr>
+          <w:p>
+            <w:r>
+              <w:rPr>
+                <w:sz w:val="14"/>
+              </w:rPr>
+              <w:t>Equipe28</w:t>
+            </w:r>
+          </w:p>
+        </w:tc>
+        <w:tc>
+          <w:tcPr>
+            <w:tcW w:type="dxa" w:w="1662"/>
+          </w:tcPr>
+          <w:p>
+            <w:r>
+              <w:rPr>
+                <w:sz w:val="14"/>
+              </w:rPr>
+              <w:t>Moussa NDIAYE</w:t>
+            </w:r>
+          </w:p>
+        </w:tc>
+        <w:tc>
+          <w:tcPr>
+            <w:tcW w:type="dxa" w:w="1662"/>
+          </w:tcPr>
+          <w:p>
+            <w:r>
+              <w:rPr>
+                <w:sz w:val="14"/>
+              </w:rPr>
+              <w:t>Abdou Khadre DIOUF</w:t>
+            </w:r>
+          </w:p>
+        </w:tc>
+      </w:tr>
+    </w:tbl>
+    <w:p/>
+    <w:tbl>
+      <w:tblPr>
+        <w:tblStyle w:val="TableGrid"/>
+        <w:tblW w:type="auto" w:w="0"/>
+        <w:tblLook w:firstColumn="1" w:firstRow="1" w:lastColumn="0" w:lastRow="0" w:noHBand="0" w:noVBand="1" w:val="04A0"/>
+      </w:tblPr>
+      <w:tblGrid>
+        <w:gridCol w:w="3324"/>
+        <w:gridCol w:w="3324"/>
+        <w:gridCol w:w="3324"/>
+      </w:tblGrid>
+      <w:tr>
+        <w:tc>
+          <w:tcPr>
+            <w:tcW w:type="dxa" w:w="3324"/>
+            <w:shd w:fill="70AD47"/>
+          </w:tcPr>
+          <w:p>
+            <w:r>
+              <w:rPr>
+                <w:b/>
+                <w:color w:val="FFFFFF"/>
+                <w:sz w:val="18"/>
+              </w:rPr>
+              <w:t>Chef de Menage</w:t>
+            </w:r>
+          </w:p>
+        </w:tc>
+        <w:tc>
+          <w:tcPr>
+            <w:tcW w:type="dxa" w:w="3324"/>
+            <w:shd w:fill="70AD47"/>
+          </w:tcPr>
+          <w:p>
+            <w:r>
+              <w:rPr>
+                <w:b/>
+                <w:color w:val="FFFFFF"/>
+                <w:sz w:val="18"/>
+              </w:rPr>
+              <w:t>Quartier/Village (s00q05)</w:t>
+            </w:r>
+          </w:p>
+        </w:tc>
+        <w:tc>
+          <w:tcPr>
+            <w:tcW w:type="dxa" w:w="3324"/>
+            <w:shd w:fill="70AD47"/>
+          </w:tcPr>
+          <w:p>
+            <w:r>
+              <w:rPr>
+                <w:b/>
+                <w:color w:val="FFFFFF"/>
+                <w:sz w:val="18"/>
+              </w:rPr>
+              <w:t>Localisation GPS</w:t>
+            </w:r>
+          </w:p>
+        </w:tc>
+      </w:tr>
+      <w:tr>
+        <w:tc>
+          <w:tcPr>
+            <w:tcW w:type="dxa" w:w="3324"/>
+          </w:tcPr>
+          <w:p>
+            <w:r>
+              <w:rPr>
+                <w:sz w:val="18"/>
+              </w:rPr>
+              <w:t>ABDOULAYE DIOUMA DIALLO</w:t>
+            </w:r>
+          </w:p>
+        </w:tc>
+        <w:tc>
+          <w:tcPr>
+            <w:tcW w:type="dxa" w:w="3324"/>
+          </w:tcPr>
+          <w:p>
+            <w:r>
+              <w:rPr>
+                <w:sz w:val="18"/>
+              </w:rPr>
+              <w:t>N/A</w:t>
+            </w:r>
+          </w:p>
+        </w:tc>
+        <w:tc>
+          <w:tcPr>
+            <w:tcW w:type="dxa" w:w="3324"/>
+          </w:tcPr>
+          <w:p>
+            <w:r/>
+            <w:hyperlink r:id="rId18">
+              <w:r>
+                <w:rPr>
+                  <w:color w:val="0563C1"/>
+                  <w:u w:val="single"/>
+                </w:rPr>
+                <w:t>escale 1</w:t>
+              </w:r>
+            </w:hyperlink>
+          </w:p>
+        </w:tc>
+      </w:tr>
+    </w:tbl>
+    <w:p/>
+    <w:p>
+      <w:r>
+        <w:rPr>
+          <w:b/>
+          <w:color w:val="4672C4"/>
+          <w:sz w:val="22"/>
+        </w:rPr>
+        <w:t>&gt;&gt; Section2 - Education</w:t>
+      </w:r>
+    </w:p>
+    <w:p>
+      <w:pPr>
+        <w:ind w:left="283"/>
+      </w:pPr>
+      <w:r>
+        <w:rPr>
+          <w:sz w:val="20"/>
+        </w:rPr>
+        <w:t xml:space="preserve">- Dans les milieux urbains c'est peu probable de voir une école dont les élèves ou étudiants ne dépensent pas en frais d'uniformes, prière de verifier pour khadija cisse et corriger ou confirmer avec le QG. Le montant des autres depenses pour l'année scolaire de khadija cisse est faible ou élevé. veuillez, s'il vous plait, confirmer ces informations avec le QG ou apporter les corrections nécessaires. </w:t>
+        <w:br/>
+        <w:t xml:space="preserve">- Peu probable! abdoulaye diouma diallo  n'arrive pas  à comprendre un petit texte lu dans une langue locale (s02q03). Veuillez corriger ou donner des explications au QG. Peu probable! abdoulaye diouma diallo  ne sait ni lire, ni écrire, ni comprendre dans aucune des langues  (s02q01,s02q02,s02q03). Veuillez corriger ou donner des explications au QG. </w:t>
+        <w:br/>
+        <w:t xml:space="preserve">- Peu probable! abdoulaye diouma traoré  n'arrive pas  à comprendre un petit texte lu dans une langue locale (s02q03). Veuillez corriger ou donner des explications au QG. Peu probable! abdoulaye diouma traoré  ne sait ni lire, ni écrire, ni comprendre dans aucune des langues  (s02q01,s02q02,s02q03). Veuillez corriger ou donner des explications au QG. </w:t>
+        <w:br/>
+        <w:t xml:space="preserve">- Peu probable! bineta diallo  n'arrive pas  à comprendre un petit texte lu dans une langue locale (s02q03). Veuillez corriger ou donner des explications au QG. Peu probable! bineta diallo  ne sait ni lire, ni écrire, ni comprendre dans aucune des langues  (s02q01,s02q02,s02q03). Veuillez corriger ou donner des explications au QG. </w:t>
+        <w:br/>
+        <w:t xml:space="preserve">- Peu probable! fatou traoré  n'arrive pas  à comprendre un petit texte lu dans une langue locale (s02q03). Veuillez corriger ou donner des explications au QG. Peu probable! fatou traoré  ne sait ni lire, ni écrire, ni comprendre dans aucune des langues  (s02q01,s02q02,s02q03). Veuillez corriger ou donner des explications au QG. </w:t>
+        <w:br/>
+        <w:t xml:space="preserve">- Peu probable! hawa diarra  n'arrive pas  à comprendre un petit texte lu dans une langue locale (s02q03). Veuillez corriger ou donner des explications au QG. Peu probable! hawa diarra  ne sait ni lire, ni écrire, ni comprendre dans aucune des langues  (s02q01,s02q02,s02q03). Veuillez corriger ou donner des explications au QG. </w:t>
+        <w:br/>
+        <w:t xml:space="preserve">- Peu probable! mamadou traoré  n'arrive pas  à comprendre un petit texte lu dans une langue locale (s02q03). Veuillez corriger ou donner des explications au QG. Peu probable! mamadou traoré  ne sait ni lire, ni écrire, ni comprendre dans aucune des langues  (s02q01,s02q02,s02q03). Veuillez corriger ou donner des explications au QG. </w:t>
+        <w:br/>
+        <w:t xml:space="preserve">- Peu probable! sidi touré  n'arrive pas  à comprendre un petit texte lu dans une langue locale (s02q03). Veuillez corriger ou donner des explications au QG. Peu probable! sidi touré  ne sait ni lire, ni écrire, ni comprendre dans aucune des langues  (s02q01,s02q02,s02q03). Veuillez corriger ou donner des explications au QG. </w:t>
+        <w:br/>
+        <w:t>- Peu probable! sokhna traoré  n'arrive pas  à comprendre un petit texte lu dans une langue locale (s02q03). Veuillez corriger ou donner des explications au QG. Peu probable! sokhna traoré  ne sait ni lire, ni écrire, ni comprendre dans aucune des langues  (s02q01,s02q02,s02q03). Veuillez corriger ou donner des explications au QG.</w:t>
+      </w:r>
+    </w:p>
+    <w:p>
+      <w:r>
+        <w:rPr>
+          <w:b/>
+          <w:color w:val="4672C4"/>
+          <w:sz w:val="22"/>
+        </w:rPr>
+        <w:t>&gt;&gt; Section4a - Emploi</w:t>
+      </w:r>
+    </w:p>
+    <w:p>
+      <w:pPr>
+        <w:ind w:left="283"/>
+      </w:pPr>
+      <w:r>
+        <w:rPr>
+          <w:sz w:val="20"/>
+        </w:rPr>
+        <w:t>- Avertissement! hawa diarra n'a consacré aucune heure pour aucun des travaux du ménage, prière de regarder les réponses prises dans les questions (s04q01 s04q02 s04q03 s04q04 s04q05 s04q06 s04q07 s04q08). Avertissement! hawa diarra est trop âgé ou en retraite mais il a moins de 58 ans, prière de corriger.</w:t>
+      </w:r>
+    </w:p>
+    <w:p>
+      <w:r>
+        <w:rPr>
+          <w:b/>
+          <w:color w:val="4672C4"/>
+          <w:sz w:val="22"/>
+        </w:rPr>
+        <w:t>&gt;&gt; Section7b - Consommation alimentaire - 7 jours</w:t>
+      </w:r>
+    </w:p>
+    <w:p>
+      <w:pPr>
+        <w:ind w:left="283"/>
+      </w:pPr>
+      <w:r>
+        <w:rPr>
+          <w:sz w:val="20"/>
+        </w:rPr>
+        <w:t>- Attention ! Le prix unitaire d'achat (200 Fcfa) de Choux en Morceau (Portion) (Moyen) est relativement élevé par rapport aux autres prix observés dans cette zone. Prière de corriger ou de confirmer avec le QG. Avertissement!! La quantité (3.25 litre) du produit Huile de soja  consommée  par le ménage semble très élevé, prière de corriger ou confirmer avec le QG. Attention ! Le prix unitaire d'achat (1000 Fcfa) de Huile de soja  en Litre (taille unique) est relativement faible par rapport aux autres prix observés dans cette zone. Prière de corriger ou de confirmer avec le QG. Avertissement!!! Le ménage a consommé 7 Paquet Moyen de Thé en sachet, cette quantité semble anormale pour une consommation des 7 derniers jours.Prière de corriger ou de confirmer avec le QG. Avertissement!! le prix unitaire (100 Fcfa) de Thé en sachet (unité: Paquet) de taille Moyen est très faible ou élevé. Prière de corriger ou de confirmer avec le QG. Incohérence!! Dans ce ménage, chaque individus consomme par jour 43.18735 Kg  de cereale; Prière de revoir les quantités prises de ces produits. Incohérence!! Dans ce ménage, chaque individus consomme par jour 43.18735 Kg  de cereale; Prière de revoir les quantités prises de ces produits.</w:t>
+      </w:r>
+    </w:p>
+    <w:p>
+      <w:r>
+        <w:rPr>
+          <w:b/>
+          <w:color w:val="4672C4"/>
+          <w:sz w:val="22"/>
+        </w:rPr>
+        <w:t>&gt;&gt; Section9c - Depenses non-alimentaires - 30 jours</w:t>
+      </w:r>
+    </w:p>
+    <w:p>
+      <w:pPr>
+        <w:ind w:left="283"/>
+      </w:pPr>
+      <w:r>
+        <w:rPr>
+          <w:sz w:val="20"/>
+        </w:rPr>
+        <w:t>- La dernière fois que vous avez acheté Bois de chauffe ramassé/coupé (estimer la valeur) est cueillette et semble exister dans les modalités, prière de prendre attache avec le QG pour plus d'explication afin de la classer bien.</w:t>
+      </w:r>
+    </w:p>
+    <w:p>
+      <w:r>
+        <w:rPr>
+          <w:b/>
+          <w:color w:val="4672C4"/>
+          <w:sz w:val="22"/>
+        </w:rPr>
+        <w:t>&gt;&gt; Section10b - caracteristiques entreprise non agricole</w:t>
+      </w:r>
+    </w:p>
+    <w:p>
+      <w:pPr>
+        <w:ind w:left="283"/>
+      </w:pPr>
+      <w:r>
+        <w:rPr>
+          <w:sz w:val="20"/>
+        </w:rPr>
+        <w:t>- Incohérence!! L'entreprise activite de transformation dit avoir réçu une somme sur la revente de ces marchandises achetées et revendues en état (s10q46 est differnt de 0) mais n'a depensé aucune somme sur l'achat des marchandises revendues en état (s10q47==0), prière de fournir plus d'effort pour estimer le montant obtenu sur la depense de ces marchandises achetées et revendues en état. Le montant dépensé de l'entreprise activite de transformation en achat de matières premières pour les produits vendus au cours des 30 derniers jours ou durant le dernier mois où l'entreprise a fonctionné ne peut pas être supéreur aux montants obtenus sur la vente de produits transformés par l'entreprise au cours de cette même période où l'entreprise a fonctionné (s10q49 &gt; s10q48), prière de corriger. Cette entreprise activite de transformation dit avoir obtenu une valeur sur les marchandises vendu en etat et les marchandises vendu après transformation.</w:t>
+      </w:r>
+    </w:p>
+    <w:p>
+      <w:r>
+        <w:rPr>
+          <w:b/>
+          <w:color w:val="4672C4"/>
+          <w:sz w:val="22"/>
+        </w:rPr>
+        <w:t>&gt;&gt; Section11 - Caracteristiques logement</w:t>
+      </w:r>
+    </w:p>
+    <w:p>
+      <w:pPr>
+        <w:ind w:left="283"/>
+      </w:pPr>
+      <w:r>
+        <w:rPr>
+          <w:sz w:val="20"/>
+        </w:rPr>
+        <w:t>- Avertissement!! Le ménage (vit en milieu urbain) se débarrasse de ses ordures ménagères soit par le Dépotoir sauvage, brûle et enterre, prière de corriger ou confirmer avec le QG.</w:t>
+      </w:r>
+    </w:p>
+    <w:p>
+      <w:r>
+        <w:rPr>
+          <w:b/>
+          <w:color w:val="4672C4"/>
+          <w:sz w:val="22"/>
+        </w:rPr>
+        <w:t>&gt;&gt; Section16a - Champs et parcelles</w:t>
+      </w:r>
+    </w:p>
+    <w:p>
+      <w:pPr>
+        <w:ind w:left="283"/>
+      </w:pPr>
+      <w:r>
+        <w:rPr>
+          <w:sz w:val="20"/>
+        </w:rPr>
+        <w:t>- La section 16 du ménage de ABDOULAYE DIOUMA DIALLO n'est pas renseigné, prière de renseigner.</w:t>
       </w:r>
     </w:p>
     <w:p>
